--- a/00-首页/题组Word/第一轮·竞赛教材版/第一轮原理·8-氧化还原与电化学（学生版-打印版）.docx
+++ b/00-首页/题组Word/第一轮·竞赛教材版/第一轮原理·8-氧化还原与电化学（学生版-打印版）.docx
@@ -283,6 +283,7 @@
     <w:p>
       <w:pPr>
         <w:pStyle w:val="Compact"/>
+        <w:spacing w:before="0" w:after="0"/>
       </w:pPr>
       <w:r>
         <w:rPr>
@@ -312,6 +313,7 @@
     <w:p>
       <w:pPr>
         <w:pStyle w:val="Compact"/>
+        <w:spacing w:before="0" w:after="0"/>
       </w:pPr>
       <w:r>
         <w:rPr>
@@ -368,6 +370,7 @@
     <w:p>
       <w:pPr>
         <w:pStyle w:val="Compact"/>
+        <w:spacing w:before="0" w:after="0"/>
       </w:pPr>
       <w:r>
         <w:rPr>
@@ -391,6 +394,7 @@
     <w:p>
       <w:pPr>
         <w:pStyle w:val="Compact"/>
+        <w:spacing w:before="0" w:after="0"/>
       </w:pPr>
       <w:r>
         <w:rPr>
@@ -477,6 +481,7 @@
     <w:p>
       <w:pPr>
         <w:pStyle w:val="Compact"/>
+        <w:spacing w:before="0" w:after="0"/>
       </w:pPr>
       <w:r>
         <w:rPr>
@@ -548,6 +553,7 @@
     <w:p>
       <w:pPr>
         <w:pStyle w:val="Compact"/>
+        <w:spacing w:before="0" w:after="0"/>
       </w:pPr>
       <w:r>
         <w:rPr>
@@ -612,6 +618,7 @@
     <w:p>
       <w:pPr>
         <w:pStyle w:val="Compact"/>
+        <w:spacing w:before="0" w:after="0"/>
       </w:pPr>
       <w:r>
         <w:rPr>
@@ -690,6 +697,7 @@
     <w:p>
       <w:pPr>
         <w:pStyle w:val="Compact"/>
+        <w:spacing w:before="0" w:after="0"/>
       </w:pPr>
       <w:r>
         <w:rPr>
@@ -17776,6 +17784,14 @@
         <w:tblStyle w:val="Table"/>
         <w:tblW w:type="pct" w:w="5000"/>
         <w:tblLayout w:type="fixed"/>
+        <w:tblBorders>
+          <w:top w:val="single" w:sz="12" w:space="0" w:color="000000"/>
+          <w:left w:val="none" w:sz="0" w:space="0" w:color="auto"/>
+          <w:bottom w:val="single" w:sz="12" w:space="0" w:color="000000"/>
+          <w:right w:val="none" w:sz="0" w:space="0" w:color="auto"/>
+          <w:insideH w:val="none" w:sz="0" w:space="0" w:color="auto"/>
+          <w:insideV w:val="none" w:sz="0" w:space="0" w:color="auto"/>
+        </w:tblBorders>
         <w:tblLook w:firstRow="1" w:lastRow="0" w:firstColumn="0" w:lastColumn="0" w:noHBand="0" w:noVBand="0" w:val="0020"/>
       </w:tblPr>
       <w:tblGrid>
@@ -17790,7 +17806,11 @@
           <w:tblHeader w:val="on"/>
         </w:trPr>
         <w:tc>
-          <w:tcPr/>
+          <w:tcPr>
+            <w:tcBorders>
+              <w:bottom w:val="single" w:sz="8" w:space="0" w:color="000000"/>
+            </w:tcBorders>
+          </w:tcPr>
           <w:p>
             <w:pPr>
               <w:pStyle w:val="Compact"/>
@@ -17806,7 +17826,11 @@
           </w:p>
         </w:tc>
         <w:tc>
-          <w:tcPr/>
+          <w:tcPr>
+            <w:tcBorders>
+              <w:bottom w:val="single" w:sz="8" w:space="0" w:color="000000"/>
+            </w:tcBorders>
+          </w:tcPr>
           <w:p>
             <w:pPr>
               <w:pStyle w:val="Compact"/>
@@ -17822,7 +17846,11 @@
           </w:p>
         </w:tc>
         <w:tc>
-          <w:tcPr/>
+          <w:tcPr>
+            <w:tcBorders>
+              <w:bottom w:val="single" w:sz="8" w:space="0" w:color="000000"/>
+            </w:tcBorders>
+          </w:tcPr>
           <w:p>
             <w:pPr>
               <w:pStyle w:val="Compact"/>
@@ -17838,7 +17866,11 @@
           </w:p>
         </w:tc>
         <w:tc>
-          <w:tcPr/>
+          <w:tcPr>
+            <w:tcBorders>
+              <w:bottom w:val="single" w:sz="8" w:space="0" w:color="000000"/>
+            </w:tcBorders>
+          </w:tcPr>
           <w:p>
             <w:pPr>
               <w:pStyle w:val="Compact"/>
@@ -17884,7 +17916,11 @@
           </w:p>
         </w:tc>
         <w:tc>
-          <w:tcPr/>
+          <w:tcPr>
+            <w:tcBorders>
+              <w:bottom w:val="single" w:sz="8" w:space="0" w:color="000000"/>
+            </w:tcBorders>
+          </w:tcPr>
           <w:p>
             <w:pPr>
               <w:pStyle w:val="Compact"/>
@@ -18413,6 +18449,14 @@
         <w:tblStyle w:val="Table"/>
         <w:tblW w:type="pct" w:w="5000"/>
         <w:tblLayout w:type="fixed"/>
+        <w:tblBorders>
+          <w:top w:val="single" w:sz="12" w:space="0" w:color="000000"/>
+          <w:left w:val="none" w:sz="0" w:space="0" w:color="auto"/>
+          <w:bottom w:val="single" w:sz="12" w:space="0" w:color="000000"/>
+          <w:right w:val="none" w:sz="0" w:space="0" w:color="auto"/>
+          <w:insideH w:val="none" w:sz="0" w:space="0" w:color="auto"/>
+          <w:insideV w:val="none" w:sz="0" w:space="0" w:color="auto"/>
+        </w:tblBorders>
         <w:tblLook w:firstRow="1" w:lastRow="0" w:firstColumn="0" w:lastColumn="0" w:noHBand="0" w:noVBand="0" w:val="0020"/>
       </w:tblPr>
       <w:tblGrid>
@@ -18426,7 +18470,11 @@
           <w:tblHeader w:val="on"/>
         </w:trPr>
         <w:tc>
-          <w:tcPr/>
+          <w:tcPr>
+            <w:tcBorders>
+              <w:bottom w:val="single" w:sz="8" w:space="0" w:color="000000"/>
+            </w:tcBorders>
+          </w:tcPr>
           <w:p>
             <w:pPr>
               <w:pStyle w:val="Compact"/>
@@ -18442,7 +18490,11 @@
           </w:p>
         </w:tc>
         <w:tc>
-          <w:tcPr/>
+          <w:tcPr>
+            <w:tcBorders>
+              <w:bottom w:val="single" w:sz="8" w:space="0" w:color="000000"/>
+            </w:tcBorders>
+          </w:tcPr>
           <w:p>
             <w:pPr>
               <w:pStyle w:val="Compact"/>
@@ -18488,7 +18540,11 @@
           </w:p>
         </w:tc>
         <w:tc>
-          <w:tcPr/>
+          <w:tcPr>
+            <w:tcBorders>
+              <w:bottom w:val="single" w:sz="8" w:space="0" w:color="000000"/>
+            </w:tcBorders>
+          </w:tcPr>
           <w:p>
             <w:pPr>
               <w:pStyle w:val="Compact"/>
@@ -18504,7 +18560,11 @@
           </w:p>
         </w:tc>
         <w:tc>
-          <w:tcPr/>
+          <w:tcPr>
+            <w:tcBorders>
+              <w:bottom w:val="single" w:sz="8" w:space="0" w:color="000000"/>
+            </w:tcBorders>
+          </w:tcPr>
           <w:p>
             <w:pPr>
               <w:pStyle w:val="Compact"/>
@@ -36627,7 +36687,6 @@
     <w:bookmarkEnd w:id="84"/>
     <w:bookmarkEnd w:id="85"/>
     <w:sectPr>
-      <w:headerReference w:type="default" r:id="rId72"/>
       <w:footerReference w:type="default" r:id="rId10"/>
       <w:footnotePr>
         <w:numRestart w:val="eachSect"/>
@@ -36654,16 +36713,6 @@
       <w:rPr>
         <w:rFonts w:ascii="Times New Roman" w:hAnsi="Times New Roman" w:eastAsia="Times New Roman" w:cs="Times New Roman"/>
         <w:b w:val="0"/>
-        <w:color w:val="000000"/>
-        <w:sz w:val="20"/>
-      </w:rPr>
-      <w:t xml:space="preserve">第 </w:t>
-    </w:r>
-    <w:r>
-      <w:rPr>
-        <w:rFonts w:ascii="Times New Roman" w:hAnsi="Times New Roman" w:eastAsia="Times New Roman" w:cs="Times New Roman"/>
-        <w:b w:val="0"/>
-        <w:color w:val="000000"/>
         <w:sz w:val="20"/>
       </w:rPr>
       <w:fldChar w:fldCharType="begin"/>
@@ -36672,7 +36721,6 @@
       <w:rPr>
         <w:rFonts w:ascii="Times New Roman" w:hAnsi="Times New Roman" w:eastAsia="Times New Roman" w:cs="Times New Roman"/>
         <w:b w:val="0"/>
-        <w:color w:val="000000"/>
         <w:sz w:val="20"/>
       </w:rPr>
       <w:instrText xml:space="preserve"> PAGE </w:instrText>
@@ -36681,91 +36729,9 @@
       <w:rPr>
         <w:rFonts w:ascii="Times New Roman" w:hAnsi="Times New Roman" w:eastAsia="Times New Roman" w:cs="Times New Roman"/>
         <w:b w:val="0"/>
-        <w:color w:val="000000"/>
-        <w:sz w:val="20"/>
-      </w:rPr>
-      <w:fldChar w:fldCharType="separate"/>
-    </w:r>
-    <w:r>
-      <w:rPr>
-        <w:rFonts w:ascii="Times New Roman" w:hAnsi="Times New Roman" w:eastAsia="Times New Roman" w:cs="Times New Roman"/>
-        <w:b w:val="0"/>
-        <w:color w:val="000000"/>
-        <w:sz w:val="20"/>
-      </w:rPr>
-      <w:t>1</w:t>
-    </w:r>
-    <w:r>
-      <w:rPr>
-        <w:rFonts w:ascii="Times New Roman" w:hAnsi="Times New Roman" w:eastAsia="Times New Roman" w:cs="Times New Roman"/>
-        <w:b w:val="0"/>
-        <w:color w:val="000000"/>
         <w:sz w:val="20"/>
       </w:rPr>
       <w:fldChar w:fldCharType="end"/>
-    </w:r>
-    <w:r>
-      <w:rPr>
-        <w:rFonts w:ascii="Times New Roman" w:hAnsi="Times New Roman" w:eastAsia="Times New Roman" w:cs="Times New Roman"/>
-        <w:b w:val="0"/>
-        <w:color w:val="000000"/>
-        <w:sz w:val="20"/>
-      </w:rPr>
-      <w:t xml:space="preserve"> 页 / 共 </w:t>
-    </w:r>
-    <w:r>
-      <w:rPr>
-        <w:rFonts w:ascii="Times New Roman" w:hAnsi="Times New Roman" w:eastAsia="Times New Roman" w:cs="Times New Roman"/>
-        <w:b w:val="0"/>
-        <w:color w:val="000000"/>
-        <w:sz w:val="20"/>
-      </w:rPr>
-      <w:fldChar w:fldCharType="begin"/>
-    </w:r>
-    <w:r>
-      <w:rPr>
-        <w:rFonts w:ascii="Times New Roman" w:hAnsi="Times New Roman" w:eastAsia="Times New Roman" w:cs="Times New Roman"/>
-        <w:b w:val="0"/>
-        <w:color w:val="000000"/>
-        <w:sz w:val="20"/>
-      </w:rPr>
-      <w:instrText xml:space="preserve"> NUMPAGES </w:instrText>
-    </w:r>
-    <w:r>
-      <w:rPr>
-        <w:rFonts w:ascii="Times New Roman" w:hAnsi="Times New Roman" w:eastAsia="Times New Roman" w:cs="Times New Roman"/>
-        <w:b w:val="0"/>
-        <w:color w:val="000000"/>
-        <w:sz w:val="20"/>
-      </w:rPr>
-      <w:fldChar w:fldCharType="separate"/>
-    </w:r>
-    <w:r>
-      <w:rPr>
-        <w:rFonts w:ascii="Times New Roman" w:hAnsi="Times New Roman" w:eastAsia="Times New Roman" w:cs="Times New Roman"/>
-        <w:b w:val="0"/>
-        <w:color w:val="000000"/>
-        <w:sz w:val="20"/>
-      </w:rPr>
-      <w:t>1</w:t>
-    </w:r>
-    <w:r>
-      <w:rPr>
-        <w:rFonts w:ascii="Times New Roman" w:hAnsi="Times New Roman" w:eastAsia="Times New Roman" w:cs="Times New Roman"/>
-        <w:b w:val="0"/>
-        <w:color w:val="000000"/>
-        <w:sz w:val="20"/>
-      </w:rPr>
-      <w:fldChar w:fldCharType="end"/>
-    </w:r>
-    <w:r>
-      <w:rPr>
-        <w:rFonts w:ascii="Times New Roman" w:hAnsi="Times New Roman" w:eastAsia="Times New Roman" w:cs="Times New Roman"/>
-        <w:b w:val="0"/>
-        <w:color w:val="000000"/>
-        <w:sz w:val="20"/>
-      </w:rPr>
-      <w:t xml:space="preserve"> 页</w:t>
     </w:r>
   </w:p>
 </w:ftr>
@@ -36788,28 +36754,6 @@
     </w:p>
   </w:footnote>
 </w:footnotes>
-</file>
-
-<file path=word/header1.xml><?xml version="1.0" encoding="utf-8"?>
-<w:hdr xmlns:m="http://schemas.openxmlformats.org/officeDocument/2006/math" xmlns:mc="http://schemas.openxmlformats.org/markup-compatibility/2006" xmlns:mo="http://schemas.microsoft.com/office/mac/office/2008/main" xmlns:mv="urn:schemas-microsoft-com:mac:vml" xmlns:o="urn:schemas-microsoft-com:office:office" xmlns:r="http://schemas.openxmlformats.org/officeDocument/2006/relationships" xmlns:v="urn:schemas-microsoft-com:vml" xmlns:w10="urn:schemas-microsoft-com:office:word" xmlns:w14="http://schemas.microsoft.com/office/word/2010/wordml" xmlns:w="http://schemas.openxmlformats.org/wordprocessingml/2006/main" xmlns:wne="http://schemas.microsoft.com/office/word/2006/wordml" xmlns:wp14="http://schemas.microsoft.com/office/word/2010/wordprocessingDrawing" xmlns:wp="http://schemas.openxmlformats.org/drawingml/2006/wordprocessingDrawing" xmlns:wpc="http://schemas.microsoft.com/office/word/2010/wordprocessingCanvas" xmlns:wpg="http://schemas.microsoft.com/office/word/2010/wordprocessingGroup" xmlns:wpi="http://schemas.microsoft.com/office/word/2010/wordprocessingInk" xmlns:wps="http://schemas.microsoft.com/office/word/2010/wordprocessingShape" mc:Ignorable="w14 wp14">
-  <w:p>
-    <w:pPr>
-      <w:jc w:val="right"/>
-      <w:pBdr>
-        <w:bottom w:val="single" w:sz="4" w:space="2" w:color="000000"/>
-      </w:pBdr>
-    </w:pPr>
-    <w:r>
-      <w:rPr>
-        <w:rFonts w:ascii="Times New Roman" w:hAnsi="Times New Roman" w:eastAsia="Times New Roman" w:cs="Times New Roman"/>
-        <w:b w:val="0"/>
-        <w:color w:val="000000"/>
-        <w:sz w:val="18"/>
-      </w:rPr>
-      <w:t xml:space="preserve">第一轮化学原理 · 氧化还原与电化学 · 练习</w:t>
-    </w:r>
-  </w:p>
-</w:hdr>
 </file>
 
 <file path=word/numbering.xml><?xml version="1.0" encoding="utf-8"?>

--- a/00-首页/题组Word/第一轮·竞赛教材版/第一轮原理·8-氧化还原与电化学（学生版-打印版）.docx
+++ b/00-首页/题组Word/第一轮·竞赛教材版/第一轮原理·8-氧化还原与电化学（学生版-打印版）.docx
@@ -6,8 +6,9 @@
     <w:p>
       <w:pPr>
         <w:pStyle w:val="Heading1"/>
-        <w:spacing w:before="280" w:after="120"/>
+        <w:spacing w:before="0" w:after="240"/>
         <w:jc w:val="center"/>
+        <w:keepNext/>
       </w:pPr>
       <w:r>
         <w:rPr>
@@ -38,6 +39,60 @@
           <w:rFonts w:hint="eastAsia" w:ascii="Times New Roman" w:hAnsi="Times New Roman" w:eastAsia="SimHei" w:cs="Times New Roman"/>
         </w:rPr>
         <w:t>练习</w:t>
+      </w:r>
+    </w:p>
+    <w:p>
+      <w:pPr>
+        <w:pStyle w:val="BlockText"/>
+        <w:ind w:firstLine="420"/>
+      </w:pPr>
+      <w:r>
+        <w:rPr>
+          <w:rFonts w:hint="eastAsia" w:ascii="Times New Roman" w:hAnsi="Times New Roman" w:eastAsia="FangSong" w:cs="Times New Roman"/>
+        </w:rPr>
+        <w:t xml:space="preserve">共</w:t>
+      </w:r>
+      <w:r>
+        <w:rPr>
+          <w:rFonts w:ascii="Times New Roman" w:hAnsi="Times New Roman" w:eastAsia="Times New Roman" w:cs="Times New Roman"/>
+        </w:rPr>
+        <w:t xml:space="preserve"> 40 </w:t>
+      </w:r>
+      <w:r>
+        <w:rPr>
+          <w:rFonts w:hint="eastAsia" w:ascii="Times New Roman" w:hAnsi="Times New Roman" w:eastAsia="FangSong" w:cs="Times New Roman"/>
+        </w:rPr>
+        <w:t>题</w:t>
+      </w:r>
+      <w:r>
+        <w:rPr>
+          <w:rFonts w:hint="eastAsia" w:ascii="Times New Roman" w:hAnsi="Times New Roman" w:eastAsia="Times New Roman" w:cs="Times New Roman"/>
+        </w:rPr>
+        <w:t>。</w:t>
+      </w:r>
+      <w:r>
+        <w:rPr>
+          <w:rFonts w:hint="eastAsia" w:ascii="Times New Roman" w:hAnsi="Times New Roman" w:eastAsia="FangSong" w:cs="Times New Roman"/>
+        </w:rPr>
+        <w:t>建议先独立完成</w:t>
+      </w:r>
+      <w:r>
+        <w:rPr>
+          <w:rFonts w:hint="eastAsia" w:ascii="Times New Roman" w:hAnsi="Times New Roman" w:eastAsia="Times New Roman" w:cs="Times New Roman"/>
+        </w:rPr>
+        <w:t>，</w:t>
+      </w:r>
+      <w:r>
+        <w:rPr>
+          <w:rFonts w:hint="eastAsia" w:ascii="Times New Roman" w:hAnsi="Times New Roman" w:eastAsia="FangSong" w:cs="Times New Roman"/>
+        </w:rPr>
+        <w:t>再核对答案</w:t>
+      </w:r>
+      <w:r>
+        <w:rPr>
+          <w:rFonts w:hint="eastAsia" w:ascii="Times New Roman" w:hAnsi="Times New Roman" w:eastAsia="Times New Roman" w:cs="Times New Roman"/>
+        </w:rPr>
+        <w:t>。</w:t>
       </w:r>
     </w:p>
     <w:p>
@@ -54,7 +109,8 @@
     <w:p>
       <w:pPr>
         <w:pStyle w:val="Heading2"/>
-        <w:spacing w:before="280" w:after="120"/>
+        <w:spacing w:before="280" w:after="80"/>
+        <w:keepNext/>
       </w:pPr>
       <w:r>
         <w:rPr>
@@ -91,6 +147,7 @@
     <w:p>
       <w:pPr>
         <w:pStyle w:val="FirstParagraph"/>
+        <w:ind w:firstLine="420"/>
       </w:pPr>
       <w:r>
         <w:rPr>
@@ -240,7 +297,7 @@
         </w:rPr>
         <w:drawing>
           <wp:inline>
-            <wp:extent cx="3288178" cy="1310400"/>
+            <wp:extent cx="3600000" cy="1753676"/>
             <wp:effectExtent b="0" l="0" r="0" t="0"/>
             <wp:docPr descr="" title="" id="10" name="Picture"/>
             <a:graphic>
@@ -261,7 +318,7 @@
                   <pic:spPr bwMode="auto">
                     <a:xfrm>
                       <a:off x="0" y="0"/>
-                      <a:ext cx="3288178" cy="1310400"/>
+                      <a:ext cx="3600000" cy="1753676"/>
                     </a:xfrm>
                     <a:prstGeom prst="rect">
                       <a:avLst/>
@@ -283,7 +340,11 @@
     <w:p>
       <w:pPr>
         <w:pStyle w:val="Compact"/>
-        <w:spacing w:before="0" w:after="0"/>
+        <w:numPr>
+          <w:ilvl w:val="0"/>
+          <w:numId w:val="1001"/>
+        </w:numPr>
+        <w:ind w:firstLine="420"/>
       </w:pPr>
       <w:r>
         <w:rPr>
@@ -313,7 +374,11 @@
     <w:p>
       <w:pPr>
         <w:pStyle w:val="Compact"/>
-        <w:spacing w:before="0" w:after="0"/>
+        <w:numPr>
+          <w:ilvl w:val="0"/>
+          <w:numId w:val="1001"/>
+        </w:numPr>
+        <w:ind w:firstLine="420"/>
       </w:pPr>
       <w:r>
         <w:rPr>
@@ -370,7 +435,11 @@
     <w:p>
       <w:pPr>
         <w:pStyle w:val="Compact"/>
-        <w:spacing w:before="0" w:after="0"/>
+        <w:numPr>
+          <w:ilvl w:val="0"/>
+          <w:numId w:val="1001"/>
+        </w:numPr>
+        <w:ind w:firstLine="420"/>
       </w:pPr>
       <w:r>
         <w:rPr>
@@ -394,7 +463,11 @@
     <w:p>
       <w:pPr>
         <w:pStyle w:val="Compact"/>
-        <w:spacing w:before="0" w:after="0"/>
+        <w:numPr>
+          <w:ilvl w:val="0"/>
+          <w:numId w:val="1001"/>
+        </w:numPr>
+        <w:ind w:firstLine="420"/>
       </w:pPr>
       <w:r>
         <w:rPr>
@@ -411,13 +484,13 @@
     </w:p>
     <w:p>
       <w:pPr>
-        <w:spacing w:before="0" w:after="0"/>
+        <w:spacing w:before="160" w:after="80"/>
       </w:pPr>
-    </w:p>
-    <w:p>
-      <w:pPr>
-        <w:spacing w:before="0" w:after="0"/>
-      </w:pPr>
+      <w:r>
+        <w:pict>
+          <v:rect style="width:0;height:1.5pt" o:hralign="center" o:hrstd="t" o:hr="t"/>
+        </w:pict>
+      </w:r>
     </w:p>
     <w:p>
       <w:pPr>
@@ -458,6 +531,7 @@
     <w:p>
       <w:pPr>
         <w:pStyle w:val="FirstParagraph"/>
+        <w:ind w:firstLine="420"/>
       </w:pPr>
       <w:r>
         <w:rPr>
@@ -481,7 +555,10 @@
     <w:p>
       <w:pPr>
         <w:pStyle w:val="Compact"/>
-        <w:spacing w:before="0" w:after="0"/>
+        <w:numPr>
+          <w:ilvl w:val="0"/>
+          <w:numId w:val="1002"/>
+        </w:numPr>
       </w:pPr>
       <w:r>
         <w:rPr>
@@ -553,7 +630,10 @@
     <w:p>
       <w:pPr>
         <w:pStyle w:val="Compact"/>
-        <w:spacing w:before="0" w:after="0"/>
+        <w:numPr>
+          <w:ilvl w:val="0"/>
+          <w:numId w:val="1002"/>
+        </w:numPr>
       </w:pPr>
       <w:r>
         <w:rPr>
@@ -618,7 +698,10 @@
     <w:p>
       <w:pPr>
         <w:pStyle w:val="Compact"/>
-        <w:spacing w:before="0" w:after="0"/>
+        <w:numPr>
+          <w:ilvl w:val="0"/>
+          <w:numId w:val="1002"/>
+        </w:numPr>
       </w:pPr>
       <w:r>
         <w:rPr>
@@ -697,7 +780,10 @@
     <w:p>
       <w:pPr>
         <w:pStyle w:val="Compact"/>
-        <w:spacing w:before="0" w:after="0"/>
+        <w:numPr>
+          <w:ilvl w:val="0"/>
+          <w:numId w:val="1002"/>
+        </w:numPr>
       </w:pPr>
       <w:r>
         <w:rPr>
@@ -768,13 +854,13 @@
     </w:p>
     <w:p>
       <w:pPr>
-        <w:spacing w:before="0" w:after="0"/>
+        <w:spacing w:before="160" w:after="80"/>
       </w:pPr>
-    </w:p>
-    <w:p>
-      <w:pPr>
-        <w:spacing w:before="0" w:after="0"/>
-      </w:pPr>
+      <w:r>
+        <w:pict>
+          <v:rect style="width:0;height:1.5pt" o:hralign="center" o:hrstd="t" o:hr="t"/>
+        </w:pict>
+      </w:r>
     </w:p>
     <w:p>
       <w:pPr>
@@ -815,6 +901,7 @@
     <w:p>
       <w:pPr>
         <w:pStyle w:val="FirstParagraph"/>
+        <w:ind w:firstLine="420"/>
       </w:pPr>
       <w:r>
         <w:rPr>
@@ -1075,9 +1162,15 @@
           <m:t> </m:t>
         </m:r>
         <m:r>
+          <m:rPr>
+            <m:sty m:val="p"/>
+          </m:rPr>
           <m:t>m</m:t>
         </m:r>
         <m:r>
+          <m:rPr>
+            <m:sty m:val="p"/>
+          </m:rPr>
           <m:t>L</m:t>
         </m:r>
         <m:r>
@@ -1090,23 +1183,38 @@
           <m:t> </m:t>
         </m:r>
         <m:r>
+          <m:rPr>
+            <m:sty m:val="p"/>
+          </m:rPr>
           <m:t>m</m:t>
         </m:r>
         <m:r>
+          <m:rPr>
+            <m:sty m:val="p"/>
+          </m:rPr>
           <m:t>o</m:t>
         </m:r>
         <m:r>
+          <m:rPr>
+            <m:sty m:val="p"/>
+          </m:rPr>
           <m:t>l</m:t>
         </m:r>
         <m:r>
           <m:t> </m:t>
         </m:r>
-        <m:r>
-          <m:t>d</m:t>
-        </m:r>
         <m:sSup>
           <m:e>
             <m:r>
+              <m:rPr>
+                <m:sty m:val="p"/>
+              </m:rPr>
+              <m:t>d</m:t>
+            </m:r>
+            <m:r>
+              <m:rPr>
+                <m:sty m:val="p"/>
+              </m:rPr>
               <m:t>m</m:t>
             </m:r>
           </m:e>
@@ -1207,12 +1315,21 @@
           <m:t> </m:t>
         </m:r>
         <m:r>
+          <m:rPr>
+            <m:sty m:val="p"/>
+          </m:rPr>
           <m:t>m</m:t>
         </m:r>
         <m:r>
+          <m:rPr>
+            <m:sty m:val="p"/>
+          </m:rPr>
           <m:t>o</m:t>
         </m:r>
         <m:r>
+          <m:rPr>
+            <m:sty m:val="p"/>
+          </m:rPr>
           <m:t>l</m:t>
         </m:r>
         <m:r>
@@ -1419,9 +1536,15 @@
           <m:t> </m:t>
         </m:r>
         <m:r>
+          <m:rPr>
+            <m:sty m:val="p"/>
+          </m:rPr>
           <m:t>m</m:t>
         </m:r>
         <m:r>
+          <m:rPr>
+            <m:sty m:val="p"/>
+          </m:rPr>
           <m:t>L</m:t>
         </m:r>
       </m:oMath>
@@ -1508,6 +1631,7 @@
     <w:p>
       <w:pPr>
         <w:pStyle w:val="BodyText"/>
+        <w:ind w:firstLine="420"/>
       </w:pPr>
       <w:r>
         <w:rPr>
@@ -1636,20 +1760,29 @@
         </w:rPr>
         <w:drawing>
           <wp:inline>
-            <wp:extent cx="3571731" cy="2743547"/>
+            <wp:extent cx="3600000" cy="2700000"/>
             <wp:effectExtent b="0" l="0" r="0" t="0"/>
             <wp:docPr descr="" title="" id="15" name="Picture"/>
             <a:graphic>
               <a:graphicData uri="http://schemas.openxmlformats.org/drawingml/2006/picture">
                 <pic:pic>
                   <pic:nvPicPr>
-                    <pic:cNvPr descr="redox-titration-curve.png" id="16" name="Picture"/>
+                    <pic:cNvPr descr="redox-titration-curve.svg" id="16" name="Picture"/>
                     <pic:cNvPicPr>
                       <a:picLocks noChangeArrowheads="1" noChangeAspect="1"/>
                     </pic:cNvPicPr>
                   </pic:nvPicPr>
                   <pic:blipFill>
-                    <a:blip r:embed="rId14"/>
+                    <a:blip>
+                      <a:extLst>
+                        <a:ext uri="{28A0092B-C50C-407E-A947-70E740481C1C}">
+                          <a14:useLocalDpi xmlns:a14="http://schemas.microsoft.com/office/drawing/2010/main" val="0"/>
+                        </a:ext>
+                        <a:ext uri="{96DAC541-7B7A-43D3-8B79-37D633B846F1}">
+                          <asvg:svgBlip xmlns:asvg="http://schemas.microsoft.com/office/drawing/2016/SVG/main" r:embed="rId14"/>
+                        </a:ext>
+                      </a:extLst>
+                    </a:blip>
                     <a:stretch>
                       <a:fillRect/>
                     </a:stretch>
@@ -1657,7 +1790,7 @@
                   <pic:spPr bwMode="auto">
                     <a:xfrm>
                       <a:off x="0" y="0"/>
-                      <a:ext cx="3571731" cy="2743547"/>
+                      <a:ext cx="3600000" cy="2700000"/>
                     </a:xfrm>
                     <a:prstGeom prst="rect">
                       <a:avLst/>
@@ -1678,43 +1811,13 @@
     </w:p>
     <w:p>
       <w:pPr>
-        <w:spacing w:before="0" w:after="0"/>
+        <w:spacing w:before="160" w:after="80"/>
       </w:pPr>
-    </w:p>
-    <w:p>
-      <w:pPr>
-        <w:spacing w:before="0" w:after="0"/>
-      </w:pPr>
-    </w:p>
-    <w:p>
-      <w:pPr>
-        <w:spacing w:before="0" w:after="0"/>
-      </w:pPr>
-    </w:p>
-    <w:p>
-      <w:pPr>
-        <w:spacing w:before="0" w:after="0"/>
-      </w:pPr>
-    </w:p>
-    <w:p>
-      <w:pPr>
-        <w:spacing w:before="0" w:after="0"/>
-      </w:pPr>
-    </w:p>
-    <w:p>
-      <w:pPr>
-        <w:spacing w:before="0" w:after="0"/>
-      </w:pPr>
-    </w:p>
-    <w:p>
-      <w:pPr>
-        <w:spacing w:before="0" w:after="0"/>
-      </w:pPr>
-    </w:p>
-    <w:p>
-      <w:pPr>
-        <w:spacing w:before="0" w:after="0"/>
-      </w:pPr>
+      <w:r>
+        <w:pict>
+          <v:rect style="width:0;height:1.5pt" o:hralign="center" o:hrstd="t" o:hr="t"/>
+        </w:pict>
+      </w:r>
     </w:p>
     <w:p>
       <w:pPr>
@@ -1755,6 +1858,7 @@
     <w:p>
       <w:pPr>
         <w:pStyle w:val="FirstParagraph"/>
+        <w:ind w:firstLine="420"/>
       </w:pPr>
       <w:r>
         <w:rPr>
@@ -1785,7 +1889,10 @@
           </m:e>
           <m:sup>
             <m:r>
-              <m:t>θ</m:t>
+              <m:rPr>
+                <m:sty m:val="p"/>
+              </m:rPr>
+              <m:t>∘</m:t>
             </m:r>
           </m:sup>
         </m:sSup>
@@ -1915,7 +2022,10 @@
           </m:e>
           <m:sup>
             <m:r>
-              <m:t>θ</m:t>
+              <m:rPr>
+                <m:sty m:val="p"/>
+              </m:rPr>
+              <m:t>∘</m:t>
             </m:r>
           </m:sup>
         </m:sSup>
@@ -2051,10 +2161,12 @@
     </w:p>
     <w:p>
       <w:pPr>
+        <w:pStyle w:val="Compact"/>
         <w:numPr>
           <w:ilvl w:val="0"/>
           <w:numId w:val="1003"/>
         </w:numPr>
+        <w:ind w:firstLine="420"/>
       </w:pPr>
       <w:r>
         <w:rPr>
@@ -2071,7 +2183,7 @@
     </w:p>
     <w:p>
       <w:pPr>
-        <w:pStyle w:val="BodyText"/>
+        <w:pStyle w:val="FirstParagraph"/>
       </w:pPr>
       <m:oMathPara>
         <m:oMathParaPr>
@@ -2627,8 +2739,9 @@
       <w:pPr>
         <w:numPr>
           <w:ilvl w:val="0"/>
-          <w:numId w:val="1003"/>
+          <w:numId w:val="1004"/>
         </w:numPr>
+        <w:ind w:firstLine="420"/>
       </w:pPr>
       <w:r>
         <w:rPr>
@@ -2659,8 +2772,9 @@
       <w:pPr>
         <w:numPr>
           <w:ilvl w:val="0"/>
-          <w:numId w:val="1003"/>
+          <w:numId w:val="1004"/>
         </w:numPr>
+        <w:ind w:firstLine="420"/>
       </w:pPr>
       <w:r>
         <w:rPr>
@@ -2687,7 +2801,7 @@
         </w:rPr>
         <w:drawing>
           <wp:inline>
-            <wp:extent cx="3240000" cy="2679645"/>
+            <wp:extent cx="3240000" cy="2682119"/>
             <wp:effectExtent b="0" l="0" r="0" t="0"/>
             <wp:docPr descr="" title="" id="19" name="Picture"/>
             <a:graphic>
@@ -2708,7 +2822,7 @@
                   <pic:spPr bwMode="auto">
                     <a:xfrm>
                       <a:off x="0" y="0"/>
-                      <a:ext cx="3240000" cy="2679645"/>
+                      <a:ext cx="3240000" cy="2682119"/>
                     </a:xfrm>
                     <a:prstGeom prst="rect">
                       <a:avLst/>
@@ -2729,28 +2843,13 @@
     </w:p>
     <w:p>
       <w:pPr>
-        <w:spacing w:before="0" w:after="0"/>
+        <w:spacing w:before="160" w:after="80"/>
       </w:pPr>
-    </w:p>
-    <w:p>
-      <w:pPr>
-        <w:spacing w:before="0" w:after="0"/>
-      </w:pPr>
-    </w:p>
-    <w:p>
-      <w:pPr>
-        <w:spacing w:before="0" w:after="0"/>
-      </w:pPr>
-    </w:p>
-    <w:p>
-      <w:pPr>
-        <w:spacing w:before="0" w:after="0"/>
-      </w:pPr>
-    </w:p>
-    <w:p>
-      <w:pPr>
-        <w:spacing w:before="0" w:after="0"/>
-      </w:pPr>
+      <w:r>
+        <w:pict>
+          <v:rect style="width:0;height:1.5pt" o:hralign="center" o:hrstd="t" o:hr="t"/>
+        </w:pict>
+      </w:r>
     </w:p>
     <w:p>
       <w:pPr>
@@ -2791,6 +2890,7 @@
     <w:p>
       <w:pPr>
         <w:pStyle w:val="FirstParagraph"/>
+        <w:ind w:firstLine="420"/>
       </w:pPr>
       <w:r>
         <w:rPr>
@@ -3156,6 +3256,7 @@
     <w:p>
       <w:pPr>
         <w:pStyle w:val="FirstParagraph"/>
+        <w:ind w:firstLine="420"/>
       </w:pPr>
       <w:r>
         <w:rPr>
@@ -3289,8 +3390,9 @@
       <w:pPr>
         <w:numPr>
           <w:ilvl w:val="0"/>
-          <w:numId w:val="1004"/>
+          <w:numId w:val="1005"/>
         </w:numPr>
+        <w:ind w:firstLine="420"/>
       </w:pPr>
       <w:r>
         <w:rPr>
@@ -3339,8 +3441,9 @@
       <w:pPr>
         <w:numPr>
           <w:ilvl w:val="0"/>
-          <w:numId w:val="1004"/>
+          <w:numId w:val="1005"/>
         </w:numPr>
+        <w:ind w:firstLine="420"/>
       </w:pPr>
       <w:r>
         <w:rPr>
@@ -3371,8 +3474,9 @@
       <w:pPr>
         <w:numPr>
           <w:ilvl w:val="0"/>
-          <w:numId w:val="1004"/>
+          <w:numId w:val="1005"/>
         </w:numPr>
+        <w:ind w:firstLine="420"/>
       </w:pPr>
       <w:r>
         <w:rPr>
@@ -3707,7 +3811,7 @@
         </w:rPr>
         <w:drawing>
           <wp:inline>
-            <wp:extent cx="3240000" cy="2679645"/>
+            <wp:extent cx="3240000" cy="2682119"/>
             <wp:effectExtent b="0" l="0" r="0" t="0"/>
             <wp:docPr descr="" title="" id="22" name="Picture"/>
             <a:graphic>
@@ -3728,7 +3832,7 @@
                   <pic:spPr bwMode="auto">
                     <a:xfrm>
                       <a:off x="0" y="0"/>
-                      <a:ext cx="3240000" cy="2679645"/>
+                      <a:ext cx="3240000" cy="2682119"/>
                     </a:xfrm>
                     <a:prstGeom prst="rect">
                       <a:avLst/>
@@ -3749,28 +3853,13 @@
     </w:p>
     <w:p>
       <w:pPr>
-        <w:spacing w:before="0" w:after="0"/>
+        <w:spacing w:before="160" w:after="80"/>
       </w:pPr>
-    </w:p>
-    <w:p>
-      <w:pPr>
-        <w:spacing w:before="0" w:after="0"/>
-      </w:pPr>
-    </w:p>
-    <w:p>
-      <w:pPr>
-        <w:spacing w:before="0" w:after="0"/>
-      </w:pPr>
-    </w:p>
-    <w:p>
-      <w:pPr>
-        <w:spacing w:before="0" w:after="0"/>
-      </w:pPr>
-    </w:p>
-    <w:p>
-      <w:pPr>
-        <w:spacing w:before="0" w:after="0"/>
-      </w:pPr>
+      <w:r>
+        <w:pict>
+          <v:rect style="width:0;height:1.5pt" o:hralign="center" o:hrstd="t" o:hr="t"/>
+        </w:pict>
+      </w:r>
     </w:p>
     <w:p>
       <w:pPr>
@@ -3811,6 +3900,7 @@
     <w:p>
       <w:pPr>
         <w:pStyle w:val="FirstParagraph"/>
+        <w:ind w:firstLine="420"/>
       </w:pPr>
       <w:r>
         <w:rPr>
@@ -4387,8 +4477,9 @@
         <w:pStyle w:val="Compact"/>
         <w:numPr>
           <w:ilvl w:val="0"/>
-          <w:numId w:val="1005"/>
+          <w:numId w:val="1006"/>
         </w:numPr>
+        <w:ind w:firstLine="420"/>
       </w:pPr>
       <w:r>
         <w:rPr>
@@ -4485,6 +4576,7 @@
     <w:p>
       <w:pPr>
         <w:pStyle w:val="FirstParagraph"/>
+        <w:ind w:firstLine="420"/>
       </w:pPr>
       <w:r>
         <w:rPr>
@@ -4605,6 +4697,7 @@
     <w:p>
       <w:pPr>
         <w:pStyle w:val="BodyText"/>
+        <w:ind w:firstLine="420"/>
       </w:pPr>
       <w:r>
         <w:rPr>
@@ -4639,43 +4732,13 @@
     </w:p>
     <w:p>
       <w:pPr>
-        <w:spacing w:before="0" w:after="0"/>
+        <w:spacing w:before="160" w:after="80"/>
       </w:pPr>
-    </w:p>
-    <w:p>
-      <w:pPr>
-        <w:spacing w:before="0" w:after="0"/>
-      </w:pPr>
-    </w:p>
-    <w:p>
-      <w:pPr>
-        <w:spacing w:before="0" w:after="0"/>
-      </w:pPr>
-    </w:p>
-    <w:p>
-      <w:pPr>
-        <w:spacing w:before="0" w:after="0"/>
-      </w:pPr>
-    </w:p>
-    <w:p>
-      <w:pPr>
-        <w:spacing w:before="0" w:after="0"/>
-      </w:pPr>
-    </w:p>
-    <w:p>
-      <w:pPr>
-        <w:spacing w:before="0" w:after="0"/>
-      </w:pPr>
-    </w:p>
-    <w:p>
-      <w:pPr>
-        <w:spacing w:before="0" w:after="0"/>
-      </w:pPr>
-    </w:p>
-    <w:p>
-      <w:pPr>
-        <w:spacing w:before="0" w:after="0"/>
-      </w:pPr>
+      <w:r>
+        <w:pict>
+          <v:rect style="width:0;height:1.5pt" o:hralign="center" o:hrstd="t" o:hr="t"/>
+        </w:pict>
+      </w:r>
     </w:p>
     <w:p>
       <w:pPr>
@@ -4716,6 +4779,7 @@
     <w:p>
       <w:pPr>
         <w:pStyle w:val="FirstParagraph"/>
+        <w:ind w:firstLine="420"/>
       </w:pPr>
       <w:r>
         <w:rPr>
@@ -4763,6 +4827,7 @@
     <w:p>
       <w:pPr>
         <w:pStyle w:val="BodyText"/>
+        <w:ind w:firstLine="420"/>
       </w:pPr>
       <w:r>
         <w:rPr>
@@ -5307,6 +5372,7 @@
     <w:p>
       <w:pPr>
         <w:pStyle w:val="FirstParagraph"/>
+        <w:ind w:firstLine="420"/>
       </w:pPr>
       <m:oMath>
         <m:oMathPr>
@@ -5530,28 +5596,13 @@
     </w:p>
     <w:p>
       <w:pPr>
-        <w:spacing w:before="0" w:after="0"/>
+        <w:spacing w:before="160" w:after="80"/>
       </w:pPr>
-    </w:p>
-    <w:p>
-      <w:pPr>
-        <w:spacing w:before="0" w:after="0"/>
-      </w:pPr>
-    </w:p>
-    <w:p>
-      <w:pPr>
-        <w:spacing w:before="0" w:after="0"/>
-      </w:pPr>
-    </w:p>
-    <w:p>
-      <w:pPr>
-        <w:spacing w:before="0" w:after="0"/>
-      </w:pPr>
-    </w:p>
-    <w:p>
-      <w:pPr>
-        <w:spacing w:before="0" w:after="0"/>
-      </w:pPr>
+      <w:r>
+        <w:pict>
+          <v:rect style="width:0;height:1.5pt" o:hralign="center" o:hrstd="t" o:hr="t"/>
+        </w:pict>
+      </w:r>
     </w:p>
     <w:p>
       <w:pPr>
@@ -5592,6 +5643,7 @@
     <w:p>
       <w:pPr>
         <w:pStyle w:val="FirstParagraph"/>
+        <w:ind w:firstLine="420"/>
       </w:pPr>
       <w:r>
         <w:rPr>
@@ -6137,7 +6189,7 @@
       <w:pPr>
         <w:numPr>
           <w:ilvl w:val="0"/>
-          <w:numId w:val="1006"/>
+          <w:numId w:val="1007"/>
         </w:numPr>
       </w:pPr>
       <m:oMath>
@@ -6290,8 +6342,9 @@
       <w:pPr>
         <w:numPr>
           <w:ilvl w:val="0"/>
-          <w:numId w:val="1006"/>
+          <w:numId w:val="1007"/>
         </w:numPr>
+        <w:ind w:firstLine="420"/>
       </w:pPr>
       <w:r>
         <w:rPr>
@@ -6337,18 +6390,13 @@
     </w:p>
     <w:p>
       <w:pPr>
-        <w:spacing w:before="0" w:after="0"/>
+        <w:spacing w:before="160" w:after="80"/>
       </w:pPr>
-    </w:p>
-    <w:p>
-      <w:pPr>
-        <w:spacing w:before="0" w:after="0"/>
-      </w:pPr>
-    </w:p>
-    <w:p>
-      <w:pPr>
-        <w:spacing w:before="0" w:after="0"/>
-      </w:pPr>
+      <w:r>
+        <w:pict>
+          <v:rect style="width:0;height:1.5pt" o:hralign="center" o:hrstd="t" o:hr="t"/>
+        </w:pict>
+      </w:r>
     </w:p>
     <w:p>
       <w:pPr>
@@ -6389,6 +6437,7 @@
     <w:p>
       <w:pPr>
         <w:pStyle w:val="FirstParagraph"/>
+        <w:ind w:firstLine="420"/>
       </w:pPr>
       <w:r>
         <w:rPr>
@@ -6837,6 +6886,7 @@
     <w:p>
       <w:pPr>
         <w:pStyle w:val="BodyText"/>
+        <w:ind w:firstLine="420"/>
       </w:pPr>
       <w:r>
         <w:rPr>
@@ -6856,8 +6906,9 @@
         <w:pStyle w:val="Compact"/>
         <w:numPr>
           <w:ilvl w:val="0"/>
-          <w:numId w:val="1007"/>
+          <w:numId w:val="1008"/>
         </w:numPr>
+        <w:ind w:firstLine="420"/>
       </w:pPr>
       <w:r>
         <w:rPr>
@@ -6911,6 +6962,7 @@
     <w:p>
       <w:pPr>
         <w:pStyle w:val="FirstParagraph"/>
+        <w:ind w:firstLine="420"/>
       </w:pPr>
       <w:r>
         <w:rPr>
@@ -6952,6 +7004,7 @@
     <w:p>
       <w:pPr>
         <w:pStyle w:val="BodyText"/>
+        <w:ind w:firstLine="420"/>
       </w:pPr>
       <w:r>
         <w:rPr>
@@ -7010,43 +7063,13 @@
     </w:p>
     <w:p>
       <w:pPr>
-        <w:spacing w:before="0" w:after="0"/>
+        <w:spacing w:before="160" w:after="80"/>
       </w:pPr>
-    </w:p>
-    <w:p>
-      <w:pPr>
-        <w:spacing w:before="0" w:after="0"/>
-      </w:pPr>
-    </w:p>
-    <w:p>
-      <w:pPr>
-        <w:spacing w:before="0" w:after="0"/>
-      </w:pPr>
-    </w:p>
-    <w:p>
-      <w:pPr>
-        <w:spacing w:before="0" w:after="0"/>
-      </w:pPr>
-    </w:p>
-    <w:p>
-      <w:pPr>
-        <w:spacing w:before="0" w:after="0"/>
-      </w:pPr>
-    </w:p>
-    <w:p>
-      <w:pPr>
-        <w:spacing w:before="0" w:after="0"/>
-      </w:pPr>
-    </w:p>
-    <w:p>
-      <w:pPr>
-        <w:spacing w:before="0" w:after="0"/>
-      </w:pPr>
-    </w:p>
-    <w:p>
-      <w:pPr>
-        <w:spacing w:before="0" w:after="0"/>
-      </w:pPr>
+      <w:r>
+        <w:pict>
+          <v:rect style="width:0;height:1.5pt" o:hralign="center" o:hrstd="t" o:hr="t"/>
+        </w:pict>
+      </w:r>
     </w:p>
     <w:p>
       <w:pPr>
@@ -7087,6 +7110,7 @@
     <w:p>
       <w:pPr>
         <w:pStyle w:val="FirstParagraph"/>
+        <w:ind w:firstLine="420"/>
       </w:pPr>
       <w:r>
         <w:rPr>
@@ -7637,6 +7661,7 @@
     <w:p>
       <w:pPr>
         <w:pStyle w:val="FirstParagraph"/>
+        <w:ind w:firstLine="420"/>
       </w:pPr>
       <w:r>
         <w:rPr>
@@ -8009,18 +8034,13 @@
     </w:p>
     <w:p>
       <w:pPr>
-        <w:spacing w:before="0" w:after="0"/>
+        <w:spacing w:before="160" w:after="80"/>
       </w:pPr>
-    </w:p>
-    <w:p>
-      <w:pPr>
-        <w:spacing w:before="0" w:after="0"/>
-      </w:pPr>
-    </w:p>
-    <w:p>
-      <w:pPr>
-        <w:spacing w:before="0" w:after="0"/>
-      </w:pPr>
+      <w:r>
+        <w:pict>
+          <v:rect style="width:0;height:1.5pt" o:hralign="center" o:hrstd="t" o:hr="t"/>
+        </w:pict>
+      </w:r>
     </w:p>
     <w:p>
       <w:pPr>
@@ -8061,6 +8081,7 @@
     <w:p>
       <w:pPr>
         <w:pStyle w:val="FirstParagraph"/>
+        <w:ind w:firstLine="420"/>
       </w:pPr>
       <w:r>
         <w:rPr>
@@ -8356,6 +8377,7 @@
     <w:p>
       <w:pPr>
         <w:pStyle w:val="BodyText"/>
+        <w:ind w:firstLine="420"/>
       </w:pPr>
       <w:r>
         <w:rPr>
@@ -8373,6 +8395,7 @@
     <w:p>
       <w:pPr>
         <w:pStyle w:val="BodyText"/>
+        <w:ind w:firstLine="420"/>
       </w:pPr>
       <w:r>
         <w:rPr>
@@ -8409,8 +8432,9 @@
       <w:pPr>
         <w:numPr>
           <w:ilvl w:val="0"/>
-          <w:numId w:val="1008"/>
+          <w:numId w:val="1009"/>
         </w:numPr>
+        <w:ind w:firstLine="420"/>
       </w:pPr>
       <m:oMath>
         <m:r>
@@ -8608,8 +8632,9 @@
       <w:pPr>
         <w:numPr>
           <w:ilvl w:val="0"/>
-          <w:numId w:val="1008"/>
+          <w:numId w:val="1009"/>
         </w:numPr>
+        <w:ind w:firstLine="420"/>
       </w:pPr>
       <m:oMath>
         <m:r>
@@ -8686,8 +8711,9 @@
       <w:pPr>
         <w:numPr>
           <w:ilvl w:val="0"/>
-          <w:numId w:val="1008"/>
+          <w:numId w:val="1009"/>
         </w:numPr>
+        <w:ind w:firstLine="420"/>
       </w:pPr>
       <m:oMath>
         <m:sSup>
@@ -8766,6 +8792,7 @@
     <w:p>
       <w:pPr>
         <w:pStyle w:val="FirstParagraph"/>
+        <w:ind w:firstLine="420"/>
       </w:pPr>
       <w:r>
         <w:rPr>
@@ -8812,28 +8839,13 @@
     </w:p>
     <w:p>
       <w:pPr>
-        <w:spacing w:before="0" w:after="0"/>
+        <w:spacing w:before="160" w:after="80"/>
       </w:pPr>
-    </w:p>
-    <w:p>
-      <w:pPr>
-        <w:spacing w:before="0" w:after="0"/>
-      </w:pPr>
-    </w:p>
-    <w:p>
-      <w:pPr>
-        <w:spacing w:before="0" w:after="0"/>
-      </w:pPr>
-    </w:p>
-    <w:p>
-      <w:pPr>
-        <w:spacing w:before="0" w:after="0"/>
-      </w:pPr>
-    </w:p>
-    <w:p>
-      <w:pPr>
-        <w:spacing w:before="0" w:after="0"/>
-      </w:pPr>
+      <w:r>
+        <w:pict>
+          <v:rect style="width:0;height:1.5pt" o:hralign="center" o:hrstd="t" o:hr="t"/>
+        </w:pict>
+      </w:r>
     </w:p>
     <w:p>
       <w:pPr>
@@ -8874,6 +8886,7 @@
     <w:p>
       <w:pPr>
         <w:pStyle w:val="FirstParagraph"/>
+        <w:ind w:firstLine="420"/>
       </w:pPr>
       <w:r>
         <w:rPr>
@@ -8936,7 +8949,7 @@
         </w:rPr>
         <w:drawing>
           <wp:inline>
-            <wp:extent cx="3600000" cy="953191"/>
+            <wp:extent cx="3600000" cy="971830"/>
             <wp:effectExtent b="0" l="0" r="0" t="0"/>
             <wp:docPr descr="" title="" id="32" name="Picture"/>
             <a:graphic>
@@ -8957,7 +8970,7 @@
                   <pic:spPr bwMode="auto">
                     <a:xfrm>
                       <a:off x="0" y="0"/>
-                      <a:ext cx="3600000" cy="953191"/>
+                      <a:ext cx="3600000" cy="971830"/>
                     </a:xfrm>
                     <a:prstGeom prst="rect">
                       <a:avLst/>
@@ -8979,6 +8992,7 @@
     <w:p>
       <w:pPr>
         <w:pStyle w:val="BodyText"/>
+        <w:ind w:firstLine="420"/>
       </w:pPr>
       <w:r>
         <w:rPr>
@@ -9046,6 +9060,7 @@
     <w:p>
       <w:pPr>
         <w:pStyle w:val="BodyText"/>
+        <w:ind w:firstLine="420"/>
       </w:pPr>
       <w:r>
         <w:rPr>
@@ -9081,6 +9096,7 @@
     <w:p>
       <w:pPr>
         <w:pStyle w:val="BodyText"/>
+        <w:ind w:firstLine="420"/>
       </w:pPr>
       <w:r>
         <w:rPr>
@@ -9151,28 +9167,13 @@
     </w:p>
     <w:p>
       <w:pPr>
-        <w:spacing w:before="0" w:after="0"/>
+        <w:spacing w:before="160" w:after="80"/>
       </w:pPr>
-    </w:p>
-    <w:p>
-      <w:pPr>
-        <w:spacing w:before="0" w:after="0"/>
-      </w:pPr>
-    </w:p>
-    <w:p>
-      <w:pPr>
-        <w:spacing w:before="0" w:after="0"/>
-      </w:pPr>
-    </w:p>
-    <w:p>
-      <w:pPr>
-        <w:spacing w:before="0" w:after="0"/>
-      </w:pPr>
-    </w:p>
-    <w:p>
-      <w:pPr>
-        <w:spacing w:before="0" w:after="0"/>
-      </w:pPr>
+      <w:r>
+        <w:pict>
+          <v:rect style="width:0;height:1.5pt" o:hralign="center" o:hrstd="t" o:hr="t"/>
+        </w:pict>
+      </w:r>
     </w:p>
     <w:p>
       <w:pPr>
@@ -9213,6 +9214,7 @@
     <w:p>
       <w:pPr>
         <w:pStyle w:val="FirstParagraph"/>
+        <w:ind w:firstLine="420"/>
       </w:pPr>
       <w:r>
         <w:rPr>
@@ -9242,6 +9244,7 @@
     <w:p>
       <w:pPr>
         <w:pStyle w:val="BodyText"/>
+        <w:ind w:firstLine="420"/>
       </w:pPr>
       <w:r>
         <w:rPr>
@@ -9299,8 +9302,9 @@
         <w:pStyle w:val="Compact"/>
         <w:numPr>
           <w:ilvl w:val="0"/>
-          <w:numId w:val="1009"/>
+          <w:numId w:val="1010"/>
         </w:numPr>
+        <w:ind w:firstLine="420"/>
       </w:pPr>
       <w:r>
         <w:rPr>
@@ -9318,6 +9322,7 @@
     <w:p>
       <w:pPr>
         <w:pStyle w:val="FirstParagraph"/>
+        <w:ind w:firstLine="420"/>
       </w:pPr>
       <w:r>
         <w:rPr>
@@ -9350,7 +9355,7 @@
         </w:rPr>
         <w:drawing>
           <wp:inline>
-            <wp:extent cx="2908300" cy="1934539"/>
+            <wp:extent cx="2908300" cy="1955800"/>
             <wp:effectExtent b="0" l="0" r="0" t="0"/>
             <wp:docPr descr="" title="" id="36" name="Picture"/>
             <a:graphic>
@@ -9371,7 +9376,7 @@
                   <pic:spPr bwMode="auto">
                     <a:xfrm>
                       <a:off x="0" y="0"/>
-                      <a:ext cx="2908300" cy="1934539"/>
+                      <a:ext cx="2908300" cy="1955800"/>
                     </a:xfrm>
                     <a:prstGeom prst="rect">
                       <a:avLst/>
@@ -9392,18 +9397,13 @@
     </w:p>
     <w:p>
       <w:pPr>
-        <w:spacing w:before="0" w:after="0"/>
+        <w:spacing w:before="160" w:after="80"/>
       </w:pPr>
-    </w:p>
-    <w:p>
-      <w:pPr>
-        <w:spacing w:before="0" w:after="0"/>
-      </w:pPr>
-    </w:p>
-    <w:p>
-      <w:pPr>
-        <w:spacing w:before="0" w:after="0"/>
-      </w:pPr>
+      <w:r>
+        <w:pict>
+          <v:rect style="width:0;height:1.5pt" o:hralign="center" o:hrstd="t" o:hr="t"/>
+        </w:pict>
+      </w:r>
     </w:p>
     <w:p>
       <w:pPr>
@@ -9444,6 +9444,7 @@
     <w:p>
       <w:pPr>
         <w:pStyle w:val="FirstParagraph"/>
+        <w:ind w:firstLine="420"/>
       </w:pPr>
       <w:r>
         <w:rPr>
@@ -10253,18 +10254,13 @@
     </w:p>
     <w:p>
       <w:pPr>
-        <w:spacing w:before="0" w:after="0"/>
+        <w:spacing w:before="160" w:after="80"/>
       </w:pPr>
-    </w:p>
-    <w:p>
-      <w:pPr>
-        <w:spacing w:before="0" w:after="0"/>
-      </w:pPr>
-    </w:p>
-    <w:p>
-      <w:pPr>
-        <w:spacing w:before="0" w:after="0"/>
-      </w:pPr>
+      <w:r>
+        <w:pict>
+          <v:rect style="width:0;height:1.5pt" o:hralign="center" o:hrstd="t" o:hr="t"/>
+        </w:pict>
+      </w:r>
     </w:p>
     <w:p>
       <w:pPr>
@@ -10305,6 +10301,7 @@
     <w:p>
       <w:pPr>
         <w:pStyle w:val="FirstParagraph"/>
+        <w:ind w:firstLine="420"/>
       </w:pPr>
       <w:r>
         <w:rPr>
@@ -10961,18 +10958,13 @@
     </w:p>
     <w:p>
       <w:pPr>
-        <w:spacing w:before="0" w:after="0"/>
+        <w:spacing w:before="160" w:after="80"/>
       </w:pPr>
-    </w:p>
-    <w:p>
-      <w:pPr>
-        <w:spacing w:before="0" w:after="0"/>
-      </w:pPr>
-    </w:p>
-    <w:p>
-      <w:pPr>
-        <w:spacing w:before="0" w:after="0"/>
-      </w:pPr>
+      <w:r>
+        <w:pict>
+          <v:rect style="width:0;height:1.5pt" o:hralign="center" o:hrstd="t" o:hr="t"/>
+        </w:pict>
+      </w:r>
     </w:p>
     <w:p>
       <w:pPr>
@@ -11013,6 +11005,7 @@
     <w:p>
       <w:pPr>
         <w:pStyle w:val="FirstParagraph"/>
+        <w:ind w:firstLine="420"/>
       </w:pPr>
       <w:r>
         <w:rPr>
@@ -11854,18 +11847,13 @@
     </w:p>
     <w:p>
       <w:pPr>
-        <w:spacing w:before="0" w:after="0"/>
+        <w:spacing w:before="160" w:after="80"/>
       </w:pPr>
-    </w:p>
-    <w:p>
-      <w:pPr>
-        <w:spacing w:before="0" w:after="0"/>
-      </w:pPr>
-    </w:p>
-    <w:p>
-      <w:pPr>
-        <w:spacing w:before="0" w:after="0"/>
-      </w:pPr>
+      <w:r>
+        <w:pict>
+          <v:rect style="width:0;height:1.5pt" o:hralign="center" o:hrstd="t" o:hr="t"/>
+        </w:pict>
+      </w:r>
     </w:p>
     <w:p>
       <w:pPr>
@@ -11906,6 +11894,7 @@
     <w:p>
       <w:pPr>
         <w:pStyle w:val="FirstParagraph"/>
+        <w:ind w:firstLine="420"/>
       </w:pPr>
       <w:r>
         <w:rPr>
@@ -12112,8 +12101,9 @@
       <w:pPr>
         <w:numPr>
           <w:ilvl w:val="0"/>
-          <w:numId w:val="1010"/>
+          <w:numId w:val="1011"/>
         </w:numPr>
+        <w:ind w:firstLine="420"/>
       </w:pPr>
       <w:r>
         <w:rPr>
@@ -12332,8 +12322,9 @@
       <w:pPr>
         <w:numPr>
           <w:ilvl w:val="0"/>
-          <w:numId w:val="1010"/>
+          <w:numId w:val="1011"/>
         </w:numPr>
+        <w:ind w:firstLine="420"/>
       </w:pPr>
       <w:r>
         <w:rPr>
@@ -12528,18 +12519,13 @@
     </w:p>
     <w:p>
       <w:pPr>
-        <w:spacing w:before="0" w:after="0"/>
+        <w:spacing w:before="160" w:after="80"/>
       </w:pPr>
-    </w:p>
-    <w:p>
-      <w:pPr>
-        <w:spacing w:before="0" w:after="0"/>
-      </w:pPr>
-    </w:p>
-    <w:p>
-      <w:pPr>
-        <w:spacing w:before="0" w:after="0"/>
-      </w:pPr>
+      <w:r>
+        <w:pict>
+          <v:rect style="width:0;height:1.5pt" o:hralign="center" o:hrstd="t" o:hr="t"/>
+        </w:pict>
+      </w:r>
     </w:p>
     <w:p>
       <w:pPr>
@@ -12580,6 +12566,7 @@
     <w:p>
       <w:pPr>
         <w:pStyle w:val="FirstParagraph"/>
+        <w:ind w:firstLine="420"/>
       </w:pPr>
       <w:r>
         <w:rPr>
@@ -13050,28 +13037,13 @@
     </w:p>
     <w:p>
       <w:pPr>
-        <w:spacing w:before="0" w:after="0"/>
+        <w:spacing w:before="160" w:after="80"/>
       </w:pPr>
-    </w:p>
-    <w:p>
-      <w:pPr>
-        <w:spacing w:before="0" w:after="0"/>
-      </w:pPr>
-    </w:p>
-    <w:p>
-      <w:pPr>
-        <w:spacing w:before="0" w:after="0"/>
-      </w:pPr>
-    </w:p>
-    <w:p>
-      <w:pPr>
-        <w:spacing w:before="0" w:after="0"/>
-      </w:pPr>
-    </w:p>
-    <w:p>
-      <w:pPr>
-        <w:spacing w:before="0" w:after="0"/>
-      </w:pPr>
+      <w:r>
+        <w:pict>
+          <v:rect style="width:0;height:1.5pt" o:hralign="center" o:hrstd="t" o:hr="t"/>
+        </w:pict>
+      </w:r>
     </w:p>
     <w:p>
       <w:pPr>
@@ -13112,6 +13084,7 @@
     <w:p>
       <w:pPr>
         <w:pStyle w:val="FirstParagraph"/>
+        <w:ind w:firstLine="420"/>
       </w:pPr>
       <w:r>
         <w:rPr>
@@ -13346,18 +13319,13 @@
     </w:p>
     <w:p>
       <w:pPr>
-        <w:spacing w:before="0" w:after="0"/>
+        <w:spacing w:before="160" w:after="80"/>
       </w:pPr>
-    </w:p>
-    <w:p>
-      <w:pPr>
-        <w:spacing w:before="0" w:after="0"/>
-      </w:pPr>
-    </w:p>
-    <w:p>
-      <w:pPr>
-        <w:spacing w:before="0" w:after="0"/>
-      </w:pPr>
+      <w:r>
+        <w:pict>
+          <v:rect style="width:0;height:1.5pt" o:hralign="center" o:hrstd="t" o:hr="t"/>
+        </w:pict>
+      </w:r>
     </w:p>
     <w:p>
       <w:pPr>
@@ -13398,6 +13366,7 @@
     <w:p>
       <w:pPr>
         <w:pStyle w:val="FirstParagraph"/>
+        <w:ind w:firstLine="420"/>
       </w:pPr>
       <w:r>
         <w:rPr>
@@ -13628,6 +13597,7 @@
     <w:p>
       <w:pPr>
         <w:pStyle w:val="BodyText"/>
+        <w:ind w:firstLine="420"/>
       </w:pPr>
       <w:r>
         <w:rPr>
@@ -13663,6 +13633,7 @@
     <w:p>
       <w:pPr>
         <w:pStyle w:val="BodyText"/>
+        <w:ind w:firstLine="420"/>
       </w:pPr>
       <w:r>
         <w:rPr>
@@ -13861,28 +13832,13 @@
     </w:p>
     <w:p>
       <w:pPr>
-        <w:spacing w:before="0" w:after="0"/>
+        <w:spacing w:before="160" w:after="80"/>
       </w:pPr>
-    </w:p>
-    <w:p>
-      <w:pPr>
-        <w:spacing w:before="0" w:after="0"/>
-      </w:pPr>
-    </w:p>
-    <w:p>
-      <w:pPr>
-        <w:spacing w:before="0" w:after="0"/>
-      </w:pPr>
-    </w:p>
-    <w:p>
-      <w:pPr>
-        <w:spacing w:before="0" w:after="0"/>
-      </w:pPr>
-    </w:p>
-    <w:p>
-      <w:pPr>
-        <w:spacing w:before="0" w:after="0"/>
-      </w:pPr>
+      <w:r>
+        <w:pict>
+          <v:rect style="width:0;height:1.5pt" o:hralign="center" o:hrstd="t" o:hr="t"/>
+        </w:pict>
+      </w:r>
     </w:p>
     <w:p>
       <w:pPr>
@@ -13923,6 +13879,7 @@
     <w:p>
       <w:pPr>
         <w:pStyle w:val="FirstParagraph"/>
+        <w:ind w:firstLine="420"/>
       </w:pPr>
       <w:r>
         <w:rPr>
@@ -14022,6 +13979,7 @@
     <w:p>
       <w:pPr>
         <w:pStyle w:val="BodyText"/>
+        <w:ind w:firstLine="420"/>
       </w:pPr>
       <w:r>
         <w:rPr>
@@ -14350,6 +14308,7 @@
     <w:p>
       <w:pPr>
         <w:pStyle w:val="FirstParagraph"/>
+        <w:ind w:firstLine="420"/>
       </w:pPr>
       <w:r>
         <w:rPr>
@@ -14671,28 +14630,13 @@
     </w:p>
     <w:p>
       <w:pPr>
-        <w:spacing w:before="0" w:after="0"/>
+        <w:spacing w:before="160" w:after="80"/>
       </w:pPr>
-    </w:p>
-    <w:p>
-      <w:pPr>
-        <w:spacing w:before="0" w:after="0"/>
-      </w:pPr>
-    </w:p>
-    <w:p>
-      <w:pPr>
-        <w:spacing w:before="0" w:after="0"/>
-      </w:pPr>
-    </w:p>
-    <w:p>
-      <w:pPr>
-        <w:spacing w:before="0" w:after="0"/>
-      </w:pPr>
-    </w:p>
-    <w:p>
-      <w:pPr>
-        <w:spacing w:before="0" w:after="0"/>
-      </w:pPr>
+      <w:r>
+        <w:pict>
+          <v:rect style="width:0;height:1.5pt" o:hralign="center" o:hrstd="t" o:hr="t"/>
+        </w:pict>
+      </w:r>
     </w:p>
     <w:p>
       <w:pPr>
@@ -14733,6 +14677,7 @@
     <w:p>
       <w:pPr>
         <w:pStyle w:val="FirstParagraph"/>
+        <w:ind w:firstLine="420"/>
       </w:pPr>
       <w:r>
         <w:rPr>
@@ -14892,6 +14837,7 @@
     <w:p>
       <w:pPr>
         <w:pStyle w:val="BodyText"/>
+        <w:ind w:firstLine="420"/>
       </w:pPr>
       <w:r>
         <w:rPr>
@@ -14921,6 +14867,7 @@
     <w:p>
       <w:pPr>
         <w:pStyle w:val="BodyText"/>
+        <w:ind w:firstLine="420"/>
       </w:pPr>
       <w:r>
         <w:rPr>
@@ -15160,6 +15107,7 @@
     <w:p>
       <w:pPr>
         <w:pStyle w:val="BodyText"/>
+        <w:ind w:firstLine="420"/>
       </w:pPr>
       <w:r>
         <w:rPr>
@@ -15369,6 +15317,7 @@
     <w:p>
       <w:pPr>
         <w:pStyle w:val="BodyText"/>
+        <w:ind w:firstLine="420"/>
       </w:pPr>
       <w:r>
         <w:rPr>
@@ -15564,6 +15513,7 @@
     <w:p>
       <w:pPr>
         <w:pStyle w:val="BodyText"/>
+        <w:ind w:firstLine="420"/>
       </w:pPr>
       <w:r>
         <w:rPr>
@@ -15691,6 +15641,7 @@
     <w:p>
       <w:pPr>
         <w:pStyle w:val="BodyText"/>
+        <w:ind w:firstLine="420"/>
       </w:pPr>
       <w:r>
         <w:rPr>
@@ -15728,6 +15679,7 @@
     <w:p>
       <w:pPr>
         <w:pStyle w:val="BodyText"/>
+        <w:ind w:firstLine="420"/>
       </w:pPr>
       <w:r>
         <w:rPr>
@@ -16185,8 +16137,9 @@
       <w:pPr>
         <w:numPr>
           <w:ilvl w:val="0"/>
-          <w:numId w:val="1011"/>
+          <w:numId w:val="1012"/>
         </w:numPr>
+        <w:ind w:firstLine="420"/>
       </w:pPr>
       <w:r>
         <w:rPr>
@@ -16594,8 +16547,9 @@
       <w:pPr>
         <w:numPr>
           <w:ilvl w:val="0"/>
-          <w:numId w:val="1011"/>
+          <w:numId w:val="1012"/>
         </w:numPr>
+        <w:ind w:firstLine="420"/>
       </w:pPr>
       <w:r>
         <w:rPr>
@@ -16614,8 +16568,9 @@
       <w:pPr>
         <w:numPr>
           <w:ilvl w:val="0"/>
-          <w:numId w:val="1011"/>
+          <w:numId w:val="1012"/>
         </w:numPr>
+        <w:ind w:firstLine="420"/>
       </w:pPr>
       <w:r>
         <w:rPr>
@@ -16646,8 +16601,9 @@
       <w:pPr>
         <w:numPr>
           <w:ilvl w:val="0"/>
-          <w:numId w:val="1011"/>
+          <w:numId w:val="1012"/>
         </w:numPr>
+        <w:ind w:firstLine="420"/>
       </w:pPr>
       <w:r>
         <w:rPr>
@@ -16742,8 +16698,9 @@
       <w:pPr>
         <w:numPr>
           <w:ilvl w:val="0"/>
-          <w:numId w:val="1011"/>
+          <w:numId w:val="1012"/>
         </w:numPr>
+        <w:ind w:firstLine="420"/>
       </w:pPr>
       <w:r>
         <w:rPr>
@@ -16816,43 +16773,13 @@
     </w:p>
     <w:p>
       <w:pPr>
-        <w:spacing w:before="0" w:after="0"/>
+        <w:spacing w:before="160" w:after="80"/>
       </w:pPr>
-    </w:p>
-    <w:p>
-      <w:pPr>
-        <w:spacing w:before="0" w:after="0"/>
-      </w:pPr>
-    </w:p>
-    <w:p>
-      <w:pPr>
-        <w:spacing w:before="0" w:after="0"/>
-      </w:pPr>
-    </w:p>
-    <w:p>
-      <w:pPr>
-        <w:spacing w:before="0" w:after="0"/>
-      </w:pPr>
-    </w:p>
-    <w:p>
-      <w:pPr>
-        <w:spacing w:before="0" w:after="0"/>
-      </w:pPr>
-    </w:p>
-    <w:p>
-      <w:pPr>
-        <w:spacing w:before="0" w:after="0"/>
-      </w:pPr>
-    </w:p>
-    <w:p>
-      <w:pPr>
-        <w:spacing w:before="0" w:after="0"/>
-      </w:pPr>
-    </w:p>
-    <w:p>
-      <w:pPr>
-        <w:spacing w:before="0" w:after="0"/>
-      </w:pPr>
+      <w:r>
+        <w:pict>
+          <v:rect style="width:0;height:1.5pt" o:hralign="center" o:hrstd="t" o:hr="t"/>
+        </w:pict>
+      </w:r>
     </w:p>
     <w:p>
       <w:pPr>
@@ -16892,14 +16819,13 @@
     </w:p>
     <w:p>
       <w:pPr>
-        <w:pStyle w:val="FirstParagraph"/>
+        <w:pStyle w:val="Compact"/>
+        <w:numPr>
+          <w:ilvl w:val="0"/>
+          <w:numId w:val="1013"/>
+        </w:numPr>
+        <w:ind w:firstLine="420"/>
       </w:pPr>
-      <w:r>
-        <w:rPr>
-          <w:rFonts w:ascii="Times New Roman" w:hAnsi="Times New Roman" w:eastAsia="Times New Roman" w:cs="Times New Roman"/>
-        </w:rPr>
-        <w:t xml:space="preserve">5-4 </w:t>
-      </w:r>
       <w:r>
         <w:rPr>
           <w:rFonts w:hint="eastAsia" w:ascii="Times New Roman" w:hAnsi="Times New Roman" w:eastAsia="FangSong" w:cs="Times New Roman"/>
@@ -16933,7 +16859,7 @@
     </w:p>
     <w:p>
       <w:pPr>
-        <w:pStyle w:val="BodyText"/>
+        <w:pStyle w:val="FirstParagraph"/>
         <w:spacing w:before="160" w:after="80"/>
         <w:jc w:val="center"/>
       </w:pPr>
@@ -16943,7 +16869,7 @@
         </w:rPr>
         <w:drawing>
           <wp:inline>
-            <wp:extent cx="3600000" cy="2517188"/>
+            <wp:extent cx="3600000" cy="2531249"/>
             <wp:effectExtent b="0" l="0" r="0" t="0"/>
             <wp:docPr descr="" title="" id="49" name="Picture"/>
             <a:graphic>
@@ -16964,7 +16890,7 @@
                   <pic:spPr bwMode="auto">
                     <a:xfrm>
                       <a:off x="0" y="0"/>
-                      <a:ext cx="3600000" cy="2517188"/>
+                      <a:ext cx="3600000" cy="2531249"/>
                     </a:xfrm>
                     <a:prstGeom prst="rect">
                       <a:avLst/>
@@ -16985,18 +16911,13 @@
     </w:p>
     <w:p>
       <w:pPr>
-        <w:spacing w:before="0" w:after="0"/>
+        <w:spacing w:before="160" w:after="80"/>
       </w:pPr>
-    </w:p>
-    <w:p>
-      <w:pPr>
-        <w:spacing w:before="0" w:after="0"/>
-      </w:pPr>
-    </w:p>
-    <w:p>
-      <w:pPr>
-        <w:spacing w:before="0" w:after="0"/>
-      </w:pPr>
+      <w:r>
+        <w:pict>
+          <v:rect style="width:0;height:1.5pt" o:hralign="center" o:hrstd="t" o:hr="t"/>
+        </w:pict>
+      </w:r>
     </w:p>
     <w:p>
       <w:pPr>
@@ -17037,6 +16958,7 @@
     <w:p>
       <w:pPr>
         <w:pStyle w:val="FirstParagraph"/>
+        <w:ind w:firstLine="420"/>
       </w:pPr>
       <m:oMath>
         <m:r>
@@ -17721,7 +17643,10 @@
           </m:sub>
           <m:sup>
             <m:r>
-              <m:t>θ</m:t>
+              <m:rPr>
+                <m:sty m:val="p"/>
+              </m:rPr>
+              <m:t>∘</m:t>
             </m:r>
           </m:sup>
         </m:sSubSup>
@@ -17784,15 +17709,16 @@
         <w:tblStyle w:val="Table"/>
         <w:tblW w:type="pct" w:w="5000"/>
         <w:tblLayout w:type="fixed"/>
+        <w:tblLook w:firstRow="1" w:lastRow="0" w:firstColumn="0" w:lastColumn="0" w:noHBand="0" w:noVBand="0" w:val="0020"/>
+        <w:jc w:val="center"/>
         <w:tblBorders>
           <w:top w:val="single" w:sz="12" w:space="0" w:color="000000"/>
-          <w:left w:val="none" w:sz="0" w:space="0" w:color="auto"/>
           <w:bottom w:val="single" w:sz="12" w:space="0" w:color="000000"/>
-          <w:right w:val="none" w:sz="0" w:space="0" w:color="auto"/>
-          <w:insideH w:val="none" w:sz="0" w:space="0" w:color="auto"/>
-          <w:insideV w:val="none" w:sz="0" w:space="0" w:color="auto"/>
+          <w:left w:val="none"/>
+          <w:right w:val="none"/>
+          <w:insideH w:val="none"/>
+          <w:insideV w:val="none"/>
         </w:tblBorders>
-        <w:tblLook w:firstRow="1" w:lastRow="0" w:firstColumn="0" w:lastColumn="0" w:noHBand="0" w:noVBand="0" w:val="0020"/>
       </w:tblPr>
       <w:tblGrid>
         <w:gridCol w:w="1584"/>
@@ -17808,7 +17734,7 @@
         <w:tc>
           <w:tcPr>
             <w:tcBorders>
-              <w:bottom w:val="single" w:sz="8" w:space="0" w:color="000000"/>
+              <w:bottom w:val="single" w:sz="6" w:space="0" w:color="000000"/>
             </w:tcBorders>
           </w:tcPr>
           <w:p>
@@ -17828,7 +17754,7 @@
         <w:tc>
           <w:tcPr>
             <w:tcBorders>
-              <w:bottom w:val="single" w:sz="8" w:space="0" w:color="000000"/>
+              <w:bottom w:val="single" w:sz="6" w:space="0" w:color="000000"/>
             </w:tcBorders>
           </w:tcPr>
           <w:p>
@@ -17848,7 +17774,7 @@
         <w:tc>
           <w:tcPr>
             <w:tcBorders>
-              <w:bottom w:val="single" w:sz="8" w:space="0" w:color="000000"/>
+              <w:bottom w:val="single" w:sz="6" w:space="0" w:color="000000"/>
             </w:tcBorders>
           </w:tcPr>
           <w:p>
@@ -17868,7 +17794,7 @@
         <w:tc>
           <w:tcPr>
             <w:tcBorders>
-              <w:bottom w:val="single" w:sz="8" w:space="0" w:color="000000"/>
+              <w:bottom w:val="single" w:sz="6" w:space="0" w:color="000000"/>
             </w:tcBorders>
           </w:tcPr>
           <w:p>
@@ -17899,7 +17825,10 @@
                 </m:e>
                 <m:sup>
                   <m:r>
-                    <m:t>θ</m:t>
+                    <m:rPr>
+                      <m:sty m:val="p"/>
+                    </m:rPr>
+                    <m:t>∘</m:t>
                   </m:r>
                 </m:sup>
               </m:sSup>
@@ -17918,7 +17847,7 @@
         <w:tc>
           <w:tcPr>
             <w:tcBorders>
-              <w:bottom w:val="single" w:sz="8" w:space="0" w:color="000000"/>
+              <w:bottom w:val="single" w:sz="6" w:space="0" w:color="000000"/>
             </w:tcBorders>
           </w:tcPr>
           <w:p>
@@ -18449,15 +18378,16 @@
         <w:tblStyle w:val="Table"/>
         <w:tblW w:type="pct" w:w="5000"/>
         <w:tblLayout w:type="fixed"/>
+        <w:tblLook w:firstRow="1" w:lastRow="0" w:firstColumn="0" w:lastColumn="0" w:noHBand="0" w:noVBand="0" w:val="0020"/>
+        <w:jc w:val="center"/>
         <w:tblBorders>
           <w:top w:val="single" w:sz="12" w:space="0" w:color="000000"/>
-          <w:left w:val="none" w:sz="0" w:space="0" w:color="auto"/>
           <w:bottom w:val="single" w:sz="12" w:space="0" w:color="000000"/>
-          <w:right w:val="none" w:sz="0" w:space="0" w:color="auto"/>
-          <w:insideH w:val="none" w:sz="0" w:space="0" w:color="auto"/>
-          <w:insideV w:val="none" w:sz="0" w:space="0" w:color="auto"/>
+          <w:left w:val="none"/>
+          <w:right w:val="none"/>
+          <w:insideH w:val="none"/>
+          <w:insideV w:val="none"/>
         </w:tblBorders>
-        <w:tblLook w:firstRow="1" w:lastRow="0" w:firstColumn="0" w:lastColumn="0" w:noHBand="0" w:noVBand="0" w:val="0020"/>
       </w:tblPr>
       <w:tblGrid>
         <w:gridCol w:w="1980"/>
@@ -18472,7 +18402,7 @@
         <w:tc>
           <w:tcPr>
             <w:tcBorders>
-              <w:bottom w:val="single" w:sz="8" w:space="0" w:color="000000"/>
+              <w:bottom w:val="single" w:sz="6" w:space="0" w:color="000000"/>
             </w:tcBorders>
           </w:tcPr>
           <w:p>
@@ -18492,7 +18422,7 @@
         <w:tc>
           <w:tcPr>
             <w:tcBorders>
-              <w:bottom w:val="single" w:sz="8" w:space="0" w:color="000000"/>
+              <w:bottom w:val="single" w:sz="6" w:space="0" w:color="000000"/>
             </w:tcBorders>
           </w:tcPr>
           <w:p>
@@ -18523,7 +18453,10 @@
                 </m:e>
                 <m:sup>
                   <m:r>
-                    <m:t>θ</m:t>
+                    <m:rPr>
+                      <m:sty m:val="p"/>
+                    </m:rPr>
+                    <m:t>∘</m:t>
                   </m:r>
                 </m:sup>
               </m:sSup>
@@ -18542,7 +18475,7 @@
         <w:tc>
           <w:tcPr>
             <w:tcBorders>
-              <w:bottom w:val="single" w:sz="8" w:space="0" w:color="000000"/>
+              <w:bottom w:val="single" w:sz="6" w:space="0" w:color="000000"/>
             </w:tcBorders>
           </w:tcPr>
           <w:p>
@@ -18562,7 +18495,7 @@
         <w:tc>
           <w:tcPr>
             <w:tcBorders>
-              <w:bottom w:val="single" w:sz="8" w:space="0" w:color="000000"/>
+              <w:bottom w:val="single" w:sz="6" w:space="0" w:color="000000"/>
             </w:tcBorders>
           </w:tcPr>
           <w:p>
@@ -18599,7 +18532,10 @@
                 </m:sub>
                 <m:sup>
                   <m:r>
-                    <m:t>θ</m:t>
+                    <m:rPr>
+                      <m:sty m:val="p"/>
+                    </m:rPr>
+                    <m:t>∘</m:t>
                   </m:r>
                 </m:sup>
               </m:sSubSup>
@@ -18610,20 +18546,35 @@
                 <m:t>/</m:t>
               </m:r>
               <m:r>
+                <m:rPr>
+                  <m:sty m:val="p"/>
+                </m:rPr>
                 <m:t>k</m:t>
               </m:r>
               <m:r>
+                <m:rPr>
+                  <m:sty m:val="p"/>
+                </m:rPr>
                 <m:t>J</m:t>
-              </m:r>
-              <m:r>
-                <m:t>m</m:t>
-              </m:r>
-              <m:r>
-                <m:t>o</m:t>
               </m:r>
               <m:sSup>
                 <m:e>
                   <m:r>
+                    <m:rPr>
+                      <m:sty m:val="p"/>
+                    </m:rPr>
+                    <m:t>m</m:t>
+                  </m:r>
+                  <m:r>
+                    <m:rPr>
+                      <m:sty m:val="p"/>
+                    </m:rPr>
+                    <m:t>o</m:t>
+                  </m:r>
+                  <m:r>
+                    <m:rPr>
+                      <m:sty m:val="p"/>
+                    </m:rPr>
                     <m:t>l</m:t>
                   </m:r>
                 </m:e>
@@ -19206,17 +19157,15 @@
     </w:tbl>
     <w:p>
       <w:pPr>
-        <w:pStyle w:val="BodyText"/>
+        <w:numPr>
+          <w:ilvl w:val="0"/>
+          <w:numId w:val="1014"/>
+        </w:numPr>
         <w:spacing w:before="120"/>
+        <w:ind w:firstLine="420"/>
       </w:pPr>
       <w:r>
         <w:rPr>
-          <w:rFonts w:ascii="Times New Roman" w:hAnsi="Times New Roman" w:eastAsia="Times New Roman" w:cs="Times New Roman"/>
-        </w:rPr>
-        <w:t xml:space="preserve">4-1 </w:t>
-      </w:r>
-      <w:r>
-        <w:rPr>
           <w:rFonts w:hint="eastAsia" w:ascii="Times New Roman" w:hAnsi="Times New Roman" w:eastAsia="FangSong" w:cs="Times New Roman"/>
         </w:rPr>
         <w:t xml:space="preserve">写出实验</w:t>
@@ -19238,232 +19187,726 @@
           <w:rFonts w:hint="eastAsia" w:ascii="Times New Roman" w:hAnsi="Times New Roman" w:eastAsia="Times New Roman" w:cs="Times New Roman"/>
         </w:rPr>
         <w:t>。</w:t>
+      </w:r>
+    </w:p>
+    <w:p>
+      <w:pPr>
+        <w:numPr>
+          <w:ilvl w:val="0"/>
+          <w:numId w:val="1014"/>
+        </w:numPr>
+        <w:ind w:firstLine="420"/>
+      </w:pPr>
+      <w:r>
+        <w:rPr>
+          <w:rFonts w:hint="eastAsia" w:ascii="Times New Roman" w:hAnsi="Times New Roman" w:eastAsia="FangSong" w:cs="Times New Roman"/>
+        </w:rPr>
+        <w:t>实验</w:t>
+      </w:r>
+      <w:r>
+        <w:rPr>
+          <w:rFonts w:hint="eastAsia" w:ascii="Times New Roman" w:hAnsi="Times New Roman" w:eastAsia="Times New Roman" w:cs="Times New Roman"/>
+        </w:rPr>
+        <w:t>3</w:t>
+      </w:r>
+      <w:r>
+        <w:rPr>
+          <w:rFonts w:hint="eastAsia" w:ascii="Times New Roman" w:hAnsi="Times New Roman" w:eastAsia="FangSong" w:cs="Times New Roman"/>
+        </w:rPr>
+        <w:t>放电生成一种含碘难溶电解质</w:t>
+      </w:r>
+      <w:r>
+        <w:rPr>
+          <w:rFonts w:hint="eastAsia" w:ascii="Times New Roman" w:hAnsi="Times New Roman" w:eastAsia="Times New Roman" w:cs="Times New Roman"/>
+        </w:rPr>
+        <w:t>A，</w:t>
+      </w:r>
+      <w:r>
+        <w:rPr>
+          <w:rFonts w:hint="eastAsia" w:ascii="Times New Roman" w:hAnsi="Times New Roman" w:eastAsia="FangSong" w:cs="Times New Roman"/>
+        </w:rPr>
+        <w:t>实验</w:t>
+      </w:r>
+      <w:r>
+        <w:rPr>
+          <w:rFonts w:hint="eastAsia" w:ascii="Times New Roman" w:hAnsi="Times New Roman" w:eastAsia="Times New Roman" w:cs="Times New Roman"/>
+        </w:rPr>
+        <w:t>4</w:t>
+      </w:r>
+      <w:r>
+        <w:rPr>
+          <w:rFonts w:hint="eastAsia" w:ascii="Times New Roman" w:hAnsi="Times New Roman" w:eastAsia="FangSong" w:cs="Times New Roman"/>
+        </w:rPr>
+        <w:t>充电生成一种含碘化合物</w:t>
+      </w:r>
+      <w:r>
+        <w:rPr>
+          <w:rFonts w:hint="eastAsia" w:ascii="Times New Roman" w:hAnsi="Times New Roman" w:eastAsia="Times New Roman" w:cs="Times New Roman"/>
+        </w:rPr>
+        <w:t>B。</w:t>
+      </w:r>
+    </w:p>
+    <w:p>
+      <w:pPr>
+        <w:pStyle w:val="FirstParagraph"/>
+        <w:ind w:firstLine="420"/>
+      </w:pPr>
+      <w:r>
+        <w:rPr>
+          <w:rFonts w:ascii="Times New Roman" w:hAnsi="Times New Roman" w:eastAsia="Times New Roman" w:cs="Times New Roman"/>
+        </w:rPr>
+        <w:t xml:space="preserve">(2)① </w:t>
+      </w:r>
+      <w:r>
+        <w:rPr>
+          <w:rFonts w:hint="eastAsia" w:ascii="Times New Roman" w:hAnsi="Times New Roman" w:eastAsia="FangSong" w:cs="Times New Roman"/>
+        </w:rPr>
+        <w:t xml:space="preserve">计算</w:t>
+      </w:r>
+      <w:r>
+        <w:rPr>
+          <w:rFonts w:ascii="Times New Roman" w:hAnsi="Times New Roman" w:eastAsia="Times New Roman" w:cs="Times New Roman"/>
+        </w:rPr>
+        <w:t xml:space="preserve"> A </w:t>
+      </w:r>
+      <w:r>
+        <w:rPr>
+          <w:rFonts w:hint="eastAsia" w:ascii="Times New Roman" w:hAnsi="Times New Roman" w:eastAsia="FangSong" w:cs="Times New Roman"/>
+        </w:rPr>
+        <w:t>的溶度积常数</w:t>
+      </w:r>
+      <w:r>
+        <w:rPr>
+          <w:rFonts w:hint="eastAsia" w:ascii="Times New Roman" w:hAnsi="Times New Roman" w:eastAsia="Times New Roman" w:cs="Times New Roman"/>
+        </w:rPr>
+        <w:t>;</w:t>
       </w:r>
     </w:p>
     <w:p>
       <w:pPr>
         <w:pStyle w:val="BodyText"/>
+        <w:ind w:firstLine="420"/>
       </w:pPr>
       <w:r>
         <w:rPr>
           <w:rFonts w:ascii="Times New Roman" w:hAnsi="Times New Roman" w:eastAsia="Times New Roman" w:cs="Times New Roman"/>
         </w:rPr>
-        <w:t xml:space="preserve">4-2 </w:t>
-      </w:r>
-      <w:r>
-        <w:rPr>
-          <w:rFonts w:hint="eastAsia" w:ascii="Times New Roman" w:hAnsi="Times New Roman" w:eastAsia="FangSong" w:cs="Times New Roman"/>
-        </w:rPr>
-        <w:t>实验</w:t>
-      </w:r>
-      <w:r>
-        <w:rPr>
-          <w:rFonts w:hint="eastAsia" w:ascii="Times New Roman" w:hAnsi="Times New Roman" w:eastAsia="Times New Roman" w:cs="Times New Roman"/>
-        </w:rPr>
-        <w:t>3</w:t>
-      </w:r>
-      <w:r>
-        <w:rPr>
-          <w:rFonts w:hint="eastAsia" w:ascii="Times New Roman" w:hAnsi="Times New Roman" w:eastAsia="FangSong" w:cs="Times New Roman"/>
-        </w:rPr>
-        <w:t>放电生成一种含碘难溶电解质</w:t>
-      </w:r>
-      <w:r>
-        <w:rPr>
-          <w:rFonts w:hint="eastAsia" w:ascii="Times New Roman" w:hAnsi="Times New Roman" w:eastAsia="Times New Roman" w:cs="Times New Roman"/>
-        </w:rPr>
-        <w:t>A，</w:t>
-      </w:r>
-      <w:r>
-        <w:rPr>
-          <w:rFonts w:hint="eastAsia" w:ascii="Times New Roman" w:hAnsi="Times New Roman" w:eastAsia="FangSong" w:cs="Times New Roman"/>
-        </w:rPr>
-        <w:t>实验</w:t>
-      </w:r>
-      <w:r>
-        <w:rPr>
-          <w:rFonts w:hint="eastAsia" w:ascii="Times New Roman" w:hAnsi="Times New Roman" w:eastAsia="Times New Roman" w:cs="Times New Roman"/>
-        </w:rPr>
-        <w:t>4</w:t>
-      </w:r>
-      <w:r>
-        <w:rPr>
-          <w:rFonts w:hint="eastAsia" w:ascii="Times New Roman" w:hAnsi="Times New Roman" w:eastAsia="FangSong" w:cs="Times New Roman"/>
-        </w:rPr>
-        <w:t>充电生成一种含碘化合物</w:t>
-      </w:r>
-      <w:r>
-        <w:rPr>
-          <w:rFonts w:hint="eastAsia" w:ascii="Times New Roman" w:hAnsi="Times New Roman" w:eastAsia="Times New Roman" w:cs="Times New Roman"/>
-        </w:rPr>
-        <w:t>B。</w:t>
+        <w:t xml:space="preserve">(2)② </w:t>
+      </w:r>
+      <w:r>
+        <w:rPr>
+          <w:rFonts w:hint="eastAsia" w:ascii="Times New Roman" w:hAnsi="Times New Roman" w:eastAsia="FangSong" w:cs="Times New Roman"/>
+        </w:rPr>
+        <w:t xml:space="preserve">计算</w:t>
+      </w:r>
+      <w:r>
+        <w:rPr>
+          <w:rFonts w:ascii="Times New Roman" w:hAnsi="Times New Roman" w:eastAsia="Times New Roman" w:cs="Times New Roman"/>
+        </w:rPr>
+        <w:t xml:space="preserve"> B </w:t>
+      </w:r>
+      <w:r>
+        <w:rPr>
+          <w:rFonts w:hint="eastAsia" w:ascii="Times New Roman" w:hAnsi="Times New Roman" w:eastAsia="FangSong" w:cs="Times New Roman"/>
+        </w:rPr>
+        <w:t xml:space="preserve">的标准</w:t>
+      </w:r>
+      <w:r>
+        <w:rPr>
+          <w:rFonts w:ascii="Times New Roman" w:hAnsi="Times New Roman" w:eastAsia="Times New Roman" w:cs="Times New Roman"/>
+        </w:rPr>
+        <w:t xml:space="preserve"> Gibbs </w:t>
+      </w:r>
+      <w:r>
+        <w:rPr>
+          <w:rFonts w:hint="eastAsia" w:ascii="Times New Roman" w:hAnsi="Times New Roman" w:eastAsia="FangSong" w:cs="Times New Roman"/>
+        </w:rPr>
+        <w:t>生成自由能变</w:t>
+      </w:r>
+      <w:r>
+        <w:rPr>
+          <w:rFonts w:hint="eastAsia" w:ascii="Times New Roman" w:hAnsi="Times New Roman" w:eastAsia="Times New Roman" w:cs="Times New Roman"/>
+        </w:rPr>
+        <w:t>。</w:t>
+      </w:r>
+    </w:p>
+    <w:p>
+      <w:pPr>
+        <w:pStyle w:val="Compact"/>
+        <w:numPr>
+          <w:ilvl w:val="0"/>
+          <w:numId w:val="1015"/>
+        </w:numPr>
+        <w:ind w:firstLine="420"/>
+      </w:pPr>
+      <w:r>
+        <w:rPr>
+          <w:rFonts w:hint="eastAsia" w:ascii="Times New Roman" w:hAnsi="Times New Roman" w:eastAsia="FangSong" w:cs="Times New Roman"/>
+        </w:rPr>
+        <w:t>假设电解质中的离子浓度均恒为标态</w:t>
+      </w:r>
+      <w:r>
+        <w:rPr>
+          <w:rFonts w:hint="eastAsia" w:ascii="Times New Roman" w:hAnsi="Times New Roman" w:eastAsia="Times New Roman" w:cs="Times New Roman"/>
+        </w:rPr>
+        <w:t>，</w:t>
+      </w:r>
+      <w:r>
+        <w:rPr>
+          <w:rFonts w:hint="eastAsia" w:ascii="Times New Roman" w:hAnsi="Times New Roman" w:eastAsia="FangSong" w:cs="Times New Roman"/>
+        </w:rPr>
+        <w:t>计算下列两种</w:t>
+      </w:r>
+      <w:r>
+        <w:rPr>
+          <w:rFonts w:ascii="Times New Roman" w:hAnsi="Times New Roman" w:eastAsia="Times New Roman" w:cs="Times New Roman"/>
+        </w:rPr>
+        <w:t xml:space="preserve"> </w:t>
+      </w:r>
+      <m:oMath>
+        <m:r>
+          <m:rPr>
+            <m:sty m:val="p"/>
+          </m:rPr>
+          <m:t>Z</m:t>
+        </m:r>
+        <m:r>
+          <m:rPr>
+            <m:sty m:val="p"/>
+          </m:rPr>
+          <m:t>n</m:t>
+        </m:r>
+        <m:r>
+          <m:rPr>
+            <m:sty m:val="p"/>
+          </m:rPr>
+          <m:t>−</m:t>
+        </m:r>
+        <m:sSub>
+          <m:e>
+            <m:r>
+              <m:rPr>
+                <m:sty m:val="p"/>
+              </m:rPr>
+              <m:t>I</m:t>
+            </m:r>
+          </m:e>
+          <m:sub>
+            <m:r>
+              <m:rPr>
+                <m:sty m:val="p"/>
+              </m:rPr>
+              <m:t>2</m:t>
+            </m:r>
+          </m:sub>
+        </m:sSub>
+      </m:oMath>
+      <w:r>
+        <w:rPr>
+          <w:rFonts w:ascii="Times New Roman" w:hAnsi="Times New Roman" w:eastAsia="Times New Roman" w:cs="Times New Roman"/>
+        </w:rPr>
+        <w:t xml:space="preserve"> </w:t>
+      </w:r>
+      <w:r>
+        <w:rPr>
+          <w:rFonts w:hint="eastAsia" w:ascii="Times New Roman" w:hAnsi="Times New Roman" w:eastAsia="FangSong" w:cs="Times New Roman"/>
+        </w:rPr>
+        <w:t>电池的储能密度</w:t>
+      </w:r>
+      <w:r>
+        <w:rPr>
+          <w:rFonts w:hint="eastAsia" w:ascii="Times New Roman" w:hAnsi="Times New Roman" w:eastAsia="Times New Roman" w:cs="Times New Roman"/>
+        </w:rPr>
+        <w:t>(</w:t>
+      </w:r>
+      <w:r>
+        <w:rPr>
+          <w:rFonts w:hint="eastAsia" w:ascii="Times New Roman" w:hAnsi="Times New Roman" w:eastAsia="FangSong" w:cs="Times New Roman"/>
+        </w:rPr>
+        <w:t>基于正负极的总质量</w:t>
+      </w:r>
+      <w:r>
+        <w:rPr>
+          <w:rFonts w:hint="eastAsia" w:ascii="Times New Roman" w:hAnsi="Times New Roman" w:eastAsia="Times New Roman" w:cs="Times New Roman"/>
+        </w:rPr>
+        <w:t>，</w:t>
+      </w:r>
+      <w:r>
+        <w:rPr>
+          <w:rFonts w:hint="eastAsia" w:ascii="Times New Roman" w:hAnsi="Times New Roman" w:eastAsia="FangSong" w:cs="Times New Roman"/>
+        </w:rPr>
+        <w:t>结果以</w:t>
+      </w:r>
+      <w:r>
+        <w:rPr>
+          <w:rFonts w:hint="eastAsia" w:ascii="Times New Roman" w:hAnsi="Times New Roman" w:eastAsia="Times New Roman" w:cs="Times New Roman"/>
+        </w:rPr>
+        <w:t>Wh/kg</w:t>
+      </w:r>
+      <w:r>
+        <w:rPr>
+          <w:rFonts w:hint="eastAsia" w:ascii="Times New Roman" w:hAnsi="Times New Roman" w:eastAsia="FangSong" w:cs="Times New Roman"/>
+        </w:rPr>
+        <w:t>表示</w:t>
+      </w:r>
+      <w:r>
+        <w:rPr>
+          <w:rFonts w:hint="eastAsia" w:ascii="Times New Roman" w:hAnsi="Times New Roman" w:eastAsia="Times New Roman" w:cs="Times New Roman"/>
+        </w:rPr>
+        <w:t>)。</w:t>
+      </w:r>
+    </w:p>
+    <w:p>
+      <w:pPr>
+        <w:pStyle w:val="FirstParagraph"/>
+        <w:ind w:firstLine="420"/>
+      </w:pPr>
+      <w:r>
+        <w:rPr>
+          <w:rFonts w:ascii="Times New Roman" w:hAnsi="Times New Roman" w:eastAsia="Times New Roman" w:cs="Times New Roman"/>
+        </w:rPr>
+        <w:t xml:space="preserve">(3)① </w:t>
+      </w:r>
+      <w:r>
+        <w:rPr>
+          <w:rFonts w:hint="eastAsia" w:ascii="Times New Roman" w:hAnsi="Times New Roman" w:eastAsia="FangSong" w:cs="Times New Roman"/>
+        </w:rPr>
+        <w:t xml:space="preserve">正负极均以</w:t>
+      </w:r>
+      <w:r>
+        <w:rPr>
+          <w:rFonts w:ascii="Times New Roman" w:hAnsi="Times New Roman" w:eastAsia="Times New Roman" w:cs="Times New Roman"/>
+        </w:rPr>
+        <w:t xml:space="preserve"> </w:t>
+      </w:r>
+      <m:oMath>
+        <m:r>
+          <m:rPr>
+            <m:sty m:val="p"/>
+          </m:rPr>
+          <m:t>Z</m:t>
+        </m:r>
+        <m:r>
+          <m:rPr>
+            <m:sty m:val="p"/>
+          </m:rPr>
+          <m:t>n</m:t>
+        </m:r>
+        <m:r>
+          <m:rPr>
+            <m:sty m:val="p"/>
+          </m:rPr>
+          <m:t>S</m:t>
+        </m:r>
+        <m:sSub>
+          <m:e>
+            <m:r>
+              <m:rPr>
+                <m:sty m:val="p"/>
+              </m:rPr>
+              <m:t>O</m:t>
+            </m:r>
+          </m:e>
+          <m:sub>
+            <m:r>
+              <m:rPr>
+                <m:sty m:val="p"/>
+              </m:rPr>
+              <m:t>4</m:t>
+            </m:r>
+          </m:sub>
+        </m:sSub>
+      </m:oMath>
+      <w:r>
+        <w:rPr>
+          <w:rFonts w:ascii="Times New Roman" w:hAnsi="Times New Roman" w:eastAsia="Times New Roman" w:cs="Times New Roman"/>
+        </w:rPr>
+        <w:t xml:space="preserve"> </w:t>
+      </w:r>
+      <w:r>
+        <w:rPr>
+          <w:rFonts w:hint="eastAsia" w:ascii="Times New Roman" w:hAnsi="Times New Roman" w:eastAsia="FangSong" w:cs="Times New Roman"/>
+        </w:rPr>
+        <w:t>为电解质</w:t>
+      </w:r>
+      <w:r>
+        <w:rPr>
+          <w:rFonts w:hint="eastAsia" w:ascii="Times New Roman" w:hAnsi="Times New Roman" w:eastAsia="Times New Roman" w:cs="Times New Roman"/>
+        </w:rPr>
+        <w:t>；</w:t>
       </w:r>
     </w:p>
     <w:p>
       <w:pPr>
         <w:pStyle w:val="BodyText"/>
+        <w:ind w:firstLine="420"/>
       </w:pPr>
       <w:r>
         <w:rPr>
           <w:rFonts w:ascii="Times New Roman" w:hAnsi="Times New Roman" w:eastAsia="Times New Roman" w:cs="Times New Roman"/>
         </w:rPr>
-        <w:t xml:space="preserve">4-2-1 </w:t>
-      </w:r>
-      <w:r>
-        <w:rPr>
-          <w:rFonts w:hint="eastAsia" w:ascii="Times New Roman" w:hAnsi="Times New Roman" w:eastAsia="FangSong" w:cs="Times New Roman"/>
-        </w:rPr>
-        <w:t xml:space="preserve">计算</w:t>
-      </w:r>
-      <w:r>
-        <w:rPr>
-          <w:rFonts w:ascii="Times New Roman" w:hAnsi="Times New Roman" w:eastAsia="Times New Roman" w:cs="Times New Roman"/>
-        </w:rPr>
-        <w:t xml:space="preserve"> A </w:t>
-      </w:r>
-      <w:r>
-        <w:rPr>
-          <w:rFonts w:hint="eastAsia" w:ascii="Times New Roman" w:hAnsi="Times New Roman" w:eastAsia="FangSong" w:cs="Times New Roman"/>
-        </w:rPr>
-        <w:t>的溶度积常数</w:t>
-      </w:r>
-      <w:r>
-        <w:rPr>
-          <w:rFonts w:hint="eastAsia" w:ascii="Times New Roman" w:hAnsi="Times New Roman" w:eastAsia="Times New Roman" w:cs="Times New Roman"/>
-        </w:rPr>
-        <w:t>;</w:t>
+        <w:t xml:space="preserve">(3)② </w:t>
+      </w:r>
+      <w:r>
+        <w:rPr>
+          <w:rFonts w:hint="eastAsia" w:ascii="Times New Roman" w:hAnsi="Times New Roman" w:eastAsia="FangSong" w:cs="Times New Roman"/>
+        </w:rPr>
+        <w:t xml:space="preserve">负极以</w:t>
+      </w:r>
+      <w:r>
+        <w:rPr>
+          <w:rFonts w:ascii="Times New Roman" w:hAnsi="Times New Roman" w:eastAsia="Times New Roman" w:cs="Times New Roman"/>
+        </w:rPr>
+        <w:t xml:space="preserve"> </w:t>
+      </w:r>
+      <m:oMath>
+        <m:r>
+          <m:rPr>
+            <m:sty m:val="p"/>
+          </m:rPr>
+          <m:t>Z</m:t>
+        </m:r>
+        <m:r>
+          <m:rPr>
+            <m:sty m:val="p"/>
+          </m:rPr>
+          <m:t>n</m:t>
+        </m:r>
+        <m:r>
+          <m:rPr>
+            <m:sty m:val="p"/>
+          </m:rPr>
+          <m:t>S</m:t>
+        </m:r>
+        <m:sSub>
+          <m:e>
+            <m:r>
+              <m:rPr>
+                <m:sty m:val="p"/>
+              </m:rPr>
+              <m:t>O</m:t>
+            </m:r>
+          </m:e>
+          <m:sub>
+            <m:r>
+              <m:rPr>
+                <m:sty m:val="p"/>
+              </m:rPr>
+              <m:t>4</m:t>
+            </m:r>
+          </m:sub>
+        </m:sSub>
+      </m:oMath>
+      <w:r>
+        <w:rPr>
+          <w:rFonts w:ascii="Times New Roman" w:hAnsi="Times New Roman" w:eastAsia="Times New Roman" w:cs="Times New Roman"/>
+        </w:rPr>
+        <w:t xml:space="preserve"> </w:t>
+      </w:r>
+      <w:r>
+        <w:rPr>
+          <w:rFonts w:hint="eastAsia" w:ascii="Times New Roman" w:hAnsi="Times New Roman" w:eastAsia="FangSong" w:cs="Times New Roman"/>
+        </w:rPr>
+        <w:t>为电解质</w:t>
+      </w:r>
+      <w:r>
+        <w:rPr>
+          <w:rFonts w:hint="eastAsia" w:ascii="Times New Roman" w:hAnsi="Times New Roman" w:eastAsia="Times New Roman" w:cs="Times New Roman"/>
+        </w:rPr>
+        <w:t>，</w:t>
+      </w:r>
+      <w:r>
+        <w:rPr>
+          <w:rFonts w:hint="eastAsia" w:ascii="Times New Roman" w:hAnsi="Times New Roman" w:eastAsia="FangSong" w:cs="Times New Roman"/>
+        </w:rPr>
+        <w:t>正极以</w:t>
+      </w:r>
+      <w:r>
+        <w:rPr>
+          <w:rFonts w:ascii="Times New Roman" w:hAnsi="Times New Roman" w:eastAsia="Times New Roman" w:cs="Times New Roman"/>
+        </w:rPr>
+        <w:t xml:space="preserve"> </w:t>
+      </w:r>
+      <m:oMath>
+        <m:sSub>
+          <m:e>
+            <m:r>
+              <m:rPr>
+                <m:sty m:val="p"/>
+              </m:rPr>
+              <m:t>C</m:t>
+            </m:r>
+            <m:r>
+              <m:rPr>
+                <m:sty m:val="p"/>
+              </m:rPr>
+              <m:t>u</m:t>
+            </m:r>
+            <m:r>
+              <m:rPr>
+                <m:sty m:val="p"/>
+              </m:rPr>
+              <m:t>C</m:t>
+            </m:r>
+            <m:r>
+              <m:rPr>
+                <m:sty m:val="p"/>
+              </m:rPr>
+              <m:t>l</m:t>
+            </m:r>
+          </m:e>
+          <m:sub>
+            <m:r>
+              <m:t>2</m:t>
+            </m:r>
+          </m:sub>
+        </m:sSub>
+      </m:oMath>
+      <w:r>
+        <w:rPr>
+          <w:rFonts w:ascii="Times New Roman" w:hAnsi="Times New Roman" w:eastAsia="Times New Roman" w:cs="Times New Roman"/>
+        </w:rPr>
+        <w:t xml:space="preserve"> </w:t>
+      </w:r>
+      <w:r>
+        <w:rPr>
+          <w:rFonts w:hint="eastAsia" w:ascii="Times New Roman" w:hAnsi="Times New Roman" w:eastAsia="FangSong" w:cs="Times New Roman"/>
+        </w:rPr>
+        <w:t>为电解质</w:t>
+      </w:r>
+      <w:r>
+        <w:rPr>
+          <w:rFonts w:hint="eastAsia" w:ascii="Times New Roman" w:hAnsi="Times New Roman" w:eastAsia="Times New Roman" w:cs="Times New Roman"/>
+        </w:rPr>
+        <w:t>。</w:t>
       </w:r>
     </w:p>
     <w:p>
       <w:pPr>
         <w:pStyle w:val="BodyText"/>
+        <w:ind w:firstLine="420"/>
       </w:pPr>
       <w:r>
         <w:rPr>
           <w:rFonts w:ascii="Times New Roman" w:hAnsi="Times New Roman" w:eastAsia="Times New Roman" w:cs="Times New Roman"/>
         </w:rPr>
-        <w:t xml:space="preserve">4-2-2 </w:t>
-      </w:r>
-      <w:r>
-        <w:rPr>
-          <w:rFonts w:hint="eastAsia" w:ascii="Times New Roman" w:hAnsi="Times New Roman" w:eastAsia="FangSong" w:cs="Times New Roman"/>
-        </w:rPr>
-        <w:t xml:space="preserve">计算</w:t>
-      </w:r>
-      <w:r>
-        <w:rPr>
-          <w:rFonts w:ascii="Times New Roman" w:hAnsi="Times New Roman" w:eastAsia="Times New Roman" w:cs="Times New Roman"/>
-        </w:rPr>
-        <w:t xml:space="preserve"> B </w:t>
-      </w:r>
-      <w:r>
-        <w:rPr>
-          <w:rFonts w:hint="eastAsia" w:ascii="Times New Roman" w:hAnsi="Times New Roman" w:eastAsia="FangSong" w:cs="Times New Roman"/>
-        </w:rPr>
-        <w:t xml:space="preserve">的标准</w:t>
-      </w:r>
-      <w:r>
-        <w:rPr>
-          <w:rFonts w:ascii="Times New Roman" w:hAnsi="Times New Roman" w:eastAsia="Times New Roman" w:cs="Times New Roman"/>
-        </w:rPr>
-        <w:t xml:space="preserve"> Gibbs </w:t>
-      </w:r>
-      <w:r>
-        <w:rPr>
-          <w:rFonts w:hint="eastAsia" w:ascii="Times New Roman" w:hAnsi="Times New Roman" w:eastAsia="FangSong" w:cs="Times New Roman"/>
-        </w:rPr>
-        <w:t>生成自由能变</w:t>
-      </w:r>
-      <w:r>
-        <w:rPr>
-          <w:rFonts w:hint="eastAsia" w:ascii="Times New Roman" w:hAnsi="Times New Roman" w:eastAsia="Times New Roman" w:cs="Times New Roman"/>
-        </w:rPr>
-        <w:t>。</w:t>
+        <w:t xml:space="preserve">4- 4 </w:t>
+      </w:r>
+      <w:r>
+        <w:rPr>
+          <w:rFonts w:hint="eastAsia" w:ascii="Times New Roman" w:hAnsi="Times New Roman" w:eastAsia="FangSong" w:cs="Times New Roman"/>
+        </w:rPr>
+        <w:t xml:space="preserve">某</w:t>
+      </w:r>
+      <w:r>
+        <w:rPr>
+          <w:rFonts w:ascii="Times New Roman" w:hAnsi="Times New Roman" w:eastAsia="Times New Roman" w:cs="Times New Roman"/>
+        </w:rPr>
+        <w:t xml:space="preserve"> </w:t>
+      </w:r>
+      <m:oMath>
+        <m:r>
+          <m:rPr>
+            <m:sty m:val="p"/>
+          </m:rPr>
+          <m:t>Z</m:t>
+        </m:r>
+        <m:r>
+          <m:rPr>
+            <m:sty m:val="p"/>
+          </m:rPr>
+          <m:t>n</m:t>
+        </m:r>
+        <m:r>
+          <m:rPr>
+            <m:sty m:val="p"/>
+          </m:rPr>
+          <m:t>−</m:t>
+        </m:r>
+        <m:sSub>
+          <m:e>
+            <m:r>
+              <m:rPr>
+                <m:sty m:val="p"/>
+              </m:rPr>
+              <m:t>I</m:t>
+            </m:r>
+          </m:e>
+          <m:sub>
+            <m:r>
+              <m:rPr>
+                <m:sty m:val="p"/>
+              </m:rPr>
+              <m:t>2</m:t>
+            </m:r>
+          </m:sub>
+        </m:sSub>
+      </m:oMath>
+      <w:r>
+        <w:rPr>
+          <w:rFonts w:ascii="Times New Roman" w:hAnsi="Times New Roman" w:eastAsia="Times New Roman" w:cs="Times New Roman"/>
+        </w:rPr>
+        <w:t xml:space="preserve"> </w:t>
+      </w:r>
+      <w:r>
+        <w:rPr>
+          <w:rFonts w:hint="eastAsia" w:ascii="Times New Roman" w:hAnsi="Times New Roman" w:eastAsia="FangSong" w:cs="Times New Roman"/>
+        </w:rPr>
+        <w:t>电池可表示为</w:t>
+      </w:r>
+      <w:r>
+        <w:rPr>
+          <w:rFonts w:hint="eastAsia" w:ascii="Times New Roman" w:hAnsi="Times New Roman" w:eastAsia="Times New Roman" w:cs="Times New Roman"/>
+        </w:rPr>
+        <w:t>:</w:t>
       </w:r>
     </w:p>
     <w:p>
       <w:pPr>
         <w:pStyle w:val="BodyText"/>
+        <w:ind w:firstLine="420"/>
       </w:pPr>
       <w:r>
         <w:rPr>
           <w:rFonts w:ascii="Times New Roman" w:hAnsi="Times New Roman" w:eastAsia="Times New Roman" w:cs="Times New Roman"/>
         </w:rPr>
-        <w:t xml:space="preserve">4-3 </w:t>
-      </w:r>
-      <w:r>
-        <w:rPr>
-          <w:rFonts w:hint="eastAsia" w:ascii="Times New Roman" w:hAnsi="Times New Roman" w:eastAsia="FangSong" w:cs="Times New Roman"/>
-        </w:rPr>
-        <w:t>假设电解质中的离子浓度均恒为标态</w:t>
-      </w:r>
-      <w:r>
-        <w:rPr>
-          <w:rFonts w:hint="eastAsia" w:ascii="Times New Roman" w:hAnsi="Times New Roman" w:eastAsia="Times New Roman" w:cs="Times New Roman"/>
-        </w:rPr>
-        <w:t>，</w:t>
-      </w:r>
-      <w:r>
-        <w:rPr>
-          <w:rFonts w:hint="eastAsia" w:ascii="Times New Roman" w:hAnsi="Times New Roman" w:eastAsia="FangSong" w:cs="Times New Roman"/>
-        </w:rPr>
-        <w:t>计算下列两种</w:t>
-      </w:r>
-      <w:r>
-        <w:rPr>
-          <w:rFonts w:ascii="Times New Roman" w:hAnsi="Times New Roman" w:eastAsia="Times New Roman" w:cs="Times New Roman"/>
-        </w:rPr>
-        <w:t xml:space="preserve"> </w:t>
-      </w:r>
-      <m:oMath>
-        <m:r>
-          <m:rPr>
-            <m:sty m:val="p"/>
-          </m:rPr>
-          <m:t>Z</m:t>
-        </m:r>
-        <m:r>
-          <m:rPr>
-            <m:sty m:val="p"/>
-          </m:rPr>
-          <m:t>n</m:t>
-        </m:r>
-        <m:r>
-          <m:rPr>
-            <m:sty m:val="p"/>
-          </m:rPr>
-          <m:t>−</m:t>
-        </m:r>
-        <m:sSub>
-          <m:e>
-            <m:r>
-              <m:rPr>
-                <m:sty m:val="p"/>
-              </m:rPr>
-              <m:t>I</m:t>
-            </m:r>
-          </m:e>
-          <m:sub>
-            <m:r>
-              <m:rPr>
-                <m:sty m:val="p"/>
-              </m:rPr>
-              <m:t>2</m:t>
-            </m:r>
-          </m:sub>
-        </m:sSub>
-      </m:oMath>
-      <w:r>
-        <w:rPr>
-          <w:rFonts w:ascii="Times New Roman" w:hAnsi="Times New Roman" w:eastAsia="Times New Roman" w:cs="Times New Roman"/>
-        </w:rPr>
-        <w:t xml:space="preserve"> </w:t>
-      </w:r>
-      <w:r>
-        <w:rPr>
-          <w:rFonts w:hint="eastAsia" w:ascii="Times New Roman" w:hAnsi="Times New Roman" w:eastAsia="FangSong" w:cs="Times New Roman"/>
-        </w:rPr>
-        <w:t>电池的储能密度</w:t>
+        <w:t>(-) Zn (s) | ZnSO</w:t>
+      </w:r>
+      <w:r>
+        <w:rPr>
+          <w:rFonts w:ascii="Times New Roman" w:hAnsi="Times New Roman" w:eastAsia="Times New Roman" w:cs="Times New Roman"/>
+          <w:vertAlign w:val="subscript"/>
+        </w:rPr>
+        <w:t>4</w:t>
+      </w:r>
+      <w:r>
+        <w:rPr>
+          <w:rFonts w:ascii="Times New Roman" w:hAnsi="Times New Roman" w:eastAsia="Times New Roman" w:cs="Times New Roman"/>
+        </w:rPr>
+        <w:t xml:space="preserve"> (1.0 M) || CuCl</w:t>
+      </w:r>
+      <w:r>
+        <w:rPr>
+          <w:rFonts w:ascii="Times New Roman" w:hAnsi="Times New Roman" w:eastAsia="Times New Roman" w:cs="Times New Roman"/>
+          <w:vertAlign w:val="subscript"/>
+        </w:rPr>
+        <w:t>2</w:t>
+      </w:r>
+      <w:r>
+        <w:rPr>
+          <w:rFonts w:ascii="Times New Roman" w:hAnsi="Times New Roman" w:eastAsia="Times New Roman" w:cs="Times New Roman"/>
+        </w:rPr>
+        <w:t xml:space="preserve"> (1.0 M) | I</w:t>
+      </w:r>
+      <w:r>
+        <w:rPr>
+          <w:rFonts w:ascii="Times New Roman" w:hAnsi="Times New Roman" w:eastAsia="Times New Roman" w:cs="Times New Roman"/>
+          <w:vertAlign w:val="subscript"/>
+        </w:rPr>
+        <w:t>2</w:t>
+      </w:r>
+      <w:r>
+        <w:rPr>
+          <w:rFonts w:ascii="Times New Roman" w:hAnsi="Times New Roman" w:eastAsia="Times New Roman" w:cs="Times New Roman"/>
+        </w:rPr>
+        <w:t xml:space="preserve"> (s) (+), </w:t>
+      </w:r>
+      <w:r>
+        <w:rPr>
+          <w:rFonts w:hint="eastAsia" w:ascii="Times New Roman" w:hAnsi="Times New Roman" w:eastAsia="FangSong" w:cs="Times New Roman"/>
+        </w:rPr>
+        <w:t xml:space="preserve">电池正极区和负极区电解质溶液量均为</w:t>
+      </w:r>
+      <w:r>
+        <w:rPr>
+          <w:rFonts w:ascii="Times New Roman" w:hAnsi="Times New Roman" w:eastAsia="Times New Roman" w:cs="Times New Roman"/>
+        </w:rPr>
+        <w:t xml:space="preserve"> 1.0 mL, Zn </w:t>
+      </w:r>
+      <w:r>
+        <w:rPr>
+          <w:rFonts w:hint="eastAsia" w:ascii="Times New Roman" w:hAnsi="Times New Roman" w:eastAsia="FangSong" w:cs="Times New Roman"/>
+        </w:rPr>
+        <w:t xml:space="preserve">和</w:t>
+      </w:r>
+      <w:r>
+        <w:rPr>
+          <w:rFonts w:ascii="Times New Roman" w:hAnsi="Times New Roman" w:eastAsia="Times New Roman" w:cs="Times New Roman"/>
+        </w:rPr>
+        <w:t xml:space="preserve"> I</w:t>
+      </w:r>
+      <w:r>
+        <w:rPr>
+          <w:rFonts w:ascii="Times New Roman" w:hAnsi="Times New Roman" w:eastAsia="Times New Roman" w:cs="Times New Roman"/>
+          <w:vertAlign w:val="subscript"/>
+        </w:rPr>
+        <w:t>2</w:t>
+      </w:r>
+      <w:r>
+        <w:rPr>
+          <w:rFonts w:ascii="Times New Roman" w:hAnsi="Times New Roman" w:eastAsia="Times New Roman" w:cs="Times New Roman"/>
+        </w:rPr>
+        <w:t xml:space="preserve"> </w:t>
+      </w:r>
+      <w:r>
+        <w:rPr>
+          <w:rFonts w:hint="eastAsia" w:ascii="Times New Roman" w:hAnsi="Times New Roman" w:eastAsia="FangSong" w:cs="Times New Roman"/>
+        </w:rPr>
+        <w:t xml:space="preserve">的量均为</w:t>
+      </w:r>
+      <w:r>
+        <w:rPr>
+          <w:rFonts w:ascii="Times New Roman" w:hAnsi="Times New Roman" w:eastAsia="Times New Roman" w:cs="Times New Roman"/>
+        </w:rPr>
+        <w:t xml:space="preserve"> 2.0 mmol, </w:t>
+      </w:r>
+      <w:r>
+        <w:rPr>
+          <w:rFonts w:hint="eastAsia" w:ascii="Times New Roman" w:hAnsi="Times New Roman" w:eastAsia="FangSong" w:cs="Times New Roman"/>
+        </w:rPr>
+        <w:t xml:space="preserve">以</w:t>
+      </w:r>
+      <w:r>
+        <w:rPr>
+          <w:rFonts w:ascii="Times New Roman" w:hAnsi="Times New Roman" w:eastAsia="Times New Roman" w:cs="Times New Roman"/>
+        </w:rPr>
+        <w:t xml:space="preserve"> 200 mA </w:t>
+      </w:r>
+      <w:r>
+        <w:rPr>
+          <w:rFonts w:hint="eastAsia" w:ascii="Times New Roman" w:hAnsi="Times New Roman" w:eastAsia="FangSong" w:cs="Times New Roman"/>
+        </w:rPr>
+        <w:t xml:space="preserve">恒电流放电</w:t>
+      </w:r>
+      <w:r>
+        <w:rPr>
+          <w:rFonts w:ascii="Times New Roman" w:hAnsi="Times New Roman" w:eastAsia="Times New Roman" w:cs="Times New Roman"/>
+        </w:rPr>
+        <w:t xml:space="preserve"> 482 s </w:t>
+      </w:r>
+      <w:r>
+        <w:rPr>
+          <w:rFonts w:hint="eastAsia" w:ascii="Times New Roman" w:hAnsi="Times New Roman" w:eastAsia="FangSong" w:cs="Times New Roman"/>
+        </w:rPr>
+        <w:t>后</w:t>
+      </w:r>
+      <w:r>
+        <w:rPr>
+          <w:rFonts w:hint="eastAsia" w:ascii="Times New Roman" w:hAnsi="Times New Roman" w:eastAsia="Times New Roman" w:cs="Times New Roman"/>
+        </w:rPr>
+        <w:t>,</w:t>
+      </w:r>
+      <w:r>
+        <w:rPr>
+          <w:rFonts w:ascii="Times New Roman" w:hAnsi="Times New Roman" w:eastAsia="Times New Roman" w:cs="Times New Roman"/>
+        </w:rPr>
+        <w:t xml:space="preserve"> </w:t>
+      </w:r>
+      <w:r>
+        <w:rPr>
+          <w:rFonts w:hint="eastAsia" w:ascii="Times New Roman" w:hAnsi="Times New Roman" w:eastAsia="FangSong" w:cs="Times New Roman"/>
+        </w:rPr>
+        <w:t>计算电池的电动势</w:t>
       </w:r>
       <w:r>
         <w:rPr>
@@ -19475,31 +19918,44 @@
         <w:rPr>
           <w:rFonts w:hint="eastAsia" w:ascii="Times New Roman" w:hAnsi="Times New Roman" w:eastAsia="FangSong" w:cs="Times New Roman"/>
         </w:rPr>
-        <w:t>基于正负极的总质量</w:t>
-      </w:r>
-      <w:r>
-        <w:rPr>
-          <w:rFonts w:hint="eastAsia" w:ascii="Times New Roman" w:hAnsi="Times New Roman" w:eastAsia="Times New Roman" w:cs="Times New Roman"/>
-        </w:rPr>
-        <w:t>，</w:t>
-      </w:r>
-      <w:r>
-        <w:rPr>
-          <w:rFonts w:hint="eastAsia" w:ascii="Times New Roman" w:hAnsi="Times New Roman" w:eastAsia="FangSong" w:cs="Times New Roman"/>
-        </w:rPr>
-        <w:t>结果以</w:t>
-      </w:r>
-      <w:r>
-        <w:rPr>
-          <w:rFonts w:hint="eastAsia" w:ascii="Times New Roman" w:hAnsi="Times New Roman" w:eastAsia="Times New Roman" w:cs="Times New Roman"/>
-        </w:rPr>
-        <w:t>Wh/kg</w:t>
-      </w:r>
-      <w:r>
-        <w:rPr>
-          <w:rFonts w:hint="eastAsia" w:ascii="Times New Roman" w:hAnsi="Times New Roman" w:eastAsia="FangSong" w:cs="Times New Roman"/>
-        </w:rPr>
-        <w:t>表示</w:t>
+        <w:t>计算时</w:t>
+      </w:r>
+      <w:r>
+        <w:rPr>
+          <w:rFonts w:ascii="Times New Roman" w:hAnsi="Times New Roman" w:eastAsia="Times New Roman" w:cs="Times New Roman"/>
+        </w:rPr>
+        <w:t xml:space="preserve"> I</w:t>
+      </w:r>
+      <w:r>
+        <w:rPr>
+          <w:rFonts w:ascii="Times New Roman" w:hAnsi="Times New Roman" w:eastAsia="Times New Roman" w:cs="Times New Roman"/>
+          <w:vertAlign w:val="subscript"/>
+        </w:rPr>
+        <w:t>2</w:t>
+      </w:r>
+      <w:r>
+        <w:rPr>
+          <w:rFonts w:ascii="Times New Roman" w:hAnsi="Times New Roman" w:eastAsia="Times New Roman" w:cs="Times New Roman"/>
+        </w:rPr>
+        <w:t xml:space="preserve"> 、A </w:t>
+      </w:r>
+      <w:r>
+        <w:rPr>
+          <w:rFonts w:hint="eastAsia" w:ascii="Times New Roman" w:hAnsi="Times New Roman" w:eastAsia="FangSong" w:cs="Times New Roman"/>
+        </w:rPr>
+        <w:t xml:space="preserve">和</w:t>
+      </w:r>
+      <w:r>
+        <w:rPr>
+          <w:rFonts w:ascii="Times New Roman" w:hAnsi="Times New Roman" w:eastAsia="Times New Roman" w:cs="Times New Roman"/>
+        </w:rPr>
+        <w:t xml:space="preserve"> B </w:t>
+      </w:r>
+      <w:r>
+        <w:rPr>
+          <w:rFonts w:hint="eastAsia" w:ascii="Times New Roman" w:hAnsi="Times New Roman" w:eastAsia="FangSong" w:cs="Times New Roman"/>
+        </w:rPr>
+        <w:t>均可以作为不溶物处理</w:t>
       </w:r>
       <w:r>
         <w:rPr>
@@ -19510,547 +19966,13 @@
     </w:p>
     <w:p>
       <w:pPr>
-        <w:pStyle w:val="BodyText"/>
+        <w:spacing w:before="160" w:after="80"/>
       </w:pPr>
       <w:r>
-        <w:rPr>
-          <w:rFonts w:ascii="Times New Roman" w:hAnsi="Times New Roman" w:eastAsia="Times New Roman" w:cs="Times New Roman"/>
-        </w:rPr>
-        <w:t xml:space="preserve">4-3-1 </w:t>
-      </w:r>
-      <w:r>
-        <w:rPr>
-          <w:rFonts w:hint="eastAsia" w:ascii="Times New Roman" w:hAnsi="Times New Roman" w:eastAsia="FangSong" w:cs="Times New Roman"/>
-        </w:rPr>
-        <w:t xml:space="preserve">正负极均以</w:t>
-      </w:r>
-      <w:r>
-        <w:rPr>
-          <w:rFonts w:ascii="Times New Roman" w:hAnsi="Times New Roman" w:eastAsia="Times New Roman" w:cs="Times New Roman"/>
-        </w:rPr>
-        <w:t xml:space="preserve"> </w:t>
-      </w:r>
-      <m:oMath>
-        <m:r>
-          <m:rPr>
-            <m:sty m:val="p"/>
-          </m:rPr>
-          <m:t>Z</m:t>
-        </m:r>
-        <m:r>
-          <m:rPr>
-            <m:sty m:val="p"/>
-          </m:rPr>
-          <m:t>n</m:t>
-        </m:r>
-        <m:r>
-          <m:rPr>
-            <m:sty m:val="p"/>
-          </m:rPr>
-          <m:t>S</m:t>
-        </m:r>
-        <m:sSub>
-          <m:e>
-            <m:r>
-              <m:rPr>
-                <m:sty m:val="p"/>
-              </m:rPr>
-              <m:t>O</m:t>
-            </m:r>
-          </m:e>
-          <m:sub>
-            <m:r>
-              <m:rPr>
-                <m:sty m:val="p"/>
-              </m:rPr>
-              <m:t>4</m:t>
-            </m:r>
-          </m:sub>
-        </m:sSub>
-      </m:oMath>
-      <w:r>
-        <w:rPr>
-          <w:rFonts w:ascii="Times New Roman" w:hAnsi="Times New Roman" w:eastAsia="Times New Roman" w:cs="Times New Roman"/>
-        </w:rPr>
-        <w:t xml:space="preserve"> </w:t>
-      </w:r>
-      <w:r>
-        <w:rPr>
-          <w:rFonts w:hint="eastAsia" w:ascii="Times New Roman" w:hAnsi="Times New Roman" w:eastAsia="FangSong" w:cs="Times New Roman"/>
-        </w:rPr>
-        <w:t>为电解质</w:t>
-      </w:r>
-      <w:r>
-        <w:rPr>
-          <w:rFonts w:hint="eastAsia" w:ascii="Times New Roman" w:hAnsi="Times New Roman" w:eastAsia="Times New Roman" w:cs="Times New Roman"/>
-        </w:rPr>
-        <w:t>；</w:t>
-      </w:r>
-    </w:p>
-    <w:p>
-      <w:pPr>
-        <w:pStyle w:val="BodyText"/>
-      </w:pPr>
-      <w:r>
-        <w:rPr>
-          <w:rFonts w:ascii="Times New Roman" w:hAnsi="Times New Roman" w:eastAsia="Times New Roman" w:cs="Times New Roman"/>
-        </w:rPr>
-        <w:t xml:space="preserve">4-3-2 </w:t>
-      </w:r>
-      <w:r>
-        <w:rPr>
-          <w:rFonts w:hint="eastAsia" w:ascii="Times New Roman" w:hAnsi="Times New Roman" w:eastAsia="FangSong" w:cs="Times New Roman"/>
-        </w:rPr>
-        <w:t xml:space="preserve">负极以</w:t>
-      </w:r>
-      <w:r>
-        <w:rPr>
-          <w:rFonts w:ascii="Times New Roman" w:hAnsi="Times New Roman" w:eastAsia="Times New Roman" w:cs="Times New Roman"/>
-        </w:rPr>
-        <w:t xml:space="preserve"> </w:t>
-      </w:r>
-      <m:oMath>
-        <m:r>
-          <m:rPr>
-            <m:sty m:val="p"/>
-          </m:rPr>
-          <m:t>Z</m:t>
-        </m:r>
-        <m:r>
-          <m:rPr>
-            <m:sty m:val="p"/>
-          </m:rPr>
-          <m:t>n</m:t>
-        </m:r>
-        <m:r>
-          <m:rPr>
-            <m:sty m:val="p"/>
-          </m:rPr>
-          <m:t>S</m:t>
-        </m:r>
-        <m:sSub>
-          <m:e>
-            <m:r>
-              <m:rPr>
-                <m:sty m:val="p"/>
-              </m:rPr>
-              <m:t>O</m:t>
-            </m:r>
-          </m:e>
-          <m:sub>
-            <m:r>
-              <m:rPr>
-                <m:sty m:val="p"/>
-              </m:rPr>
-              <m:t>4</m:t>
-            </m:r>
-          </m:sub>
-        </m:sSub>
-      </m:oMath>
-      <w:r>
-        <w:rPr>
-          <w:rFonts w:ascii="Times New Roman" w:hAnsi="Times New Roman" w:eastAsia="Times New Roman" w:cs="Times New Roman"/>
-        </w:rPr>
-        <w:t xml:space="preserve"> </w:t>
-      </w:r>
-      <w:r>
-        <w:rPr>
-          <w:rFonts w:hint="eastAsia" w:ascii="Times New Roman" w:hAnsi="Times New Roman" w:eastAsia="FangSong" w:cs="Times New Roman"/>
-        </w:rPr>
-        <w:t>为电解质</w:t>
-      </w:r>
-      <w:r>
-        <w:rPr>
-          <w:rFonts w:hint="eastAsia" w:ascii="Times New Roman" w:hAnsi="Times New Roman" w:eastAsia="Times New Roman" w:cs="Times New Roman"/>
-        </w:rPr>
-        <w:t>，</w:t>
-      </w:r>
-      <w:r>
-        <w:rPr>
-          <w:rFonts w:hint="eastAsia" w:ascii="Times New Roman" w:hAnsi="Times New Roman" w:eastAsia="FangSong" w:cs="Times New Roman"/>
-        </w:rPr>
-        <w:t>正极以</w:t>
-      </w:r>
-      <w:r>
-        <w:rPr>
-          <w:rFonts w:ascii="Times New Roman" w:hAnsi="Times New Roman" w:eastAsia="Times New Roman" w:cs="Times New Roman"/>
-        </w:rPr>
-        <w:t xml:space="preserve"> </w:t>
-      </w:r>
-      <m:oMath>
-        <m:sSub>
-          <m:e>
-            <m:r>
-              <m:rPr>
-                <m:sty m:val="p"/>
-              </m:rPr>
-              <m:t>C</m:t>
-            </m:r>
-            <m:r>
-              <m:rPr>
-                <m:sty m:val="p"/>
-              </m:rPr>
-              <m:t>u</m:t>
-            </m:r>
-            <m:r>
-              <m:rPr>
-                <m:sty m:val="p"/>
-              </m:rPr>
-              <m:t>C</m:t>
-            </m:r>
-            <m:r>
-              <m:rPr>
-                <m:sty m:val="p"/>
-              </m:rPr>
-              <m:t>l</m:t>
-            </m:r>
-          </m:e>
-          <m:sub>
-            <m:r>
-              <m:t>2</m:t>
-            </m:r>
-          </m:sub>
-        </m:sSub>
-      </m:oMath>
-      <w:r>
-        <w:rPr>
-          <w:rFonts w:ascii="Times New Roman" w:hAnsi="Times New Roman" w:eastAsia="Times New Roman" w:cs="Times New Roman"/>
-        </w:rPr>
-        <w:t xml:space="preserve"> </w:t>
-      </w:r>
-      <w:r>
-        <w:rPr>
-          <w:rFonts w:hint="eastAsia" w:ascii="Times New Roman" w:hAnsi="Times New Roman" w:eastAsia="FangSong" w:cs="Times New Roman"/>
-        </w:rPr>
-        <w:t>为电解质</w:t>
-      </w:r>
-      <w:r>
-        <w:rPr>
-          <w:rFonts w:hint="eastAsia" w:ascii="Times New Roman" w:hAnsi="Times New Roman" w:eastAsia="Times New Roman" w:cs="Times New Roman"/>
-        </w:rPr>
-        <w:t>。</w:t>
-      </w:r>
-    </w:p>
-    <w:p>
-      <w:pPr>
-        <w:pStyle w:val="BodyText"/>
-      </w:pPr>
-      <w:r>
-        <w:rPr>
-          <w:rFonts w:ascii="Times New Roman" w:hAnsi="Times New Roman" w:eastAsia="Times New Roman" w:cs="Times New Roman"/>
-        </w:rPr>
-        <w:t xml:space="preserve">4- 4 </w:t>
-      </w:r>
-      <w:r>
-        <w:rPr>
-          <w:rFonts w:hint="eastAsia" w:ascii="Times New Roman" w:hAnsi="Times New Roman" w:eastAsia="FangSong" w:cs="Times New Roman"/>
-        </w:rPr>
-        <w:t xml:space="preserve">某</w:t>
-      </w:r>
-      <w:r>
-        <w:rPr>
-          <w:rFonts w:ascii="Times New Roman" w:hAnsi="Times New Roman" w:eastAsia="Times New Roman" w:cs="Times New Roman"/>
-        </w:rPr>
-        <w:t xml:space="preserve"> </w:t>
-      </w:r>
-      <m:oMath>
-        <m:r>
-          <m:rPr>
-            <m:sty m:val="p"/>
-          </m:rPr>
-          <m:t>Z</m:t>
-        </m:r>
-        <m:r>
-          <m:rPr>
-            <m:sty m:val="p"/>
-          </m:rPr>
-          <m:t>n</m:t>
-        </m:r>
-        <m:r>
-          <m:rPr>
-            <m:sty m:val="p"/>
-          </m:rPr>
-          <m:t>−</m:t>
-        </m:r>
-        <m:sSub>
-          <m:e>
-            <m:r>
-              <m:rPr>
-                <m:sty m:val="p"/>
-              </m:rPr>
-              <m:t>I</m:t>
-            </m:r>
-          </m:e>
-          <m:sub>
-            <m:r>
-              <m:rPr>
-                <m:sty m:val="p"/>
-              </m:rPr>
-              <m:t>2</m:t>
-            </m:r>
-          </m:sub>
-        </m:sSub>
-      </m:oMath>
-      <w:r>
-        <w:rPr>
-          <w:rFonts w:ascii="Times New Roman" w:hAnsi="Times New Roman" w:eastAsia="Times New Roman" w:cs="Times New Roman"/>
-        </w:rPr>
-        <w:t xml:space="preserve"> </w:t>
-      </w:r>
-      <w:r>
-        <w:rPr>
-          <w:rFonts w:hint="eastAsia" w:ascii="Times New Roman" w:hAnsi="Times New Roman" w:eastAsia="FangSong" w:cs="Times New Roman"/>
-        </w:rPr>
-        <w:t>电池可表示为</w:t>
-      </w:r>
-      <w:r>
-        <w:rPr>
-          <w:rFonts w:hint="eastAsia" w:ascii="Times New Roman" w:hAnsi="Times New Roman" w:eastAsia="Times New Roman" w:cs="Times New Roman"/>
-        </w:rPr>
-        <w:t>:</w:t>
-      </w:r>
-    </w:p>
-    <w:p>
-      <w:pPr>
-        <w:pStyle w:val="BodyText"/>
-      </w:pPr>
-      <w:r>
-        <w:rPr>
-          <w:rFonts w:ascii="Times New Roman" w:hAnsi="Times New Roman" w:eastAsia="Times New Roman" w:cs="Times New Roman"/>
-        </w:rPr>
-        <w:t>(-) Zn (s) | ZnSO</w:t>
-      </w:r>
-      <w:r>
-        <w:rPr>
-          <w:rFonts w:ascii="Times New Roman" w:hAnsi="Times New Roman" w:eastAsia="Times New Roman" w:cs="Times New Roman"/>
-          <w:vertAlign w:val="subscript"/>
-        </w:rPr>
-        <w:t>4</w:t>
-      </w:r>
-      <w:r>
-        <w:rPr>
-          <w:rFonts w:ascii="Times New Roman" w:hAnsi="Times New Roman" w:eastAsia="Times New Roman" w:cs="Times New Roman"/>
-        </w:rPr>
-        <w:t xml:space="preserve"> (1.0 M) || CuCl</w:t>
-      </w:r>
-      <w:r>
-        <w:rPr>
-          <w:rFonts w:ascii="Times New Roman" w:hAnsi="Times New Roman" w:eastAsia="Times New Roman" w:cs="Times New Roman"/>
-          <w:vertAlign w:val="subscript"/>
-        </w:rPr>
-        <w:t>2</w:t>
-      </w:r>
-      <w:r>
-        <w:rPr>
-          <w:rFonts w:ascii="Times New Roman" w:hAnsi="Times New Roman" w:eastAsia="Times New Roman" w:cs="Times New Roman"/>
-        </w:rPr>
-        <w:t xml:space="preserve"> (1.0 M) | I</w:t>
-      </w:r>
-      <w:r>
-        <w:rPr>
-          <w:rFonts w:ascii="Times New Roman" w:hAnsi="Times New Roman" w:eastAsia="Times New Roman" w:cs="Times New Roman"/>
-          <w:vertAlign w:val="subscript"/>
-        </w:rPr>
-        <w:t>2</w:t>
-      </w:r>
-      <w:r>
-        <w:rPr>
-          <w:rFonts w:ascii="Times New Roman" w:hAnsi="Times New Roman" w:eastAsia="Times New Roman" w:cs="Times New Roman"/>
-        </w:rPr>
-        <w:t xml:space="preserve"> (s) (+), </w:t>
-      </w:r>
-      <w:r>
-        <w:rPr>
-          <w:rFonts w:hint="eastAsia" w:ascii="Times New Roman" w:hAnsi="Times New Roman" w:eastAsia="FangSong" w:cs="Times New Roman"/>
-        </w:rPr>
-        <w:t xml:space="preserve">电池正极区和负极区电解质溶液量均为</w:t>
-      </w:r>
-      <w:r>
-        <w:rPr>
-          <w:rFonts w:ascii="Times New Roman" w:hAnsi="Times New Roman" w:eastAsia="Times New Roman" w:cs="Times New Roman"/>
-        </w:rPr>
-        <w:t xml:space="preserve"> 1.0 mL, Zn </w:t>
-      </w:r>
-      <w:r>
-        <w:rPr>
-          <w:rFonts w:hint="eastAsia" w:ascii="Times New Roman" w:hAnsi="Times New Roman" w:eastAsia="FangSong" w:cs="Times New Roman"/>
-        </w:rPr>
-        <w:t xml:space="preserve">和</w:t>
-      </w:r>
-      <w:r>
-        <w:rPr>
-          <w:rFonts w:ascii="Times New Roman" w:hAnsi="Times New Roman" w:eastAsia="Times New Roman" w:cs="Times New Roman"/>
-        </w:rPr>
-        <w:t xml:space="preserve"> I</w:t>
-      </w:r>
-      <w:r>
-        <w:rPr>
-          <w:rFonts w:ascii="Times New Roman" w:hAnsi="Times New Roman" w:eastAsia="Times New Roman" w:cs="Times New Roman"/>
-          <w:vertAlign w:val="subscript"/>
-        </w:rPr>
-        <w:t>2</w:t>
-      </w:r>
-      <w:r>
-        <w:rPr>
-          <w:rFonts w:ascii="Times New Roman" w:hAnsi="Times New Roman" w:eastAsia="Times New Roman" w:cs="Times New Roman"/>
-        </w:rPr>
-        <w:t xml:space="preserve"> </w:t>
-      </w:r>
-      <w:r>
-        <w:rPr>
-          <w:rFonts w:hint="eastAsia" w:ascii="Times New Roman" w:hAnsi="Times New Roman" w:eastAsia="FangSong" w:cs="Times New Roman"/>
-        </w:rPr>
-        <w:t xml:space="preserve">的量均为</w:t>
-      </w:r>
-      <w:r>
-        <w:rPr>
-          <w:rFonts w:ascii="Times New Roman" w:hAnsi="Times New Roman" w:eastAsia="Times New Roman" w:cs="Times New Roman"/>
-        </w:rPr>
-        <w:t xml:space="preserve"> 2.0 mmol, </w:t>
-      </w:r>
-      <w:r>
-        <w:rPr>
-          <w:rFonts w:hint="eastAsia" w:ascii="Times New Roman" w:hAnsi="Times New Roman" w:eastAsia="FangSong" w:cs="Times New Roman"/>
-        </w:rPr>
-        <w:t xml:space="preserve">以</w:t>
-      </w:r>
-      <w:r>
-        <w:rPr>
-          <w:rFonts w:ascii="Times New Roman" w:hAnsi="Times New Roman" w:eastAsia="Times New Roman" w:cs="Times New Roman"/>
-        </w:rPr>
-        <w:t xml:space="preserve"> 200 mA </w:t>
-      </w:r>
-      <w:r>
-        <w:rPr>
-          <w:rFonts w:hint="eastAsia" w:ascii="Times New Roman" w:hAnsi="Times New Roman" w:eastAsia="FangSong" w:cs="Times New Roman"/>
-        </w:rPr>
-        <w:t xml:space="preserve">恒电流放电</w:t>
-      </w:r>
-      <w:r>
-        <w:rPr>
-          <w:rFonts w:ascii="Times New Roman" w:hAnsi="Times New Roman" w:eastAsia="Times New Roman" w:cs="Times New Roman"/>
-        </w:rPr>
-        <w:t xml:space="preserve"> 482 s </w:t>
-      </w:r>
-      <w:r>
-        <w:rPr>
-          <w:rFonts w:hint="eastAsia" w:ascii="Times New Roman" w:hAnsi="Times New Roman" w:eastAsia="FangSong" w:cs="Times New Roman"/>
-        </w:rPr>
-        <w:t>后</w:t>
-      </w:r>
-      <w:r>
-        <w:rPr>
-          <w:rFonts w:hint="eastAsia" w:ascii="Times New Roman" w:hAnsi="Times New Roman" w:eastAsia="Times New Roman" w:cs="Times New Roman"/>
-        </w:rPr>
-        <w:t>,</w:t>
-      </w:r>
-      <w:r>
-        <w:rPr>
-          <w:rFonts w:ascii="Times New Roman" w:hAnsi="Times New Roman" w:eastAsia="Times New Roman" w:cs="Times New Roman"/>
-        </w:rPr>
-        <w:t xml:space="preserve"> </w:t>
-      </w:r>
-      <w:r>
-        <w:rPr>
-          <w:rFonts w:hint="eastAsia" w:ascii="Times New Roman" w:hAnsi="Times New Roman" w:eastAsia="FangSong" w:cs="Times New Roman"/>
-        </w:rPr>
-        <w:t>计算电池的电动势</w:t>
-      </w:r>
-      <w:r>
-        <w:rPr>
-          <w:rFonts w:hint="eastAsia" w:ascii="Times New Roman" w:hAnsi="Times New Roman" w:eastAsia="Times New Roman" w:cs="Times New Roman"/>
-        </w:rPr>
-        <w:t>(</w:t>
-      </w:r>
-      <w:r>
-        <w:rPr>
-          <w:rFonts w:hint="eastAsia" w:ascii="Times New Roman" w:hAnsi="Times New Roman" w:eastAsia="FangSong" w:cs="Times New Roman"/>
-        </w:rPr>
-        <w:t>计算时</w:t>
-      </w:r>
-      <w:r>
-        <w:rPr>
-          <w:rFonts w:ascii="Times New Roman" w:hAnsi="Times New Roman" w:eastAsia="Times New Roman" w:cs="Times New Roman"/>
-        </w:rPr>
-        <w:t xml:space="preserve"> I</w:t>
-      </w:r>
-      <w:r>
-        <w:rPr>
-          <w:rFonts w:ascii="Times New Roman" w:hAnsi="Times New Roman" w:eastAsia="Times New Roman" w:cs="Times New Roman"/>
-          <w:vertAlign w:val="subscript"/>
-        </w:rPr>
-        <w:t>2</w:t>
-      </w:r>
-      <w:r>
-        <w:rPr>
-          <w:rFonts w:ascii="Times New Roman" w:hAnsi="Times New Roman" w:eastAsia="Times New Roman" w:cs="Times New Roman"/>
-        </w:rPr>
-        <w:t xml:space="preserve"> 、A </w:t>
-      </w:r>
-      <w:r>
-        <w:rPr>
-          <w:rFonts w:hint="eastAsia" w:ascii="Times New Roman" w:hAnsi="Times New Roman" w:eastAsia="FangSong" w:cs="Times New Roman"/>
-        </w:rPr>
-        <w:t xml:space="preserve">和</w:t>
-      </w:r>
-      <w:r>
-        <w:rPr>
-          <w:rFonts w:ascii="Times New Roman" w:hAnsi="Times New Roman" w:eastAsia="Times New Roman" w:cs="Times New Roman"/>
-        </w:rPr>
-        <w:t xml:space="preserve"> B </w:t>
-      </w:r>
-      <w:r>
-        <w:rPr>
-          <w:rFonts w:hint="eastAsia" w:ascii="Times New Roman" w:hAnsi="Times New Roman" w:eastAsia="FangSong" w:cs="Times New Roman"/>
-        </w:rPr>
-        <w:t>均可以作为不溶物处理</w:t>
-      </w:r>
-      <w:r>
-        <w:rPr>
-          <w:rFonts w:hint="eastAsia" w:ascii="Times New Roman" w:hAnsi="Times New Roman" w:eastAsia="Times New Roman" w:cs="Times New Roman"/>
-        </w:rPr>
-        <w:t>)。</w:t>
-      </w:r>
-    </w:p>
-    <w:p>
-      <w:pPr>
-        <w:spacing w:before="0" w:after="0"/>
-      </w:pPr>
-    </w:p>
-    <w:p>
-      <w:pPr>
-        <w:spacing w:before="0" w:after="0"/>
-      </w:pPr>
-    </w:p>
-    <w:p>
-      <w:pPr>
-        <w:spacing w:before="0" w:after="0"/>
-      </w:pPr>
-    </w:p>
-    <w:p>
-      <w:pPr>
-        <w:spacing w:before="0" w:after="0"/>
-      </w:pPr>
-    </w:p>
-    <w:p>
-      <w:pPr>
-        <w:spacing w:before="0" w:after="0"/>
-      </w:pPr>
-    </w:p>
-    <w:p>
-      <w:pPr>
-        <w:spacing w:before="0" w:after="0"/>
-      </w:pPr>
-    </w:p>
-    <w:p>
-      <w:pPr>
-        <w:spacing w:before="0" w:after="0"/>
-      </w:pPr>
-    </w:p>
-    <w:p>
-      <w:pPr>
-        <w:spacing w:before="0" w:after="0"/>
-      </w:pPr>
+        <w:pict>
+          <v:rect style="width:0;height:1.5pt" o:hralign="center" o:hrstd="t" o:hr="t"/>
+        </w:pict>
+      </w:r>
     </w:p>
     <w:p>
       <w:pPr>
@@ -20090,14 +20012,13 @@
     </w:p>
     <w:p>
       <w:pPr>
-        <w:pStyle w:val="FirstParagraph"/>
+        <w:pStyle w:val="Compact"/>
+        <w:numPr>
+          <w:ilvl w:val="0"/>
+          <w:numId w:val="1016"/>
+        </w:numPr>
+        <w:ind w:firstLine="420"/>
       </w:pPr>
-      <w:r>
-        <w:rPr>
-          <w:rFonts w:ascii="Times New Roman" w:hAnsi="Times New Roman" w:eastAsia="Times New Roman" w:cs="Times New Roman"/>
-        </w:rPr>
-        <w:t xml:space="preserve">5-6 </w:t>
-      </w:r>
       <w:r>
         <w:rPr>
           <w:rFonts w:hint="eastAsia" w:ascii="Times New Roman" w:hAnsi="Times New Roman" w:eastAsia="FangSong" w:cs="Times New Roman"/>
@@ -20113,7 +20034,8 @@
     </w:p>
     <w:p>
       <w:pPr>
-        <w:pStyle w:val="BodyText"/>
+        <w:pStyle w:val="FirstParagraph"/>
+        <w:ind w:firstLine="420"/>
       </w:pPr>
       <w:r>
         <w:rPr>
@@ -20130,18 +20052,13 @@
     </w:p>
     <w:p>
       <w:pPr>
-        <w:spacing w:before="0" w:after="0"/>
+        <w:spacing w:before="160" w:after="80"/>
       </w:pPr>
-    </w:p>
-    <w:p>
-      <w:pPr>
-        <w:spacing w:before="0" w:after="0"/>
-      </w:pPr>
-    </w:p>
-    <w:p>
-      <w:pPr>
-        <w:spacing w:before="0" w:after="0"/>
-      </w:pPr>
+      <w:r>
+        <w:pict>
+          <v:rect style="width:0;height:1.5pt" o:hralign="center" o:hrstd="t" o:hr="t"/>
+        </w:pict>
+      </w:r>
     </w:p>
     <w:p>
       <w:pPr>
@@ -20182,6 +20099,7 @@
     <w:p>
       <w:pPr>
         <w:pStyle w:val="FirstParagraph"/>
+        <w:ind w:firstLine="420"/>
       </w:pPr>
       <w:r>
         <w:rPr>
@@ -20402,8 +20320,9 @@
       <w:pPr>
         <w:numPr>
           <w:ilvl w:val="0"/>
-          <w:numId w:val="1012"/>
+          <w:numId w:val="1017"/>
         </w:numPr>
+        <w:ind w:firstLine="420"/>
       </w:pPr>
       <w:r>
         <w:rPr>
@@ -20744,8 +20663,9 @@
       <w:pPr>
         <w:numPr>
           <w:ilvl w:val="0"/>
-          <w:numId w:val="1012"/>
+          <w:numId w:val="1017"/>
         </w:numPr>
+        <w:ind w:firstLine="420"/>
       </w:pPr>
       <w:r>
         <w:rPr>
@@ -20994,8 +20914,9 @@
       <w:pPr>
         <w:numPr>
           <w:ilvl w:val="0"/>
-          <w:numId w:val="1012"/>
+          <w:numId w:val="1017"/>
         </w:numPr>
+        <w:ind w:firstLine="420"/>
       </w:pPr>
       <w:r>
         <w:rPr>
@@ -21190,43 +21111,13 @@
     </w:p>
     <w:p>
       <w:pPr>
-        <w:spacing w:before="0" w:after="0"/>
+        <w:spacing w:before="160" w:after="80"/>
       </w:pPr>
-    </w:p>
-    <w:p>
-      <w:pPr>
-        <w:spacing w:before="0" w:after="0"/>
-      </w:pPr>
-    </w:p>
-    <w:p>
-      <w:pPr>
-        <w:spacing w:before="0" w:after="0"/>
-      </w:pPr>
-    </w:p>
-    <w:p>
-      <w:pPr>
-        <w:spacing w:before="0" w:after="0"/>
-      </w:pPr>
-    </w:p>
-    <w:p>
-      <w:pPr>
-        <w:spacing w:before="0" w:after="0"/>
-      </w:pPr>
-    </w:p>
-    <w:p>
-      <w:pPr>
-        <w:spacing w:before="0" w:after="0"/>
-      </w:pPr>
-    </w:p>
-    <w:p>
-      <w:pPr>
-        <w:spacing w:before="0" w:after="0"/>
-      </w:pPr>
-    </w:p>
-    <w:p>
-      <w:pPr>
-        <w:spacing w:before="0" w:after="0"/>
-      </w:pPr>
+      <w:r>
+        <w:pict>
+          <v:rect style="width:0;height:1.5pt" o:hralign="center" o:hrstd="t" o:hr="t"/>
+        </w:pict>
+      </w:r>
     </w:p>
     <w:p>
       <w:pPr>
@@ -21267,6 +21158,7 @@
     <w:p>
       <w:pPr>
         <w:pStyle w:val="FirstParagraph"/>
+        <w:ind w:firstLine="420"/>
       </w:pPr>
       <w:r>
         <w:rPr>
@@ -21371,7 +21263,7 @@
         </w:rPr>
         <w:drawing>
           <wp:inline>
-            <wp:extent cx="3240000" cy="3193043"/>
+            <wp:extent cx="3240000" cy="3352695"/>
             <wp:effectExtent b="0" l="0" r="0" t="0"/>
             <wp:docPr descr="" title="" id="56" name="Picture"/>
             <a:graphic>
@@ -21392,7 +21284,7 @@
                   <pic:spPr bwMode="auto">
                     <a:xfrm>
                       <a:off x="0" y="0"/>
-                      <a:ext cx="3240000" cy="3193043"/>
+                      <a:ext cx="3240000" cy="3352695"/>
                     </a:xfrm>
                     <a:prstGeom prst="rect">
                       <a:avLst/>
@@ -21414,6 +21306,7 @@
     <w:p>
       <w:pPr>
         <w:pStyle w:val="BodyText"/>
+        <w:ind w:firstLine="420"/>
       </w:pPr>
       <w:r>
         <w:rPr>
@@ -21450,8 +21343,9 @@
       <w:pPr>
         <w:numPr>
           <w:ilvl w:val="0"/>
-          <w:numId w:val="1013"/>
+          <w:numId w:val="1018"/>
         </w:numPr>
+        <w:ind w:firstLine="420"/>
       </w:pPr>
       <w:r>
         <w:rPr>
@@ -21592,8 +21486,9 @@
       <w:pPr>
         <w:numPr>
           <w:ilvl w:val="0"/>
-          <w:numId w:val="1013"/>
+          <w:numId w:val="1018"/>
         </w:numPr>
+        <w:ind w:firstLine="420"/>
       </w:pPr>
       <w:r>
         <w:rPr>
@@ -21662,8 +21557,9 @@
       <w:pPr>
         <w:numPr>
           <w:ilvl w:val="0"/>
-          <w:numId w:val="1013"/>
+          <w:numId w:val="1018"/>
         </w:numPr>
+        <w:ind w:firstLine="420"/>
       </w:pPr>
       <w:r>
         <w:rPr>
@@ -21835,8 +21731,9 @@
       <w:pPr>
         <w:numPr>
           <w:ilvl w:val="0"/>
-          <w:numId w:val="1013"/>
+          <w:numId w:val="1018"/>
         </w:numPr>
+        <w:ind w:firstLine="420"/>
       </w:pPr>
       <w:r>
         <w:rPr>
@@ -21978,8 +21875,9 @@
       <w:pPr>
         <w:numPr>
           <w:ilvl w:val="0"/>
-          <w:numId w:val="1013"/>
+          <w:numId w:val="1018"/>
         </w:numPr>
+        <w:ind w:firstLine="420"/>
       </w:pPr>
       <w:r>
         <w:rPr>
@@ -22038,43 +21936,13 @@
     </w:p>
     <w:p>
       <w:pPr>
-        <w:spacing w:before="0" w:after="0"/>
+        <w:spacing w:before="160" w:after="80"/>
       </w:pPr>
-    </w:p>
-    <w:p>
-      <w:pPr>
-        <w:spacing w:before="0" w:after="0"/>
-      </w:pPr>
-    </w:p>
-    <w:p>
-      <w:pPr>
-        <w:spacing w:before="0" w:after="0"/>
-      </w:pPr>
-    </w:p>
-    <w:p>
-      <w:pPr>
-        <w:spacing w:before="0" w:after="0"/>
-      </w:pPr>
-    </w:p>
-    <w:p>
-      <w:pPr>
-        <w:spacing w:before="0" w:after="0"/>
-      </w:pPr>
-    </w:p>
-    <w:p>
-      <w:pPr>
-        <w:spacing w:before="0" w:after="0"/>
-      </w:pPr>
-    </w:p>
-    <w:p>
-      <w:pPr>
-        <w:spacing w:before="0" w:after="0"/>
-      </w:pPr>
-    </w:p>
-    <w:p>
-      <w:pPr>
-        <w:spacing w:before="0" w:after="0"/>
-      </w:pPr>
+      <w:r>
+        <w:pict>
+          <v:rect style="width:0;height:1.5pt" o:hralign="center" o:hrstd="t" o:hr="t"/>
+        </w:pict>
+      </w:r>
     </w:p>
     <w:p>
       <w:pPr>
@@ -22115,6 +21983,7 @@
     <w:p>
       <w:pPr>
         <w:pStyle w:val="FirstParagraph"/>
+        <w:ind w:firstLine="420"/>
       </w:pPr>
       <w:r>
         <w:rPr>
@@ -22156,6 +22025,7 @@
     <w:p>
       <w:pPr>
         <w:pStyle w:val="BodyText"/>
+        <w:ind w:firstLine="420"/>
       </w:pPr>
       <w:r>
         <w:rPr>
@@ -22381,8 +22251,9 @@
       <w:pPr>
         <w:numPr>
           <w:ilvl w:val="0"/>
-          <w:numId w:val="1014"/>
+          <w:numId w:val="1019"/>
         </w:numPr>
+        <w:ind w:firstLine="420"/>
       </w:pPr>
       <w:r>
         <w:rPr>
@@ -22413,8 +22284,9 @@
       <w:pPr>
         <w:numPr>
           <w:ilvl w:val="0"/>
-          <w:numId w:val="1014"/>
+          <w:numId w:val="1019"/>
         </w:numPr>
+        <w:ind w:firstLine="420"/>
       </w:pPr>
       <w:r>
         <w:rPr>
@@ -22538,8 +22410,9 @@
       <w:pPr>
         <w:numPr>
           <w:ilvl w:val="0"/>
-          <w:numId w:val="1014"/>
+          <w:numId w:val="1019"/>
         </w:numPr>
+        <w:ind w:firstLine="420"/>
       </w:pPr>
       <w:r>
         <w:rPr>
@@ -22558,8 +22431,9 @@
       <w:pPr>
         <w:numPr>
           <w:ilvl w:val="0"/>
-          <w:numId w:val="1014"/>
+          <w:numId w:val="1019"/>
         </w:numPr>
+        <w:ind w:firstLine="420"/>
       </w:pPr>
       <w:r>
         <w:rPr>
@@ -22751,8 +22625,9 @@
       <w:pPr>
         <w:numPr>
           <w:ilvl w:val="0"/>
-          <w:numId w:val="1014"/>
+          <w:numId w:val="1019"/>
         </w:numPr>
+        <w:ind w:firstLine="420"/>
       </w:pPr>
       <w:r>
         <w:rPr>
@@ -22841,43 +22716,13 @@
     </w:p>
     <w:p>
       <w:pPr>
-        <w:spacing w:before="0" w:after="0"/>
+        <w:spacing w:before="160" w:after="80"/>
       </w:pPr>
-    </w:p>
-    <w:p>
-      <w:pPr>
-        <w:spacing w:before="0" w:after="0"/>
-      </w:pPr>
-    </w:p>
-    <w:p>
-      <w:pPr>
-        <w:spacing w:before="0" w:after="0"/>
-      </w:pPr>
-    </w:p>
-    <w:p>
-      <w:pPr>
-        <w:spacing w:before="0" w:after="0"/>
-      </w:pPr>
-    </w:p>
-    <w:p>
-      <w:pPr>
-        <w:spacing w:before="0" w:after="0"/>
-      </w:pPr>
-    </w:p>
-    <w:p>
-      <w:pPr>
-        <w:spacing w:before="0" w:after="0"/>
-      </w:pPr>
-    </w:p>
-    <w:p>
-      <w:pPr>
-        <w:spacing w:before="0" w:after="0"/>
-      </w:pPr>
-    </w:p>
-    <w:p>
-      <w:pPr>
-        <w:spacing w:before="0" w:after="0"/>
-      </w:pPr>
+      <w:r>
+        <w:pict>
+          <v:rect style="width:0;height:1.5pt" o:hralign="center" o:hrstd="t" o:hr="t"/>
+        </w:pict>
+      </w:r>
     </w:p>
     <w:p>
       <w:pPr>
@@ -22918,6 +22763,7 @@
     <w:p>
       <w:pPr>
         <w:pStyle w:val="FirstParagraph"/>
+        <w:ind w:firstLine="420"/>
       </w:pPr>
       <w:r>
         <w:rPr>
@@ -23243,7 +23089,7 @@
         </w:rPr>
         <w:drawing>
           <wp:inline>
-            <wp:extent cx="3240000" cy="3148916"/>
+            <wp:extent cx="3240000" cy="3168433"/>
             <wp:effectExtent b="0" l="0" r="0" t="0"/>
             <wp:docPr descr="" title="" id="61" name="Picture"/>
             <a:graphic>
@@ -23264,7 +23110,7 @@
                   <pic:spPr bwMode="auto">
                     <a:xfrm>
                       <a:off x="0" y="0"/>
-                      <a:ext cx="3240000" cy="3148916"/>
+                      <a:ext cx="3240000" cy="3168433"/>
                     </a:xfrm>
                     <a:prstGeom prst="rect">
                       <a:avLst/>
@@ -23286,6 +23132,7 @@
     <w:p>
       <w:pPr>
         <w:pStyle w:val="BodyText"/>
+        <w:ind w:firstLine="420"/>
       </w:pPr>
       <w:r>
         <w:rPr>
@@ -23309,6 +23156,7 @@
     <w:p>
       <w:pPr>
         <w:pStyle w:val="BodyText"/>
+        <w:ind w:firstLine="420"/>
       </w:pPr>
       <w:r>
         <w:rPr>
@@ -23662,8 +23510,9 @@
       <w:pPr>
         <w:numPr>
           <w:ilvl w:val="0"/>
-          <w:numId w:val="1015"/>
+          <w:numId w:val="1020"/>
         </w:numPr>
+        <w:ind w:firstLine="420"/>
       </w:pPr>
       <w:r>
         <w:rPr>
@@ -23682,8 +23531,9 @@
       <w:pPr>
         <w:numPr>
           <w:ilvl w:val="0"/>
-          <w:numId w:val="1015"/>
+          <w:numId w:val="1020"/>
         </w:numPr>
+        <w:ind w:firstLine="420"/>
       </w:pPr>
       <w:r>
         <w:rPr>
@@ -23788,8 +23638,9 @@
       <w:pPr>
         <w:numPr>
           <w:ilvl w:val="0"/>
-          <w:numId w:val="1015"/>
+          <w:numId w:val="1020"/>
         </w:numPr>
+        <w:ind w:firstLine="420"/>
       </w:pPr>
       <w:r>
         <w:rPr>
@@ -23818,43 +23669,13 @@
     </w:p>
     <w:p>
       <w:pPr>
-        <w:spacing w:before="0" w:after="0"/>
+        <w:spacing w:before="160" w:after="80"/>
       </w:pPr>
-    </w:p>
-    <w:p>
-      <w:pPr>
-        <w:spacing w:before="0" w:after="0"/>
-      </w:pPr>
-    </w:p>
-    <w:p>
-      <w:pPr>
-        <w:spacing w:before="0" w:after="0"/>
-      </w:pPr>
-    </w:p>
-    <w:p>
-      <w:pPr>
-        <w:spacing w:before="0" w:after="0"/>
-      </w:pPr>
-    </w:p>
-    <w:p>
-      <w:pPr>
-        <w:spacing w:before="0" w:after="0"/>
-      </w:pPr>
-    </w:p>
-    <w:p>
-      <w:pPr>
-        <w:spacing w:before="0" w:after="0"/>
-      </w:pPr>
-    </w:p>
-    <w:p>
-      <w:pPr>
-        <w:spacing w:before="0" w:after="0"/>
-      </w:pPr>
-    </w:p>
-    <w:p>
-      <w:pPr>
-        <w:spacing w:before="0" w:after="0"/>
-      </w:pPr>
+      <w:r>
+        <w:pict>
+          <v:rect style="width:0;height:1.5pt" o:hralign="center" o:hrstd="t" o:hr="t"/>
+        </w:pict>
+      </w:r>
     </w:p>
     <w:p>
       <w:pPr>
@@ -23895,6 +23716,7 @@
     <w:p>
       <w:pPr>
         <w:pStyle w:val="FirstParagraph"/>
+        <w:ind w:firstLine="420"/>
       </w:pPr>
       <w:r>
         <w:rPr>
@@ -24017,7 +23839,7 @@
         </w:rPr>
         <w:drawing>
           <wp:inline>
-            <wp:extent cx="3600000" cy="1035338"/>
+            <wp:extent cx="3600000" cy="1092134"/>
             <wp:effectExtent b="0" l="0" r="0" t="0"/>
             <wp:docPr descr="" title="" id="65" name="Picture"/>
             <a:graphic>
@@ -24038,7 +23860,7 @@
                   <pic:spPr bwMode="auto">
                     <a:xfrm>
                       <a:off x="0" y="0"/>
-                      <a:ext cx="3600000" cy="1035338"/>
+                      <a:ext cx="3600000" cy="1092134"/>
                     </a:xfrm>
                     <a:prstGeom prst="rect">
                       <a:avLst/>
@@ -24069,7 +23891,7 @@
         </w:rPr>
         <w:drawing>
           <wp:inline>
-            <wp:extent cx="3600000" cy="924878"/>
+            <wp:extent cx="3600000" cy="948292"/>
             <wp:effectExtent b="0" l="0" r="0" t="0"/>
             <wp:docPr descr="" title="" id="68" name="Picture"/>
             <a:graphic>
@@ -24090,7 +23912,7 @@
                   <pic:spPr bwMode="auto">
                     <a:xfrm>
                       <a:off x="0" y="0"/>
-                      <a:ext cx="3600000" cy="924878"/>
+                      <a:ext cx="3600000" cy="948292"/>
                     </a:xfrm>
                     <a:prstGeom prst="rect">
                       <a:avLst/>
@@ -24113,8 +23935,9 @@
       <w:pPr>
         <w:numPr>
           <w:ilvl w:val="0"/>
-          <w:numId w:val="1016"/>
+          <w:numId w:val="1021"/>
         </w:numPr>
+        <w:ind w:firstLine="420"/>
       </w:pPr>
       <w:r>
         <w:rPr>
@@ -24145,8 +23968,9 @@
       <w:pPr>
         <w:numPr>
           <w:ilvl w:val="0"/>
-          <w:numId w:val="1016"/>
+          <w:numId w:val="1021"/>
         </w:numPr>
+        <w:ind w:firstLine="420"/>
       </w:pPr>
       <w:r>
         <w:rPr>
@@ -24199,28 +24023,13 @@
     </w:p>
     <w:p>
       <w:pPr>
-        <w:spacing w:before="0" w:after="0"/>
+        <w:spacing w:before="160" w:after="80"/>
       </w:pPr>
-    </w:p>
-    <w:p>
-      <w:pPr>
-        <w:spacing w:before="0" w:after="0"/>
-      </w:pPr>
-    </w:p>
-    <w:p>
-      <w:pPr>
-        <w:spacing w:before="0" w:after="0"/>
-      </w:pPr>
-    </w:p>
-    <w:p>
-      <w:pPr>
-        <w:spacing w:before="0" w:after="0"/>
-      </w:pPr>
-    </w:p>
-    <w:p>
-      <w:pPr>
-        <w:spacing w:before="0" w:after="0"/>
-      </w:pPr>
+      <w:r>
+        <w:pict>
+          <v:rect style="width:0;height:1.5pt" o:hralign="center" o:hrstd="t" o:hr="t"/>
+        </w:pict>
+      </w:r>
     </w:p>
     <w:p>
       <w:pPr>
@@ -24261,6 +24070,7 @@
     <w:p>
       <w:pPr>
         <w:pStyle w:val="FirstParagraph"/>
+        <w:ind w:firstLine="420"/>
       </w:pPr>
       <w:r>
         <w:rPr>
@@ -24395,7 +24205,7 @@
         </w:rPr>
         <w:drawing>
           <wp:inline>
-            <wp:extent cx="3595707" cy="1421772"/>
+            <wp:extent cx="3600000" cy="1421772"/>
             <wp:effectExtent b="0" l="0" r="0" t="0"/>
             <wp:docPr descr="" title="" id="72" name="Picture"/>
             <a:graphic>
@@ -24416,7 +24226,7 @@
                   <pic:spPr bwMode="auto">
                     <a:xfrm>
                       <a:off x="0" y="0"/>
-                      <a:ext cx="3595707" cy="1421772"/>
+                      <a:ext cx="3600000" cy="1421772"/>
                     </a:xfrm>
                     <a:prstGeom prst="rect">
                       <a:avLst/>
@@ -24437,18 +24247,13 @@
     </w:p>
     <w:p>
       <w:pPr>
-        <w:spacing w:before="0" w:after="0"/>
+        <w:spacing w:before="160" w:after="80"/>
       </w:pPr>
-    </w:p>
-    <w:p>
-      <w:pPr>
-        <w:spacing w:before="0" w:after="0"/>
-      </w:pPr>
-    </w:p>
-    <w:p>
-      <w:pPr>
-        <w:spacing w:before="0" w:after="0"/>
-      </w:pPr>
+      <w:r>
+        <w:pict>
+          <v:rect style="width:0;height:1.5pt" o:hralign="center" o:hrstd="t" o:hr="t"/>
+        </w:pict>
+      </w:r>
     </w:p>
     <w:p>
       <w:pPr>
@@ -24489,6 +24294,7 @@
     <w:p>
       <w:pPr>
         <w:pStyle w:val="FirstParagraph"/>
+        <w:ind w:firstLine="420"/>
       </w:pPr>
       <w:r>
         <w:rPr>
@@ -24670,8 +24476,9 @@
         <w:pStyle w:val="Compact"/>
         <w:numPr>
           <w:ilvl w:val="0"/>
-          <w:numId w:val="1017"/>
+          <w:numId w:val="1022"/>
         </w:numPr>
+        <w:ind w:firstLine="420"/>
       </w:pPr>
       <w:r>
         <w:rPr>
@@ -24701,6 +24508,7 @@
     <w:p>
       <w:pPr>
         <w:pStyle w:val="FirstParagraph"/>
+        <w:ind w:firstLine="420"/>
       </w:pPr>
       <w:r>
         <w:rPr>
@@ -25170,6 +24978,7 @@
     <w:p>
       <w:pPr>
         <w:pStyle w:val="BodyText"/>
+        <w:ind w:firstLine="420"/>
       </w:pPr>
       <w:r>
         <w:rPr>
@@ -25235,12 +25044,21 @@
           <m:t> </m:t>
         </m:r>
         <m:r>
+          <m:rPr>
+            <m:sty m:val="p"/>
+          </m:rPr>
           <m:t>m</m:t>
         </m:r>
         <m:r>
+          <m:rPr>
+            <m:sty m:val="p"/>
+          </m:rPr>
           <m:t>o</m:t>
         </m:r>
         <m:r>
+          <m:rPr>
+            <m:sty m:val="p"/>
+          </m:rPr>
           <m:t>l</m:t>
         </m:r>
         <m:r>
@@ -25250,6 +25068,9 @@
           <m:t>/</m:t>
         </m:r>
         <m:r>
+          <m:rPr>
+            <m:sty m:val="p"/>
+          </m:rPr>
           <m:t>L</m:t>
         </m:r>
       </m:oMath>
@@ -25414,12 +25235,21 @@
           <m:t> </m:t>
         </m:r>
         <m:r>
+          <m:rPr>
+            <m:sty m:val="p"/>
+          </m:rPr>
           <m:t>m</m:t>
         </m:r>
         <m:r>
+          <m:rPr>
+            <m:sty m:val="p"/>
+          </m:rPr>
           <m:t>o</m:t>
         </m:r>
         <m:r>
+          <m:rPr>
+            <m:sty m:val="p"/>
+          </m:rPr>
           <m:t>l</m:t>
         </m:r>
         <m:r>
@@ -25429,6 +25259,9 @@
           <m:t>/</m:t>
         </m:r>
         <m:r>
+          <m:rPr>
+            <m:sty m:val="p"/>
+          </m:rPr>
           <m:t>L</m:t>
         </m:r>
       </m:oMath>
@@ -25521,43 +25354,13 @@
     </w:p>
     <w:p>
       <w:pPr>
-        <w:spacing w:before="0" w:after="0"/>
+        <w:spacing w:before="160" w:after="80"/>
       </w:pPr>
-    </w:p>
-    <w:p>
-      <w:pPr>
-        <w:spacing w:before="0" w:after="0"/>
-      </w:pPr>
-    </w:p>
-    <w:p>
-      <w:pPr>
-        <w:spacing w:before="0" w:after="0"/>
-      </w:pPr>
-    </w:p>
-    <w:p>
-      <w:pPr>
-        <w:spacing w:before="0" w:after="0"/>
-      </w:pPr>
-    </w:p>
-    <w:p>
-      <w:pPr>
-        <w:spacing w:before="0" w:after="0"/>
-      </w:pPr>
-    </w:p>
-    <w:p>
-      <w:pPr>
-        <w:spacing w:before="0" w:after="0"/>
-      </w:pPr>
-    </w:p>
-    <w:p>
-      <w:pPr>
-        <w:spacing w:before="0" w:after="0"/>
-      </w:pPr>
-    </w:p>
-    <w:p>
-      <w:pPr>
-        <w:spacing w:before="0" w:after="0"/>
-      </w:pPr>
+      <w:r>
+        <w:pict>
+          <v:rect style="width:0;height:1.5pt" o:hralign="center" o:hrstd="t" o:hr="t"/>
+        </w:pict>
+      </w:r>
     </w:p>
     <w:p>
       <w:pPr>
@@ -25598,6 +25401,7 @@
     <w:p>
       <w:pPr>
         <w:pStyle w:val="FirstParagraph"/>
+        <w:ind w:firstLine="420"/>
       </w:pPr>
       <w:r>
         <w:rPr>
@@ -25991,6 +25795,7 @@
     <w:p>
       <w:pPr>
         <w:pStyle w:val="FirstParagraph"/>
+        <w:ind w:firstLine="420"/>
       </w:pPr>
       <w:r>
         <w:rPr>
@@ -26027,8 +25832,9 @@
       <w:pPr>
         <w:numPr>
           <w:ilvl w:val="0"/>
-          <w:numId w:val="1018"/>
+          <w:numId w:val="1023"/>
         </w:numPr>
+        <w:ind w:firstLine="420"/>
       </w:pPr>
       <m:oMath>
         <m:r>
@@ -26127,8 +25933,9 @@
       <w:pPr>
         <w:numPr>
           <w:ilvl w:val="0"/>
-          <w:numId w:val="1018"/>
+          <w:numId w:val="1023"/>
         </w:numPr>
+        <w:ind w:firstLine="420"/>
       </w:pPr>
       <m:oMath>
         <m:r>
@@ -26246,6 +26053,7 @@
     <w:p>
       <w:pPr>
         <w:pStyle w:val="FirstParagraph"/>
+        <w:ind w:firstLine="420"/>
       </w:pPr>
       <w:r>
         <w:rPr>
@@ -26428,6 +26236,7 @@
     <w:p>
       <w:pPr>
         <w:pStyle w:val="BodyText"/>
+        <w:ind w:firstLine="420"/>
       </w:pPr>
       <w:r>
         <w:rPr>
@@ -26950,6 +26759,7 @@
     <w:p>
       <w:pPr>
         <w:pStyle w:val="BodyText"/>
+        <w:ind w:firstLine="420"/>
       </w:pPr>
       <w:r>
         <w:rPr>
@@ -27196,43 +27006,13 @@
     </w:p>
     <w:p>
       <w:pPr>
-        <w:spacing w:before="0" w:after="0"/>
+        <w:spacing w:before="160" w:after="80"/>
       </w:pPr>
-    </w:p>
-    <w:p>
-      <w:pPr>
-        <w:spacing w:before="0" w:after="0"/>
-      </w:pPr>
-    </w:p>
-    <w:p>
-      <w:pPr>
-        <w:spacing w:before="0" w:after="0"/>
-      </w:pPr>
-    </w:p>
-    <w:p>
-      <w:pPr>
-        <w:spacing w:before="0" w:after="0"/>
-      </w:pPr>
-    </w:p>
-    <w:p>
-      <w:pPr>
-        <w:spacing w:before="0" w:after="0"/>
-      </w:pPr>
-    </w:p>
-    <w:p>
-      <w:pPr>
-        <w:spacing w:before="0" w:after="0"/>
-      </w:pPr>
-    </w:p>
-    <w:p>
-      <w:pPr>
-        <w:spacing w:before="0" w:after="0"/>
-      </w:pPr>
-    </w:p>
-    <w:p>
-      <w:pPr>
-        <w:spacing w:before="0" w:after="0"/>
-      </w:pPr>
+      <w:r>
+        <w:pict>
+          <v:rect style="width:0;height:1.5pt" o:hralign="center" o:hrstd="t" o:hr="t"/>
+        </w:pict>
+      </w:r>
     </w:p>
     <w:p>
       <w:pPr>
@@ -27273,6 +27053,7 @@
     <w:p>
       <w:pPr>
         <w:pStyle w:val="FirstParagraph"/>
+        <w:ind w:firstLine="420"/>
       </w:pPr>
       <w:r>
         <w:rPr>
@@ -27476,28 +27257,13 @@
     </w:p>
     <w:p>
       <w:pPr>
-        <w:spacing w:before="0" w:after="0"/>
+        <w:spacing w:before="160" w:after="80"/>
       </w:pPr>
-    </w:p>
-    <w:p>
-      <w:pPr>
-        <w:spacing w:before="0" w:after="0"/>
-      </w:pPr>
-    </w:p>
-    <w:p>
-      <w:pPr>
-        <w:spacing w:before="0" w:after="0"/>
-      </w:pPr>
-    </w:p>
-    <w:p>
-      <w:pPr>
-        <w:spacing w:before="0" w:after="0"/>
-      </w:pPr>
-    </w:p>
-    <w:p>
-      <w:pPr>
-        <w:spacing w:before="0" w:after="0"/>
-      </w:pPr>
+      <w:r>
+        <w:pict>
+          <v:rect style="width:0;height:1.5pt" o:hralign="center" o:hrstd="t" o:hr="t"/>
+        </w:pict>
+      </w:r>
     </w:p>
     <w:p>
       <w:pPr>
@@ -27538,6 +27304,7 @@
     <w:p>
       <w:pPr>
         <w:pStyle w:val="FirstParagraph"/>
+        <w:ind w:firstLine="420"/>
       </w:pPr>
       <w:r>
         <w:rPr>
@@ -27644,28 +27411,13 @@
     </w:p>
     <w:p>
       <w:pPr>
-        <w:spacing w:before="0" w:after="0"/>
+        <w:spacing w:before="160" w:after="80"/>
       </w:pPr>
-    </w:p>
-    <w:p>
-      <w:pPr>
-        <w:spacing w:before="0" w:after="0"/>
-      </w:pPr>
-    </w:p>
-    <w:p>
-      <w:pPr>
-        <w:spacing w:before="0" w:after="0"/>
-      </w:pPr>
-    </w:p>
-    <w:p>
-      <w:pPr>
-        <w:spacing w:before="0" w:after="0"/>
-      </w:pPr>
-    </w:p>
-    <w:p>
-      <w:pPr>
-        <w:spacing w:before="0" w:after="0"/>
-      </w:pPr>
+      <w:r>
+        <w:pict>
+          <v:rect style="width:0;height:1.5pt" o:hralign="center" o:hrstd="t" o:hr="t"/>
+        </w:pict>
+      </w:r>
     </w:p>
     <w:p>
       <w:pPr>
@@ -27706,6 +27458,7 @@
     <w:p>
       <w:pPr>
         <w:pStyle w:val="FirstParagraph"/>
+        <w:ind w:firstLine="420"/>
       </w:pPr>
       <w:r>
         <w:rPr>
@@ -27838,28 +27591,13 @@
     </w:p>
     <w:p>
       <w:pPr>
-        <w:spacing w:before="0" w:after="0"/>
+        <w:spacing w:before="160" w:after="80"/>
       </w:pPr>
-    </w:p>
-    <w:p>
-      <w:pPr>
-        <w:spacing w:before="0" w:after="0"/>
-      </w:pPr>
-    </w:p>
-    <w:p>
-      <w:pPr>
-        <w:spacing w:before="0" w:after="0"/>
-      </w:pPr>
-    </w:p>
-    <w:p>
-      <w:pPr>
-        <w:spacing w:before="0" w:after="0"/>
-      </w:pPr>
-    </w:p>
-    <w:p>
-      <w:pPr>
-        <w:spacing w:before="0" w:after="0"/>
-      </w:pPr>
+      <w:r>
+        <w:pict>
+          <v:rect style="width:0;height:1.5pt" o:hralign="center" o:hrstd="t" o:hr="t"/>
+        </w:pict>
+      </w:r>
     </w:p>
     <w:p>
       <w:pPr>
@@ -27900,6 +27638,7 @@
     <w:p>
       <w:pPr>
         <w:pStyle w:val="FirstParagraph"/>
+        <w:ind w:firstLine="420"/>
       </w:pPr>
       <w:r>
         <w:rPr>
@@ -31243,6 +30982,7 @@
     <w:p>
       <w:pPr>
         <w:pStyle w:val="BodyText"/>
+        <w:ind w:firstLine="420"/>
       </w:pPr>
       <w:r>
         <w:rPr>
@@ -31905,6 +31645,7 @@
     <w:p>
       <w:pPr>
         <w:pStyle w:val="BodyText"/>
+        <w:ind w:firstLine="420"/>
       </w:pPr>
       <w:r>
         <w:rPr>
@@ -32539,6 +32280,7 @@
     <w:p>
       <w:pPr>
         <w:pStyle w:val="BodyText"/>
+        <w:ind w:firstLine="420"/>
       </w:pPr>
       <w:r>
         <w:rPr>
@@ -33222,6 +32964,7 @@
     <w:p>
       <w:pPr>
         <w:pStyle w:val="BodyText"/>
+        <w:ind w:firstLine="420"/>
       </w:pPr>
       <w:r>
         <w:rPr>
@@ -33413,6 +33156,7 @@
     <w:p>
       <w:pPr>
         <w:pStyle w:val="BodyText"/>
+        <w:ind w:firstLine="420"/>
       </w:pPr>
       <w:r>
         <w:rPr>
@@ -33902,6 +33646,7 @@
     <w:p>
       <w:pPr>
         <w:pStyle w:val="BodyText"/>
+        <w:ind w:firstLine="420"/>
       </w:pPr>
       <w:r>
         <w:rPr>
@@ -34201,6 +33946,7 @@
     <w:p>
       <w:pPr>
         <w:pStyle w:val="BodyText"/>
+        <w:ind w:firstLine="420"/>
       </w:pPr>
       <w:r>
         <w:rPr>
@@ -34688,43 +34434,13 @@
     </w:p>
     <w:p>
       <w:pPr>
-        <w:spacing w:before="0" w:after="0"/>
+        <w:spacing w:before="160" w:after="80"/>
       </w:pPr>
-    </w:p>
-    <w:p>
-      <w:pPr>
-        <w:spacing w:before="0" w:after="0"/>
-      </w:pPr>
-    </w:p>
-    <w:p>
-      <w:pPr>
-        <w:spacing w:before="0" w:after="0"/>
-      </w:pPr>
-    </w:p>
-    <w:p>
-      <w:pPr>
-        <w:spacing w:before="0" w:after="0"/>
-      </w:pPr>
-    </w:p>
-    <w:p>
-      <w:pPr>
-        <w:spacing w:before="0" w:after="0"/>
-      </w:pPr>
-    </w:p>
-    <w:p>
-      <w:pPr>
-        <w:spacing w:before="0" w:after="0"/>
-      </w:pPr>
-    </w:p>
-    <w:p>
-      <w:pPr>
-        <w:spacing w:before="0" w:after="0"/>
-      </w:pPr>
-    </w:p>
-    <w:p>
-      <w:pPr>
-        <w:spacing w:before="0" w:after="0"/>
-      </w:pPr>
+      <w:r>
+        <w:pict>
+          <v:rect style="width:0;height:1.5pt" o:hralign="center" o:hrstd="t" o:hr="t"/>
+        </w:pict>
+      </w:r>
     </w:p>
     <w:p>
       <w:pPr>
@@ -34765,6 +34481,7 @@
     <w:p>
       <w:pPr>
         <w:pStyle w:val="FirstParagraph"/>
+        <w:ind w:firstLine="420"/>
       </w:pPr>
       <w:r>
         <w:rPr>
@@ -34976,6 +34693,7 @@
     <w:p>
       <w:pPr>
         <w:pStyle w:val="BodyText"/>
+        <w:ind w:firstLine="420"/>
       </w:pPr>
       <w:r>
         <w:rPr>
@@ -35024,8 +34742,9 @@
       <w:pPr>
         <w:numPr>
           <w:ilvl w:val="0"/>
-          <w:numId w:val="1019"/>
+          <w:numId w:val="1024"/>
         </w:numPr>
+        <w:ind w:firstLine="420"/>
       </w:pPr>
       <w:r>
         <w:rPr>
@@ -35208,8 +34927,9 @@
       <w:pPr>
         <w:numPr>
           <w:ilvl w:val="0"/>
-          <w:numId w:val="1019"/>
+          <w:numId w:val="1024"/>
         </w:numPr>
+        <w:ind w:firstLine="420"/>
       </w:pPr>
       <w:r>
         <w:rPr>
@@ -35226,28 +34946,13 @@
     </w:p>
     <w:p>
       <w:pPr>
-        <w:spacing w:before="0" w:after="0"/>
+        <w:spacing w:before="160" w:after="80"/>
       </w:pPr>
-    </w:p>
-    <w:p>
-      <w:pPr>
-        <w:spacing w:before="0" w:after="0"/>
-      </w:pPr>
-    </w:p>
-    <w:p>
-      <w:pPr>
-        <w:spacing w:before="0" w:after="0"/>
-      </w:pPr>
-    </w:p>
-    <w:p>
-      <w:pPr>
-        <w:spacing w:before="0" w:after="0"/>
-      </w:pPr>
-    </w:p>
-    <w:p>
-      <w:pPr>
-        <w:spacing w:before="0" w:after="0"/>
-      </w:pPr>
+      <w:r>
+        <w:pict>
+          <v:rect style="width:0;height:1.5pt" o:hralign="center" o:hrstd="t" o:hr="t"/>
+        </w:pict>
+      </w:r>
     </w:p>
     <w:p>
       <w:pPr>
@@ -35288,6 +34993,7 @@
     <w:p>
       <w:pPr>
         <w:pStyle w:val="FirstParagraph"/>
+        <w:ind w:firstLine="420"/>
       </w:pPr>
       <w:r>
         <w:rPr>
@@ -35393,6 +35099,7 @@
     <w:p>
       <w:pPr>
         <w:pStyle w:val="BodyText"/>
+        <w:ind w:firstLine="420"/>
       </w:pPr>
       <w:r>
         <w:rPr>
@@ -35724,6 +35431,7 @@
     <w:p>
       <w:pPr>
         <w:pStyle w:val="BodyText"/>
+        <w:ind w:firstLine="420"/>
       </w:pPr>
       <w:r>
         <w:rPr>
@@ -36020,6 +35728,7 @@
     <w:p>
       <w:pPr>
         <w:pStyle w:val="BodyText"/>
+        <w:ind w:firstLine="420"/>
       </w:pPr>
       <w:r>
         <w:rPr>
@@ -36112,28 +35821,13 @@
     </w:p>
     <w:p>
       <w:pPr>
-        <w:spacing w:before="0" w:after="0"/>
+        <w:spacing w:before="160" w:after="80"/>
       </w:pPr>
-    </w:p>
-    <w:p>
-      <w:pPr>
-        <w:spacing w:before="0" w:after="0"/>
-      </w:pPr>
-    </w:p>
-    <w:p>
-      <w:pPr>
-        <w:spacing w:before="0" w:after="0"/>
-      </w:pPr>
-    </w:p>
-    <w:p>
-      <w:pPr>
-        <w:spacing w:before="0" w:after="0"/>
-      </w:pPr>
-    </w:p>
-    <w:p>
-      <w:pPr>
-        <w:spacing w:before="0" w:after="0"/>
-      </w:pPr>
+      <w:r>
+        <w:pict>
+          <v:rect style="width:0;height:1.5pt" o:hralign="center" o:hrstd="t" o:hr="t"/>
+        </w:pict>
+      </w:r>
     </w:p>
     <w:p>
       <w:pPr>
@@ -36174,6 +35868,7 @@
     <w:p>
       <w:pPr>
         <w:pStyle w:val="FirstParagraph"/>
+        <w:ind w:firstLine="420"/>
       </w:pPr>
       <w:r>
         <w:rPr>
@@ -36650,28 +36345,13 @@
     </w:p>
     <w:p>
       <w:pPr>
-        <w:spacing w:before="0" w:after="0"/>
+        <w:spacing w:before="160" w:after="80"/>
       </w:pPr>
-    </w:p>
-    <w:p>
-      <w:pPr>
-        <w:spacing w:before="0" w:after="0"/>
-      </w:pPr>
-    </w:p>
-    <w:p>
-      <w:pPr>
-        <w:spacing w:before="0" w:after="0"/>
-      </w:pPr>
-    </w:p>
-    <w:p>
-      <w:pPr>
-        <w:spacing w:before="0" w:after="0"/>
-      </w:pPr>
-    </w:p>
-    <w:p>
-      <w:pPr>
-        <w:spacing w:before="0" w:after="0"/>
-      </w:pPr>
+      <w:r>
+        <w:pict>
+          <v:rect style="width:0;height:1.5pt" o:hralign="center" o:hrstd="t" o:hr="t"/>
+        </w:pict>
+      </w:r>
     </w:p>
     <w:p>
       <w:pPr>
@@ -36688,6 +36368,7 @@
     <w:bookmarkEnd w:id="85"/>
     <w:sectPr>
       <w:footerReference w:type="default" r:id="rId10"/>
+      <w:headerReference w:type="default" r:id="rId11"/>
       <w:footnotePr>
         <w:numRestart w:val="eachSect"/>
       </w:footnotePr>
@@ -36706,32 +36387,90 @@
 <w:ftr xmlns:m="http://schemas.openxmlformats.org/officeDocument/2006/math" xmlns:mc="http://schemas.openxmlformats.org/markup-compatibility/2006" xmlns:mo="http://schemas.microsoft.com/office/mac/office/2008/main" xmlns:mv="urn:schemas-microsoft-com:mac:vml" xmlns:o="urn:schemas-microsoft-com:office:office" xmlns:r="http://schemas.openxmlformats.org/officeDocument/2006/relationships" xmlns:v="urn:schemas-microsoft-com:vml" xmlns:w10="urn:schemas-microsoft-com:office:word" xmlns:w14="http://schemas.microsoft.com/office/word/2010/wordml" xmlns:w="http://schemas.openxmlformats.org/wordprocessingml/2006/main" xmlns:wne="http://schemas.microsoft.com/office/word/2006/wordml" xmlns:wp14="http://schemas.microsoft.com/office/word/2010/wordprocessingDrawing" xmlns:wp="http://schemas.openxmlformats.org/drawingml/2006/wordprocessingDrawing" xmlns:wpc="http://schemas.microsoft.com/office/word/2010/wordprocessingCanvas" xmlns:wpg="http://schemas.microsoft.com/office/word/2010/wordprocessingGroup" xmlns:wpi="http://schemas.microsoft.com/office/word/2010/wordprocessingInk" xmlns:wps="http://schemas.microsoft.com/office/word/2010/wordprocessingShape" mc:Ignorable="w14 wp14">
   <w:p>
     <w:pPr>
-      <w:pStyle w:val="Footer"/>
       <w:jc w:val="center"/>
     </w:pPr>
     <w:r>
       <w:rPr>
-        <w:rFonts w:ascii="Times New Roman" w:hAnsi="Times New Roman" w:eastAsia="Times New Roman" w:cs="Times New Roman"/>
-        <w:b w:val="0"/>
-        <w:sz w:val="20"/>
+        <w:color w:val="000000"/>
+        <w:sz w:val="18"/>
+      </w:rPr>
+      <w:t xml:space="preserve">第 </w:t>
+    </w:r>
+    <w:r>
+      <w:rPr>
+        <w:color w:val="000000"/>
+        <w:sz w:val="18"/>
       </w:rPr>
       <w:fldChar w:fldCharType="begin"/>
     </w:r>
     <w:r>
       <w:rPr>
-        <w:rFonts w:ascii="Times New Roman" w:hAnsi="Times New Roman" w:eastAsia="Times New Roman" w:cs="Times New Roman"/>
-        <w:b w:val="0"/>
-        <w:sz w:val="20"/>
+        <w:sz w:val="18"/>
       </w:rPr>
       <w:instrText xml:space="preserve"> PAGE </w:instrText>
     </w:r>
     <w:r>
       <w:rPr>
-        <w:rFonts w:ascii="Times New Roman" w:hAnsi="Times New Roman" w:eastAsia="Times New Roman" w:cs="Times New Roman"/>
-        <w:b w:val="0"/>
-        <w:sz w:val="20"/>
+        <w:sz w:val="18"/>
+      </w:rPr>
+      <w:fldChar w:fldCharType="separate"/>
+    </w:r>
+    <w:r>
+      <w:rPr>
+        <w:sz w:val="18"/>
+      </w:rPr>
+      <w:t>1</w:t>
+    </w:r>
+    <w:r>
+      <w:rPr>
+        <w:sz w:val="18"/>
       </w:rPr>
       <w:fldChar w:fldCharType="end"/>
+    </w:r>
+    <w:r>
+      <w:rPr>
+        <w:color w:val="000000"/>
+        <w:sz w:val="18"/>
+      </w:rPr>
+      <w:t xml:space="preserve"> 页 / 共 </w:t>
+    </w:r>
+    <w:r>
+      <w:rPr>
+        <w:color w:val="000000"/>
+        <w:sz w:val="18"/>
+      </w:rPr>
+      <w:fldChar w:fldCharType="begin"/>
+    </w:r>
+    <w:r>
+      <w:rPr>
+        <w:sz w:val="18"/>
+      </w:rPr>
+      <w:instrText xml:space="preserve"> NUMPAGES </w:instrText>
+    </w:r>
+    <w:r>
+      <w:rPr>
+        <w:sz w:val="18"/>
+      </w:rPr>
+      <w:fldChar w:fldCharType="separate"/>
+    </w:r>
+    <w:r>
+      <w:rPr>
+        <w:sz w:val="18"/>
+      </w:rPr>
+      <w:t>1</w:t>
+    </w:r>
+    <w:r>
+      <w:rPr>
+        <w:sz w:val="18"/>
+      </w:rPr>
+      <w:fldChar w:fldCharType="end"/>
+    </w:r>
+    <w:r>
+      <w:rPr>
+        <w:color w:val="000000"/>
+        <w:sz w:val="18"/>
+      </w:rPr>
+      <w:t xml:space="preserve"> 页</w:t>
     </w:r>
   </w:p>
 </w:ftr>
@@ -36754,6 +36493,26 @@
     </w:p>
   </w:footnote>
 </w:footnotes>
+</file>
+
+<file path=word/header1.xml><?xml version="1.0" encoding="utf-8"?>
+<w:hdr xmlns:m="http://schemas.openxmlformats.org/officeDocument/2006/math" xmlns:mc="http://schemas.openxmlformats.org/markup-compatibility/2006" xmlns:mo="http://schemas.microsoft.com/office/mac/office/2008/main" xmlns:mv="urn:schemas-microsoft-com:mac:vml" xmlns:o="urn:schemas-microsoft-com:office:office" xmlns:r="http://schemas.openxmlformats.org/officeDocument/2006/relationships" xmlns:v="urn:schemas-microsoft-com:vml" xmlns:w10="urn:schemas-microsoft-com:office:word" xmlns:w14="http://schemas.microsoft.com/office/word/2010/wordml" xmlns:w="http://schemas.openxmlformats.org/wordprocessingml/2006/main" xmlns:wne="http://schemas.microsoft.com/office/word/2006/wordml" xmlns:wp14="http://schemas.microsoft.com/office/word/2010/wordprocessingDrawing" xmlns:wp="http://schemas.openxmlformats.org/drawingml/2006/wordprocessingDrawing" xmlns:wpc="http://schemas.microsoft.com/office/word/2010/wordprocessingCanvas" xmlns:wpg="http://schemas.microsoft.com/office/word/2010/wordprocessingGroup" xmlns:wpi="http://schemas.microsoft.com/office/word/2010/wordprocessingInk" xmlns:wps="http://schemas.microsoft.com/office/word/2010/wordprocessingShape" mc:Ignorable="w14 wp14">
+  <w:p>
+    <w:pPr>
+      <w:jc w:val="right"/>
+      <w:pBdr>
+        <w:bottom w:val="single" w:sz="4" w:space="2" w:color="000000"/>
+      </w:pBdr>
+    </w:pPr>
+    <w:r>
+      <w:rPr>
+        <w:color w:val="000000"/>
+        <w:sz w:val="18"/>
+      </w:rPr>
+      <w:t>第一轮原理·8-氧化还原与电化学（学生版）</w:t>
+    </w:r>
+  </w:p>
+</w:hdr>
 </file>
 
 <file path=word/numbering.xml><?xml version="1.0" encoding="utf-8"?>
@@ -37192,6 +36951,91 @@
       </w:pPr>
     </w:lvl>
   </w:abstractNum>
+  <w:abstractNum w:abstractNumId="99433">
+    <w:nsid w:val="00A99433"/>
+    <w:multiLevelType w:val="multilevel"/>
+    <w:lvl w:ilvl="0">
+      <w:start w:val="3"/>
+      <w:numFmt w:val="decimal"/>
+      <w:lvlText w:val="(%1)"/>
+      <w:lvlJc w:val="left"/>
+      <w:pPr>
+        <w:ind w:left="720" w:hanging="360"/>
+      </w:pPr>
+    </w:lvl>
+    <w:lvl w:ilvl="1">
+      <w:start w:val="3"/>
+      <w:numFmt w:val="decimal"/>
+      <w:lvlText w:val="(%2)"/>
+      <w:lvlJc w:val="left"/>
+      <w:pPr>
+        <w:ind w:left="1440" w:hanging="360"/>
+      </w:pPr>
+    </w:lvl>
+    <w:lvl w:ilvl="2">
+      <w:start w:val="3"/>
+      <w:numFmt w:val="decimal"/>
+      <w:lvlText w:val="(%3)"/>
+      <w:lvlJc w:val="left"/>
+      <w:pPr>
+        <w:ind w:left="2160" w:hanging="360"/>
+      </w:pPr>
+    </w:lvl>
+    <w:lvl w:ilvl="3">
+      <w:start w:val="3"/>
+      <w:numFmt w:val="decimal"/>
+      <w:lvlText w:val="(%4)"/>
+      <w:lvlJc w:val="left"/>
+      <w:pPr>
+        <w:ind w:left="2880" w:hanging="360"/>
+      </w:pPr>
+    </w:lvl>
+    <w:lvl w:ilvl="4">
+      <w:start w:val="3"/>
+      <w:numFmt w:val="decimal"/>
+      <w:lvlText w:val="(%5)"/>
+      <w:lvlJc w:val="left"/>
+      <w:pPr>
+        <w:ind w:left="3600" w:hanging="360"/>
+      </w:pPr>
+    </w:lvl>
+    <w:lvl w:ilvl="5">
+      <w:start w:val="3"/>
+      <w:numFmt w:val="decimal"/>
+      <w:lvlText w:val="(%6)"/>
+      <w:lvlJc w:val="left"/>
+      <w:pPr>
+        <w:ind w:left="4320" w:hanging="360"/>
+      </w:pPr>
+    </w:lvl>
+    <w:lvl w:ilvl="6">
+      <w:start w:val="3"/>
+      <w:numFmt w:val="decimal"/>
+      <w:lvlText w:val="(%7)"/>
+      <w:lvlJc w:val="left"/>
+      <w:pPr>
+        <w:ind w:left="5040" w:hanging="360"/>
+      </w:pPr>
+    </w:lvl>
+    <w:lvl w:ilvl="7">
+      <w:start w:val="3"/>
+      <w:numFmt w:val="decimal"/>
+      <w:lvlText w:val="(%8)"/>
+      <w:lvlJc w:val="left"/>
+      <w:pPr>
+        <w:ind w:left="5760" w:hanging="360"/>
+      </w:pPr>
+    </w:lvl>
+    <w:lvl w:ilvl="8">
+      <w:start w:val="3"/>
+      <w:numFmt w:val="decimal"/>
+      <w:lvlText w:val="(%9)"/>
+      <w:lvlJc w:val="left"/>
+      <w:pPr>
+        <w:ind w:left="6480" w:hanging="360"/>
+      </w:pPr>
+    </w:lvl>
+  </w:abstractNum>
   <w:num w:numId="1000">
     <w:abstractNumId w:val="990"/>
   </w:num>
@@ -37232,33 +37076,33 @@
     </w:lvlOverride>
   </w:num>
   <w:num w:numId="1004">
-    <w:abstractNumId w:val="99431"/>
+    <w:abstractNumId w:val="99432"/>
     <w:lvlOverride w:ilvl="0">
-      <w:startOverride w:val="1"/>
+      <w:startOverride w:val="2"/>
     </w:lvlOverride>
     <w:lvlOverride w:ilvl="1">
-      <w:startOverride w:val="1"/>
+      <w:startOverride w:val="2"/>
     </w:lvlOverride>
     <w:lvlOverride w:ilvl="2">
-      <w:startOverride w:val="1"/>
+      <w:startOverride w:val="2"/>
     </w:lvlOverride>
     <w:lvlOverride w:ilvl="3">
-      <w:startOverride w:val="1"/>
+      <w:startOverride w:val="2"/>
     </w:lvlOverride>
     <w:lvlOverride w:ilvl="4">
-      <w:startOverride w:val="1"/>
+      <w:startOverride w:val="2"/>
     </w:lvlOverride>
     <w:lvlOverride w:ilvl="5">
-      <w:startOverride w:val="1"/>
+      <w:startOverride w:val="2"/>
     </w:lvlOverride>
     <w:lvlOverride w:ilvl="6">
-      <w:startOverride w:val="1"/>
+      <w:startOverride w:val="2"/>
     </w:lvlOverride>
     <w:lvlOverride w:ilvl="7">
-      <w:startOverride w:val="1"/>
+      <w:startOverride w:val="2"/>
     </w:lvlOverride>
     <w:lvlOverride w:ilvl="8">
-      <w:startOverride w:val="1"/>
+      <w:startOverride w:val="2"/>
     </w:lvlOverride>
   </w:num>
   <w:num w:numId="1005">
@@ -37352,33 +37196,33 @@
     </w:lvlOverride>
   </w:num>
   <w:num w:numId="1008">
-    <w:abstractNumId w:val="99432"/>
+    <w:abstractNumId w:val="99431"/>
     <w:lvlOverride w:ilvl="0">
-      <w:startOverride w:val="2"/>
+      <w:startOverride w:val="1"/>
     </w:lvlOverride>
     <w:lvlOverride w:ilvl="1">
-      <w:startOverride w:val="2"/>
+      <w:startOverride w:val="1"/>
     </w:lvlOverride>
     <w:lvlOverride w:ilvl="2">
-      <w:startOverride w:val="2"/>
+      <w:startOverride w:val="1"/>
     </w:lvlOverride>
     <w:lvlOverride w:ilvl="3">
-      <w:startOverride w:val="2"/>
+      <w:startOverride w:val="1"/>
     </w:lvlOverride>
     <w:lvlOverride w:ilvl="4">
-      <w:startOverride w:val="2"/>
+      <w:startOverride w:val="1"/>
     </w:lvlOverride>
     <w:lvlOverride w:ilvl="5">
-      <w:startOverride w:val="2"/>
+      <w:startOverride w:val="1"/>
     </w:lvlOverride>
     <w:lvlOverride w:ilvl="6">
-      <w:startOverride w:val="2"/>
+      <w:startOverride w:val="1"/>
     </w:lvlOverride>
     <w:lvlOverride w:ilvl="7">
-      <w:startOverride w:val="2"/>
+      <w:startOverride w:val="1"/>
     </w:lvlOverride>
     <w:lvlOverride w:ilvl="8">
-      <w:startOverride w:val="2"/>
+      <w:startOverride w:val="1"/>
     </w:lvlOverride>
   </w:num>
   <w:num w:numId="1009">
@@ -37412,6 +37256,36 @@
     </w:lvlOverride>
   </w:num>
   <w:num w:numId="1010">
+    <w:abstractNumId w:val="99432"/>
+    <w:lvlOverride w:ilvl="0">
+      <w:startOverride w:val="2"/>
+    </w:lvlOverride>
+    <w:lvlOverride w:ilvl="1">
+      <w:startOverride w:val="2"/>
+    </w:lvlOverride>
+    <w:lvlOverride w:ilvl="2">
+      <w:startOverride w:val="2"/>
+    </w:lvlOverride>
+    <w:lvlOverride w:ilvl="3">
+      <w:startOverride w:val="2"/>
+    </w:lvlOverride>
+    <w:lvlOverride w:ilvl="4">
+      <w:startOverride w:val="2"/>
+    </w:lvlOverride>
+    <w:lvlOverride w:ilvl="5">
+      <w:startOverride w:val="2"/>
+    </w:lvlOverride>
+    <w:lvlOverride w:ilvl="6">
+      <w:startOverride w:val="2"/>
+    </w:lvlOverride>
+    <w:lvlOverride w:ilvl="7">
+      <w:startOverride w:val="2"/>
+    </w:lvlOverride>
+    <w:lvlOverride w:ilvl="8">
+      <w:startOverride w:val="2"/>
+    </w:lvlOverride>
+  </w:num>
+  <w:num w:numId="1011">
     <w:abstractNumId w:val="99431"/>
     <w:lvlOverride w:ilvl="0">
       <w:startOverride w:val="1"/>
@@ -37441,38 +37315,8 @@
       <w:startOverride w:val="1"/>
     </w:lvlOverride>
   </w:num>
-  <w:num w:numId="1011">
+  <w:num w:numId="1012">
     <w:abstractNumId w:val="99731"/>
-    <w:lvlOverride w:ilvl="0">
-      <w:startOverride w:val="1"/>
-    </w:lvlOverride>
-    <w:lvlOverride w:ilvl="1">
-      <w:startOverride w:val="1"/>
-    </w:lvlOverride>
-    <w:lvlOverride w:ilvl="2">
-      <w:startOverride w:val="1"/>
-    </w:lvlOverride>
-    <w:lvlOverride w:ilvl="3">
-      <w:startOverride w:val="1"/>
-    </w:lvlOverride>
-    <w:lvlOverride w:ilvl="4">
-      <w:startOverride w:val="1"/>
-    </w:lvlOverride>
-    <w:lvlOverride w:ilvl="5">
-      <w:startOverride w:val="1"/>
-    </w:lvlOverride>
-    <w:lvlOverride w:ilvl="6">
-      <w:startOverride w:val="1"/>
-    </w:lvlOverride>
-    <w:lvlOverride w:ilvl="7">
-      <w:startOverride w:val="1"/>
-    </w:lvlOverride>
-    <w:lvlOverride w:ilvl="8">
-      <w:startOverride w:val="1"/>
-    </w:lvlOverride>
-  </w:num>
-  <w:num w:numId="1012">
-    <w:abstractNumId w:val="99431"/>
     <w:lvlOverride w:ilvl="0">
       <w:startOverride w:val="1"/>
     </w:lvlOverride>
@@ -37562,33 +37406,33 @@
     </w:lvlOverride>
   </w:num>
   <w:num w:numId="1015">
-    <w:abstractNumId w:val="99431"/>
+    <w:abstractNumId w:val="99433"/>
     <w:lvlOverride w:ilvl="0">
-      <w:startOverride w:val="1"/>
+      <w:startOverride w:val="3"/>
     </w:lvlOverride>
     <w:lvlOverride w:ilvl="1">
-      <w:startOverride w:val="1"/>
+      <w:startOverride w:val="3"/>
     </w:lvlOverride>
     <w:lvlOverride w:ilvl="2">
-      <w:startOverride w:val="1"/>
+      <w:startOverride w:val="3"/>
     </w:lvlOverride>
     <w:lvlOverride w:ilvl="3">
-      <w:startOverride w:val="1"/>
+      <w:startOverride w:val="3"/>
     </w:lvlOverride>
     <w:lvlOverride w:ilvl="4">
-      <w:startOverride w:val="1"/>
+      <w:startOverride w:val="3"/>
     </w:lvlOverride>
     <w:lvlOverride w:ilvl="5">
-      <w:startOverride w:val="1"/>
+      <w:startOverride w:val="3"/>
     </w:lvlOverride>
     <w:lvlOverride w:ilvl="6">
-      <w:startOverride w:val="1"/>
+      <w:startOverride w:val="3"/>
     </w:lvlOverride>
     <w:lvlOverride w:ilvl="7">
-      <w:startOverride w:val="1"/>
+      <w:startOverride w:val="3"/>
     </w:lvlOverride>
     <w:lvlOverride w:ilvl="8">
-      <w:startOverride w:val="1"/>
+      <w:startOverride w:val="3"/>
     </w:lvlOverride>
   </w:num>
   <w:num w:numId="1016">
@@ -37652,6 +37496,156 @@
     </w:lvlOverride>
   </w:num>
   <w:num w:numId="1018">
+    <w:abstractNumId w:val="99431"/>
+    <w:lvlOverride w:ilvl="0">
+      <w:startOverride w:val="1"/>
+    </w:lvlOverride>
+    <w:lvlOverride w:ilvl="1">
+      <w:startOverride w:val="1"/>
+    </w:lvlOverride>
+    <w:lvlOverride w:ilvl="2">
+      <w:startOverride w:val="1"/>
+    </w:lvlOverride>
+    <w:lvlOverride w:ilvl="3">
+      <w:startOverride w:val="1"/>
+    </w:lvlOverride>
+    <w:lvlOverride w:ilvl="4">
+      <w:startOverride w:val="1"/>
+    </w:lvlOverride>
+    <w:lvlOverride w:ilvl="5">
+      <w:startOverride w:val="1"/>
+    </w:lvlOverride>
+    <w:lvlOverride w:ilvl="6">
+      <w:startOverride w:val="1"/>
+    </w:lvlOverride>
+    <w:lvlOverride w:ilvl="7">
+      <w:startOverride w:val="1"/>
+    </w:lvlOverride>
+    <w:lvlOverride w:ilvl="8">
+      <w:startOverride w:val="1"/>
+    </w:lvlOverride>
+  </w:num>
+  <w:num w:numId="1019">
+    <w:abstractNumId w:val="99431"/>
+    <w:lvlOverride w:ilvl="0">
+      <w:startOverride w:val="1"/>
+    </w:lvlOverride>
+    <w:lvlOverride w:ilvl="1">
+      <w:startOverride w:val="1"/>
+    </w:lvlOverride>
+    <w:lvlOverride w:ilvl="2">
+      <w:startOverride w:val="1"/>
+    </w:lvlOverride>
+    <w:lvlOverride w:ilvl="3">
+      <w:startOverride w:val="1"/>
+    </w:lvlOverride>
+    <w:lvlOverride w:ilvl="4">
+      <w:startOverride w:val="1"/>
+    </w:lvlOverride>
+    <w:lvlOverride w:ilvl="5">
+      <w:startOverride w:val="1"/>
+    </w:lvlOverride>
+    <w:lvlOverride w:ilvl="6">
+      <w:startOverride w:val="1"/>
+    </w:lvlOverride>
+    <w:lvlOverride w:ilvl="7">
+      <w:startOverride w:val="1"/>
+    </w:lvlOverride>
+    <w:lvlOverride w:ilvl="8">
+      <w:startOverride w:val="1"/>
+    </w:lvlOverride>
+  </w:num>
+  <w:num w:numId="1020">
+    <w:abstractNumId w:val="99431"/>
+    <w:lvlOverride w:ilvl="0">
+      <w:startOverride w:val="1"/>
+    </w:lvlOverride>
+    <w:lvlOverride w:ilvl="1">
+      <w:startOverride w:val="1"/>
+    </w:lvlOverride>
+    <w:lvlOverride w:ilvl="2">
+      <w:startOverride w:val="1"/>
+    </w:lvlOverride>
+    <w:lvlOverride w:ilvl="3">
+      <w:startOverride w:val="1"/>
+    </w:lvlOverride>
+    <w:lvlOverride w:ilvl="4">
+      <w:startOverride w:val="1"/>
+    </w:lvlOverride>
+    <w:lvlOverride w:ilvl="5">
+      <w:startOverride w:val="1"/>
+    </w:lvlOverride>
+    <w:lvlOverride w:ilvl="6">
+      <w:startOverride w:val="1"/>
+    </w:lvlOverride>
+    <w:lvlOverride w:ilvl="7">
+      <w:startOverride w:val="1"/>
+    </w:lvlOverride>
+    <w:lvlOverride w:ilvl="8">
+      <w:startOverride w:val="1"/>
+    </w:lvlOverride>
+  </w:num>
+  <w:num w:numId="1021">
+    <w:abstractNumId w:val="99431"/>
+    <w:lvlOverride w:ilvl="0">
+      <w:startOverride w:val="1"/>
+    </w:lvlOverride>
+    <w:lvlOverride w:ilvl="1">
+      <w:startOverride w:val="1"/>
+    </w:lvlOverride>
+    <w:lvlOverride w:ilvl="2">
+      <w:startOverride w:val="1"/>
+    </w:lvlOverride>
+    <w:lvlOverride w:ilvl="3">
+      <w:startOverride w:val="1"/>
+    </w:lvlOverride>
+    <w:lvlOverride w:ilvl="4">
+      <w:startOverride w:val="1"/>
+    </w:lvlOverride>
+    <w:lvlOverride w:ilvl="5">
+      <w:startOverride w:val="1"/>
+    </w:lvlOverride>
+    <w:lvlOverride w:ilvl="6">
+      <w:startOverride w:val="1"/>
+    </w:lvlOverride>
+    <w:lvlOverride w:ilvl="7">
+      <w:startOverride w:val="1"/>
+    </w:lvlOverride>
+    <w:lvlOverride w:ilvl="8">
+      <w:startOverride w:val="1"/>
+    </w:lvlOverride>
+  </w:num>
+  <w:num w:numId="1022">
+    <w:abstractNumId w:val="99431"/>
+    <w:lvlOverride w:ilvl="0">
+      <w:startOverride w:val="1"/>
+    </w:lvlOverride>
+    <w:lvlOverride w:ilvl="1">
+      <w:startOverride w:val="1"/>
+    </w:lvlOverride>
+    <w:lvlOverride w:ilvl="2">
+      <w:startOverride w:val="1"/>
+    </w:lvlOverride>
+    <w:lvlOverride w:ilvl="3">
+      <w:startOverride w:val="1"/>
+    </w:lvlOverride>
+    <w:lvlOverride w:ilvl="4">
+      <w:startOverride w:val="1"/>
+    </w:lvlOverride>
+    <w:lvlOverride w:ilvl="5">
+      <w:startOverride w:val="1"/>
+    </w:lvlOverride>
+    <w:lvlOverride w:ilvl="6">
+      <w:startOverride w:val="1"/>
+    </w:lvlOverride>
+    <w:lvlOverride w:ilvl="7">
+      <w:startOverride w:val="1"/>
+    </w:lvlOverride>
+    <w:lvlOverride w:ilvl="8">
+      <w:startOverride w:val="1"/>
+    </w:lvlOverride>
+  </w:num>
+  <w:num w:numId="1023">
     <w:abstractNumId w:val="99432"/>
     <w:lvlOverride w:ilvl="0">
       <w:startOverride w:val="2"/>
@@ -37681,7 +37675,7 @@
       <w:startOverride w:val="2"/>
     </w:lvlOverride>
   </w:num>
-  <w:num w:numId="1019">
+  <w:num w:numId="1024">
     <w:abstractNumId w:val="99431"/>
     <w:lvlOverride w:ilvl="0">
       <w:startOverride w:val="1"/>
@@ -37789,7 +37783,7 @@
     <ns0:rPr>
       <ns0:rFonts ns0:ascii="Times New Roman" ns0:cs="Times New Roman" ns0:eastAsia="SimHei" ns0:hAnsi="Times New Roman"/>
       <ns0:b/>
-      <ns0:color ns0:val="000000"/>
+      <ns0:color ns0:val="17324D"/>
       <ns0:sz ns0:val="44"/>
       <ns0:szCs ns0:val="56"/>
     </ns0:rPr>
@@ -37931,7 +37925,7 @@
     <ns0:rPr>
       <ns0:rFonts ns0:ascii="Times New Roman" ns0:cs="Times New Roman" ns0:eastAsia="SimHei" ns0:hAnsi="Times New Roman"/>
       <ns0:b/>
-      <ns0:color ns0:val="000000"/>
+      <ns0:color ns0:val="17324D"/>
       <ns0:sz ns0:val="32"/>
       <ns0:szCs ns0:val="40"/>
     </ns0:rPr>
@@ -37955,7 +37949,7 @@
     <ns0:rPr>
       <ns0:rFonts ns0:ascii="Times New Roman" ns0:cs="Times New Roman" ns0:eastAsia="SimHei" ns0:hAnsi="Times New Roman"/>
       <ns0:b/>
-      <ns0:color ns0:val="000000"/>
+      <ns0:color ns0:val="17324D"/>
       <ns0:sz ns0:val="28"/>
       <ns0:szCs ns0:val="32"/>
     </ns0:rPr>
@@ -37979,7 +37973,7 @@
     <ns0:rPr>
       <ns0:rFonts ns0:ascii="Times New Roman" ns0:cs="Times New Roman" ns0:eastAsia="SimHei" ns0:hAnsi="Times New Roman"/>
       <ns0:b/>
-      <ns0:color ns0:val="000000"/>
+      <ns0:color ns0:val="17324D"/>
       <ns0:sz ns0:val="25"/>
       <ns0:szCs ns0:val="28"/>
     </ns0:rPr>
@@ -38455,7 +38449,7 @@
     <w:rPr>
       <w:rFonts w:ascii="Times New Roman" w:hAnsi="Times New Roman" w:eastAsia="FangSong" w:cs="Times New Roman"/>
       <w:b/>
-      <w:color w:val="007020"/>
+      <w:color w:val="000000"/>
     </w:rPr>
   </w:style>
   <w:style w:type="character" w:customStyle="1" w:styleId="DataTypeTok">
@@ -38463,7 +38457,7 @@
     <w:basedOn w:val="VerbatimChar"/>
     <w:rPr>
       <w:rFonts w:ascii="Times New Roman" w:hAnsi="Times New Roman" w:eastAsia="FangSong" w:cs="Times New Roman"/>
-      <w:color w:val="902000"/>
+      <w:color w:val="000000"/>
     </w:rPr>
   </w:style>
   <w:style w:type="character" w:customStyle="1" w:styleId="DecValTok">
@@ -38471,7 +38465,7 @@
     <w:basedOn w:val="VerbatimChar"/>
     <w:rPr>
       <w:rFonts w:ascii="Times New Roman" w:hAnsi="Times New Roman" w:eastAsia="FangSong" w:cs="Times New Roman"/>
-      <w:color w:val="40a070"/>
+      <w:color w:val="000000"/>
     </w:rPr>
   </w:style>
   <w:style w:type="character" w:customStyle="1" w:styleId="BaseNTok">
@@ -38479,7 +38473,7 @@
     <w:basedOn w:val="VerbatimChar"/>
     <w:rPr>
       <w:rFonts w:ascii="Times New Roman" w:hAnsi="Times New Roman" w:eastAsia="FangSong" w:cs="Times New Roman"/>
-      <w:color w:val="40a070"/>
+      <w:color w:val="000000"/>
     </w:rPr>
   </w:style>
   <w:style w:type="character" w:customStyle="1" w:styleId="FloatTok">
@@ -38487,7 +38481,7 @@
     <w:basedOn w:val="VerbatimChar"/>
     <w:rPr>
       <w:rFonts w:ascii="Times New Roman" w:hAnsi="Times New Roman" w:eastAsia="FangSong" w:cs="Times New Roman"/>
-      <w:color w:val="40a070"/>
+      <w:color w:val="000000"/>
     </w:rPr>
   </w:style>
   <w:style w:type="character" w:customStyle="1" w:styleId="ConstantTok">
@@ -38495,7 +38489,7 @@
     <w:basedOn w:val="VerbatimChar"/>
     <w:rPr>
       <w:rFonts w:ascii="Times New Roman" w:hAnsi="Times New Roman" w:eastAsia="FangSong" w:cs="Times New Roman"/>
-      <w:color w:val="880000"/>
+      <w:color w:val="000000"/>
     </w:rPr>
   </w:style>
   <w:style w:type="character" w:customStyle="1" w:styleId="CharTok">
@@ -38503,7 +38497,7 @@
     <w:basedOn w:val="VerbatimChar"/>
     <w:rPr>
       <w:rFonts w:ascii="Times New Roman" w:hAnsi="Times New Roman" w:eastAsia="FangSong" w:cs="Times New Roman"/>
-      <w:color w:val="4070a0"/>
+      <w:color w:val="000000"/>
     </w:rPr>
   </w:style>
   <w:style w:type="character" w:customStyle="1" w:styleId="SpecialCharTok">
@@ -38511,7 +38505,7 @@
     <w:basedOn w:val="VerbatimChar"/>
     <w:rPr>
       <w:rFonts w:ascii="Times New Roman" w:hAnsi="Times New Roman" w:eastAsia="FangSong" w:cs="Times New Roman"/>
-      <w:color w:val="4070a0"/>
+      <w:color w:val="000000"/>
     </w:rPr>
   </w:style>
   <w:style w:type="character" w:customStyle="1" w:styleId="StringTok">
@@ -38519,7 +38513,7 @@
     <w:basedOn w:val="VerbatimChar"/>
     <w:rPr>
       <w:rFonts w:ascii="Times New Roman" w:hAnsi="Times New Roman" w:eastAsia="FangSong" w:cs="Times New Roman"/>
-      <w:color w:val="4070a0"/>
+      <w:color w:val="000000"/>
     </w:rPr>
   </w:style>
   <w:style w:type="character" w:customStyle="1" w:styleId="VerbatimStringTok">
@@ -38527,7 +38521,7 @@
     <w:basedOn w:val="VerbatimChar"/>
     <w:rPr>
       <w:rFonts w:ascii="Times New Roman" w:hAnsi="Times New Roman" w:eastAsia="FangSong" w:cs="Times New Roman"/>
-      <w:color w:val="4070a0"/>
+      <w:color w:val="000000"/>
     </w:rPr>
   </w:style>
   <w:style w:type="character" w:customStyle="1" w:styleId="SpecialStringTok">
@@ -38535,7 +38529,7 @@
     <w:basedOn w:val="VerbatimChar"/>
     <w:rPr>
       <w:rFonts w:ascii="Times New Roman" w:hAnsi="Times New Roman" w:eastAsia="FangSong" w:cs="Times New Roman"/>
-      <w:color w:val="bb6688"/>
+      <w:color w:val="000000"/>
     </w:rPr>
   </w:style>
   <w:style w:type="character" w:customStyle="1" w:styleId="ImportTok">
@@ -38544,7 +38538,7 @@
     <w:rPr>
       <w:rFonts w:ascii="Times New Roman" w:hAnsi="Times New Roman" w:eastAsia="FangSong" w:cs="Times New Roman"/>
       <w:b/>
-      <w:color w:val="008000"/>
+      <w:color w:val="000000"/>
     </w:rPr>
   </w:style>
   <w:style w:type="character" w:customStyle="1" w:styleId="CommentTok">
@@ -38553,7 +38547,7 @@
     <w:rPr>
       <w:rFonts w:ascii="Times New Roman" w:hAnsi="Times New Roman" w:eastAsia="FangSong" w:cs="Times New Roman"/>
       <w:i/>
-      <w:color w:val="60a0b0"/>
+      <w:color w:val="000000"/>
     </w:rPr>
   </w:style>
   <w:style w:type="character" w:customStyle="1" w:styleId="DocumentationTok">
@@ -38562,7 +38556,7 @@
     <w:rPr>
       <w:rFonts w:ascii="Times New Roman" w:hAnsi="Times New Roman" w:eastAsia="FangSong" w:cs="Times New Roman"/>
       <w:i/>
-      <w:color w:val="ba2121"/>
+      <w:color w:val="000000"/>
     </w:rPr>
   </w:style>
   <w:style w:type="character" w:customStyle="1" w:styleId="AnnotationTok">
@@ -38572,7 +38566,7 @@
       <w:rFonts w:ascii="Times New Roman" w:hAnsi="Times New Roman" w:eastAsia="FangSong" w:cs="Times New Roman"/>
       <w:b/>
       <w:i/>
-      <w:color w:val="60a0b0"/>
+      <w:color w:val="000000"/>
     </w:rPr>
   </w:style>
   <w:style w:type="character" w:customStyle="1" w:styleId="CommentVarTok">
@@ -38582,7 +38576,7 @@
       <w:rFonts w:ascii="Times New Roman" w:hAnsi="Times New Roman" w:eastAsia="FangSong" w:cs="Times New Roman"/>
       <w:b/>
       <w:i/>
-      <w:color w:val="60a0b0"/>
+      <w:color w:val="000000"/>
     </w:rPr>
   </w:style>
   <w:style w:type="character" w:customStyle="1" w:styleId="OtherTok">
@@ -38590,7 +38584,7 @@
     <w:basedOn w:val="VerbatimChar"/>
     <w:rPr>
       <w:rFonts w:ascii="Times New Roman" w:hAnsi="Times New Roman" w:eastAsia="FangSong" w:cs="Times New Roman"/>
-      <w:color w:val="007020"/>
+      <w:color w:val="000000"/>
     </w:rPr>
   </w:style>
   <w:style w:type="character" w:customStyle="1" w:styleId="FunctionTok">
@@ -38598,7 +38592,7 @@
     <w:basedOn w:val="VerbatimChar"/>
     <w:rPr>
       <w:rFonts w:ascii="Times New Roman" w:hAnsi="Times New Roman" w:eastAsia="FangSong" w:cs="Times New Roman"/>
-      <w:color w:val="06287e"/>
+      <w:color w:val="000000"/>
     </w:rPr>
   </w:style>
   <w:style w:type="character" w:customStyle="1" w:styleId="VariableTok">
@@ -38606,7 +38600,7 @@
     <w:basedOn w:val="VerbatimChar"/>
     <w:rPr>
       <w:rFonts w:ascii="Times New Roman" w:hAnsi="Times New Roman" w:eastAsia="FangSong" w:cs="Times New Roman"/>
-      <w:color w:val="19177c"/>
+      <w:color w:val="000000"/>
     </w:rPr>
   </w:style>
   <w:style w:type="character" w:customStyle="1" w:styleId="ControlFlowTok">
@@ -38615,7 +38609,7 @@
     <w:rPr>
       <w:rFonts w:ascii="Times New Roman" w:hAnsi="Times New Roman" w:eastAsia="FangSong" w:cs="Times New Roman"/>
       <w:b/>
-      <w:color w:val="007020"/>
+      <w:color w:val="000000"/>
     </w:rPr>
   </w:style>
   <w:style w:type="character" w:customStyle="1" w:styleId="OperatorTok">
@@ -38623,7 +38617,7 @@
     <w:basedOn w:val="VerbatimChar"/>
     <w:rPr>
       <w:rFonts w:ascii="Times New Roman" w:hAnsi="Times New Roman" w:eastAsia="FangSong" w:cs="Times New Roman"/>
-      <w:color w:val="666666"/>
+      <w:color w:val="000000"/>
     </w:rPr>
   </w:style>
   <w:style w:type="character" w:customStyle="1" w:styleId="BuiltInTok">
@@ -38631,7 +38625,7 @@
     <w:basedOn w:val="VerbatimChar"/>
     <w:rPr>
       <w:rFonts w:ascii="Times New Roman" w:hAnsi="Times New Roman" w:eastAsia="FangSong" w:cs="Times New Roman"/>
-      <w:color w:val="008000"/>
+      <w:color w:val="000000"/>
     </w:rPr>
   </w:style>
   <w:style w:type="character" w:customStyle="1" w:styleId="ExtensionTok">
@@ -38646,7 +38640,7 @@
     <w:basedOn w:val="VerbatimChar"/>
     <w:rPr>
       <w:rFonts w:ascii="Times New Roman" w:hAnsi="Times New Roman" w:eastAsia="FangSong" w:cs="Times New Roman"/>
-      <w:color w:val="bc7a00"/>
+      <w:color w:val="000000"/>
     </w:rPr>
   </w:style>
   <w:style w:type="character" w:customStyle="1" w:styleId="AttributeTok">
@@ -38654,7 +38648,7 @@
     <w:basedOn w:val="VerbatimChar"/>
     <w:rPr>
       <w:rFonts w:ascii="Times New Roman" w:hAnsi="Times New Roman" w:eastAsia="FangSong" w:cs="Times New Roman"/>
-      <w:color w:val="7d9029"/>
+      <w:color w:val="000000"/>
     </w:rPr>
   </w:style>
   <w:style w:type="character" w:customStyle="1" w:styleId="RegionMarkerTok">
@@ -38671,7 +38665,7 @@
       <w:rFonts w:ascii="Times New Roman" w:hAnsi="Times New Roman" w:eastAsia="FangSong" w:cs="Times New Roman"/>
       <w:b/>
       <w:i/>
-      <w:color w:val="60a0b0"/>
+      <w:color w:val="000000"/>
     </w:rPr>
   </w:style>
   <w:style w:type="character" w:customStyle="1" w:styleId="WarningTok">
@@ -38681,7 +38675,7 @@
       <w:rFonts w:ascii="Times New Roman" w:hAnsi="Times New Roman" w:eastAsia="FangSong" w:cs="Times New Roman"/>
       <w:b/>
       <w:i/>
-      <w:color w:val="60a0b0"/>
+      <w:color w:val="000000"/>
     </w:rPr>
   </w:style>
   <w:style w:type="character" w:customStyle="1" w:styleId="AlertTok">
@@ -38690,7 +38684,7 @@
     <w:rPr>
       <w:rFonts w:ascii="Times New Roman" w:hAnsi="Times New Roman" w:eastAsia="FangSong" w:cs="Times New Roman"/>
       <w:b/>
-      <w:color w:val="ff0000"/>
+      <w:color w:val="000000"/>
     </w:rPr>
   </w:style>
   <w:style w:type="character" w:customStyle="1" w:styleId="ErrorTok">
@@ -38699,7 +38693,7 @@
     <w:rPr>
       <w:rFonts w:ascii="Times New Roman" w:hAnsi="Times New Roman" w:eastAsia="FangSong" w:cs="Times New Roman"/>
       <w:b/>
-      <w:color w:val="ff0000"/>
+      <w:color w:val="000000"/>
     </w:rPr>
   </w:style>
   <w:style w:type="character" w:customStyle="1" w:styleId="NormalTok">
